--- a/тест доки/example.docx
+++ b/тест доки/example.docx
@@ -4,24 +4,1349 @@
   <w:body>
     <w:p>
       <w:pPr>
+        <w:pStyle w:val="1"/>
+      </w:pPr>
+      <w:bookmarkStart w:id="0" w:name="_TOC_250004"/>
+      <w:bookmarkEnd w:id="0"/>
+      <w:r>
+        <w:rPr>
+          <w:color w:val="00649A"/>
+          <w:spacing w:val="-2"/>
+        </w:rPr>
+        <w:t>Содержание</w:t>
+      </w:r>
+    </w:p>
+    <w:sdt>
+      <w:sdtPr>
+        <w:id w:val="271973356"/>
+        <w:docPartObj>
+          <w:docPartGallery w:val="Table of Contents"/>
+          <w:docPartUnique/>
+        </w:docPartObj>
+      </w:sdtPr>
+      <w:sdtEndPr/>
+      <w:sdtContent>
+        <w:p>
+          <w:pPr>
+            <w:pStyle w:val="10"/>
+            <w:tabs>
+              <w:tab w:val="left" w:pos="7227"/>
+            </w:tabs>
+            <w:spacing w:before="669"/>
+            <w:rPr>
+              <w:rFonts w:ascii="Calibri" w:hAnsi="Calibri"/>
+            </w:rPr>
+          </w:pPr>
+          <w:hyperlink w:anchor="_TOC_250004" w:history="1">
+            <w:r>
+              <w:rPr>
+                <w:spacing w:val="-2"/>
+              </w:rPr>
+              <w:t>Содержание</w:t>
+            </w:r>
+            <w:r>
+              <w:rPr>
+                <w:rFonts w:ascii="Times New Roman" w:hAnsi="Times New Roman"/>
+                <w:b w:val="0"/>
+              </w:rPr>
+              <w:tab/>
+            </w:r>
+            <w:r>
+              <w:rPr>
+                <w:rFonts w:ascii="Calibri" w:hAnsi="Calibri"/>
+                <w:spacing w:val="-10"/>
+              </w:rPr>
+              <w:t>1</w:t>
+            </w:r>
+          </w:hyperlink>
+        </w:p>
+        <w:p>
+          <w:pPr>
+            <w:pStyle w:val="10"/>
+            <w:tabs>
+              <w:tab w:val="left" w:pos="7227"/>
+            </w:tabs>
+            <w:rPr>
+              <w:rFonts w:ascii="Calibri" w:hAnsi="Calibri"/>
+            </w:rPr>
+          </w:pPr>
+          <w:hyperlink w:anchor="_TOC_250003" w:history="1">
+            <w:r>
+              <w:rPr>
+                <w:spacing w:val="-2"/>
+              </w:rPr>
+              <w:t>Минимальный</w:t>
+            </w:r>
+            <w:r>
+              <w:rPr>
+                <w:spacing w:val="-4"/>
+              </w:rPr>
+              <w:t xml:space="preserve"> </w:t>
+            </w:r>
+            <w:r>
+              <w:rPr>
+                <w:spacing w:val="-2"/>
+              </w:rPr>
+              <w:t>состав</w:t>
+            </w:r>
+            <w:r>
+              <w:rPr>
+                <w:spacing w:val="-3"/>
+              </w:rPr>
+              <w:t xml:space="preserve"> </w:t>
+            </w:r>
+            <w:r>
+              <w:rPr>
+                <w:spacing w:val="-2"/>
+              </w:rPr>
+              <w:t>радиооборудования</w:t>
+            </w:r>
+            <w:r>
+              <w:rPr>
+                <w:rFonts w:ascii="Times New Roman" w:hAnsi="Times New Roman"/>
+                <w:b w:val="0"/>
+              </w:rPr>
+              <w:tab/>
+            </w:r>
+            <w:r>
+              <w:rPr>
+                <w:rFonts w:ascii="Calibri" w:hAnsi="Calibri"/>
+                <w:spacing w:val="-10"/>
+              </w:rPr>
+              <w:t>5</w:t>
+            </w:r>
+          </w:hyperlink>
+        </w:p>
+        <w:p>
+          <w:pPr>
+            <w:pStyle w:val="10"/>
+            <w:tabs>
+              <w:tab w:val="left" w:pos="7227"/>
+            </w:tabs>
+            <w:rPr>
+              <w:rFonts w:ascii="Calibri" w:hAnsi="Calibri"/>
+            </w:rPr>
+          </w:pPr>
+          <w:r>
+            <w:rPr>
+              <w:spacing w:val="-2"/>
+            </w:rPr>
+            <w:t>Дополнительное</w:t>
+          </w:r>
+          <w:r>
+            <w:rPr>
+              <w:spacing w:val="2"/>
+            </w:rPr>
+            <w:t xml:space="preserve"> </w:t>
+          </w:r>
+          <w:r>
+            <w:rPr>
+              <w:spacing w:val="-2"/>
+            </w:rPr>
+            <w:t>оборудование</w:t>
+          </w:r>
+          <w:r>
+            <w:rPr>
+              <w:rFonts w:ascii="Times New Roman" w:hAnsi="Times New Roman"/>
+              <w:b w:val="0"/>
+            </w:rPr>
+            <w:tab/>
+          </w:r>
+          <w:r>
+            <w:rPr>
+              <w:rFonts w:ascii="Calibri" w:hAnsi="Calibri"/>
+              <w:spacing w:val="-10"/>
+            </w:rPr>
+            <w:t>9</w:t>
+          </w:r>
+        </w:p>
+        <w:p>
+          <w:pPr>
+            <w:pStyle w:val="10"/>
+            <w:tabs>
+              <w:tab w:val="left" w:pos="7125"/>
+            </w:tabs>
+            <w:spacing w:before="243" w:line="252" w:lineRule="auto"/>
+            <w:ind w:right="289"/>
+            <w:rPr>
+              <w:rFonts w:ascii="Calibri" w:hAnsi="Calibri"/>
+            </w:rPr>
+          </w:pPr>
+          <w:hyperlink w:anchor="_TOC_250002" w:history="1">
+            <w:r>
+              <w:t xml:space="preserve">Дополнительные требования по дублированию </w:t>
+            </w:r>
+            <w:r>
+              <w:rPr>
+                <w:spacing w:val="-2"/>
+              </w:rPr>
+              <w:t>радиооборудования</w:t>
+            </w:r>
+            <w:r>
+              <w:rPr>
+                <w:rFonts w:ascii="Calibri" w:hAnsi="Calibri"/>
+                <w:spacing w:val="-2"/>
+              </w:rPr>
+              <w:t>:</w:t>
+            </w:r>
+            <w:r>
+              <w:rPr>
+                <w:rFonts w:ascii="Times New Roman" w:hAnsi="Times New Roman"/>
+                <w:b w:val="0"/>
+              </w:rPr>
+              <w:tab/>
+            </w:r>
+            <w:r>
+              <w:rPr>
+                <w:rFonts w:ascii="Calibri" w:hAnsi="Calibri"/>
+                <w:spacing w:val="-5"/>
+              </w:rPr>
+              <w:t>10</w:t>
+            </w:r>
+          </w:hyperlink>
+        </w:p>
+        <w:p>
+          <w:pPr>
+            <w:pStyle w:val="10"/>
+            <w:tabs>
+              <w:tab w:val="left" w:pos="7125"/>
+            </w:tabs>
+            <w:spacing w:before="228"/>
+            <w:rPr>
+              <w:rFonts w:ascii="Calibri" w:hAnsi="Calibri"/>
+            </w:rPr>
+          </w:pPr>
+          <w:r>
+            <w:rPr>
+              <w:spacing w:val="-2"/>
+            </w:rPr>
+            <w:t>Минимальный состав навигационного</w:t>
+          </w:r>
+          <w:r>
+            <w:rPr>
+              <w:spacing w:val="-1"/>
+            </w:rPr>
+            <w:t xml:space="preserve"> </w:t>
+          </w:r>
+          <w:r>
+            <w:rPr>
+              <w:spacing w:val="-2"/>
+            </w:rPr>
+            <w:t>оборудования</w:t>
+          </w:r>
+          <w:r>
+            <w:rPr>
+              <w:rFonts w:ascii="Times New Roman" w:hAnsi="Times New Roman"/>
+              <w:b w:val="0"/>
+            </w:rPr>
+            <w:tab/>
+          </w:r>
+          <w:r>
+            <w:rPr>
+              <w:rFonts w:ascii="Calibri" w:hAnsi="Calibri"/>
+              <w:spacing w:val="-5"/>
+            </w:rPr>
+            <w:t>18</w:t>
+          </w:r>
+        </w:p>
+        <w:p>
+          <w:pPr>
+            <w:pStyle w:val="10"/>
+            <w:tabs>
+              <w:tab w:val="left" w:pos="7125"/>
+            </w:tabs>
+            <w:rPr>
+              <w:rFonts w:ascii="Calibri" w:hAnsi="Calibri"/>
+            </w:rPr>
+          </w:pPr>
+          <w:hyperlink w:anchor="_TOC_250001" w:history="1">
+            <w:r>
+              <w:rPr>
+                <w:spacing w:val="-2"/>
+              </w:rPr>
+              <w:t>Источники</w:t>
+            </w:r>
+            <w:r>
+              <w:rPr>
+                <w:spacing w:val="-8"/>
+              </w:rPr>
+              <w:t xml:space="preserve"> </w:t>
+            </w:r>
+            <w:r>
+              <w:rPr>
+                <w:spacing w:val="-2"/>
+              </w:rPr>
+              <w:t>питания</w:t>
+            </w:r>
+            <w:r>
+              <w:rPr>
+                <w:rFonts w:ascii="Times New Roman" w:hAnsi="Times New Roman"/>
+                <w:b w:val="0"/>
+              </w:rPr>
+              <w:tab/>
+            </w:r>
+            <w:r>
+              <w:rPr>
+                <w:rFonts w:ascii="Calibri" w:hAnsi="Calibri"/>
+                <w:spacing w:val="-5"/>
+              </w:rPr>
+              <w:t>24</w:t>
+            </w:r>
+          </w:hyperlink>
+        </w:p>
+        <w:p>
+          <w:pPr>
+            <w:pStyle w:val="10"/>
+            <w:rPr>
+              <w:rFonts w:ascii="Calibri" w:hAnsi="Calibri"/>
+            </w:rPr>
+          </w:pPr>
+          <w:r>
+            <w:t>Нормы</w:t>
+          </w:r>
+          <w:r>
+            <w:rPr>
+              <w:spacing w:val="-14"/>
+            </w:rPr>
+            <w:t xml:space="preserve"> </w:t>
+          </w:r>
+          <w:r>
+            <w:t>оснащения</w:t>
+          </w:r>
+          <w:r>
+            <w:rPr>
+              <w:spacing w:val="-14"/>
+            </w:rPr>
+            <w:t xml:space="preserve"> </w:t>
+          </w:r>
+          <w:r>
+            <w:t>речных</w:t>
+          </w:r>
+          <w:r>
+            <w:rPr>
+              <w:spacing w:val="-14"/>
+            </w:rPr>
+            <w:t xml:space="preserve"> </w:t>
+          </w:r>
+          <w:r>
+            <w:t>судов</w:t>
+          </w:r>
+          <w:r>
+            <w:rPr>
+              <w:rFonts w:ascii="Calibri" w:hAnsi="Calibri"/>
+            </w:rPr>
+            <w:t>.</w:t>
+          </w:r>
+          <w:r>
+            <w:rPr>
+              <w:rFonts w:ascii="Calibri" w:hAnsi="Calibri"/>
+              <w:spacing w:val="-11"/>
+            </w:rPr>
+            <w:t xml:space="preserve"> </w:t>
+          </w:r>
+          <w:r>
+            <w:t>Навигационное</w:t>
+          </w:r>
+          <w:r>
+            <w:rPr>
+              <w:spacing w:val="-14"/>
+            </w:rPr>
+            <w:t xml:space="preserve"> </w:t>
+          </w:r>
+          <w:r>
+            <w:t>оборудование</w:t>
+          </w:r>
+          <w:r>
+            <w:rPr>
+              <w:rFonts w:ascii="Calibri" w:hAnsi="Calibri"/>
+            </w:rPr>
+            <w:t>.</w:t>
+          </w:r>
+          <w:r>
+            <w:rPr>
+              <w:rFonts w:ascii="Calibri" w:hAnsi="Calibri"/>
+              <w:spacing w:val="49"/>
+            </w:rPr>
+            <w:t xml:space="preserve"> </w:t>
+          </w:r>
+          <w:r>
+            <w:rPr>
+              <w:rFonts w:ascii="Calibri" w:hAnsi="Calibri"/>
+              <w:spacing w:val="-5"/>
+            </w:rPr>
+            <w:t>32</w:t>
+          </w:r>
+        </w:p>
+        <w:p>
+          <w:pPr>
+            <w:pStyle w:val="10"/>
+            <w:tabs>
+              <w:tab w:val="left" w:pos="7125"/>
+            </w:tabs>
+            <w:spacing w:before="243" w:line="252" w:lineRule="auto"/>
+            <w:ind w:right="289"/>
+            <w:rPr>
+              <w:rFonts w:ascii="Calibri" w:hAnsi="Calibri"/>
+            </w:rPr>
+          </w:pPr>
+          <w:r>
+            <w:t xml:space="preserve">Таблица совместимости моделей гидроакустических маяков с </w:t>
+          </w:r>
+          <w:r>
+            <w:rPr>
+              <w:spacing w:val="-2"/>
+            </w:rPr>
+            <w:t>черными</w:t>
+          </w:r>
+          <w:r>
+            <w:rPr>
+              <w:spacing w:val="-3"/>
+            </w:rPr>
+            <w:t xml:space="preserve"> </w:t>
+          </w:r>
+          <w:r>
+            <w:rPr>
+              <w:spacing w:val="-2"/>
+            </w:rPr>
+            <w:t>ящиками</w:t>
+          </w:r>
+          <w:r>
+            <w:rPr>
+              <w:rFonts w:ascii="Times New Roman" w:hAnsi="Times New Roman"/>
+              <w:b w:val="0"/>
+            </w:rPr>
+            <w:tab/>
+          </w:r>
+          <w:r>
+            <w:rPr>
+              <w:rFonts w:ascii="Calibri" w:hAnsi="Calibri"/>
+              <w:spacing w:val="-5"/>
+            </w:rPr>
+            <w:t>35</w:t>
+          </w:r>
+        </w:p>
+        <w:p>
+          <w:pPr>
+            <w:pStyle w:val="10"/>
+            <w:tabs>
+              <w:tab w:val="left" w:pos="7125"/>
+            </w:tabs>
+            <w:spacing w:before="227"/>
+            <w:rPr>
+              <w:rFonts w:ascii="Calibri" w:hAnsi="Calibri"/>
+            </w:rPr>
+          </w:pPr>
+          <w:r>
+            <w:rPr>
+              <w:spacing w:val="-2"/>
+            </w:rPr>
+            <w:t>Резервные</w:t>
+          </w:r>
+          <w:r>
+            <w:rPr>
+              <w:spacing w:val="-8"/>
+            </w:rPr>
+            <w:t xml:space="preserve"> </w:t>
+          </w:r>
+          <w:r>
+            <w:rPr>
+              <w:spacing w:val="-2"/>
+            </w:rPr>
+            <w:t>АКБ</w:t>
+          </w:r>
+          <w:r>
+            <w:rPr>
+              <w:spacing w:val="-7"/>
+            </w:rPr>
+            <w:t xml:space="preserve"> </w:t>
+          </w:r>
+          <w:r>
+            <w:rPr>
+              <w:spacing w:val="-2"/>
+            </w:rPr>
+            <w:t>для</w:t>
+          </w:r>
+          <w:r>
+            <w:rPr>
+              <w:spacing w:val="-7"/>
+            </w:rPr>
+            <w:t xml:space="preserve"> </w:t>
+          </w:r>
+          <w:r>
+            <w:rPr>
+              <w:spacing w:val="-5"/>
+            </w:rPr>
+            <w:t>РДР</w:t>
+          </w:r>
+          <w:r>
+            <w:rPr>
+              <w:rFonts w:ascii="Times New Roman" w:hAnsi="Times New Roman"/>
+              <w:b w:val="0"/>
+            </w:rPr>
+            <w:tab/>
+          </w:r>
+          <w:r>
+            <w:rPr>
+              <w:rFonts w:ascii="Calibri" w:hAnsi="Calibri"/>
+              <w:spacing w:val="-5"/>
+            </w:rPr>
+            <w:t>40</w:t>
+          </w:r>
+        </w:p>
+        <w:p>
+          <w:pPr>
+            <w:pStyle w:val="10"/>
+            <w:tabs>
+              <w:tab w:val="left" w:pos="7125"/>
+            </w:tabs>
+            <w:rPr>
+              <w:rFonts w:ascii="Calibri" w:hAnsi="Calibri"/>
+            </w:rPr>
+          </w:pPr>
+          <w:r>
+            <w:rPr>
+              <w:spacing w:val="-2"/>
+            </w:rPr>
+            <w:t>Гидростаты</w:t>
+          </w:r>
+          <w:r>
+            <w:rPr>
+              <w:spacing w:val="-10"/>
+            </w:rPr>
+            <w:t xml:space="preserve"> </w:t>
+          </w:r>
+          <w:r>
+            <w:rPr>
+              <w:spacing w:val="-2"/>
+            </w:rPr>
+            <w:t>и</w:t>
+          </w:r>
+          <w:r>
+            <w:rPr>
+              <w:spacing w:val="-7"/>
+            </w:rPr>
+            <w:t xml:space="preserve"> </w:t>
+          </w:r>
+          <w:r>
+            <w:rPr>
+              <w:spacing w:val="-2"/>
+            </w:rPr>
+            <w:t>элементы</w:t>
+          </w:r>
+          <w:r>
+            <w:rPr>
+              <w:spacing w:val="-7"/>
+            </w:rPr>
+            <w:t xml:space="preserve"> </w:t>
+          </w:r>
+          <w:r>
+            <w:rPr>
+              <w:spacing w:val="-2"/>
+            </w:rPr>
+            <w:t>питания</w:t>
+          </w:r>
+          <w:r>
+            <w:rPr>
+              <w:spacing w:val="-7"/>
+            </w:rPr>
+            <w:t xml:space="preserve"> </w:t>
+          </w:r>
+          <w:r>
+            <w:rPr>
+              <w:spacing w:val="-2"/>
+            </w:rPr>
+            <w:t>для</w:t>
+          </w:r>
+          <w:r>
+            <w:rPr>
+              <w:spacing w:val="-7"/>
+            </w:rPr>
+            <w:t xml:space="preserve"> </w:t>
+          </w:r>
+          <w:r>
+            <w:rPr>
+              <w:spacing w:val="-2"/>
+            </w:rPr>
+            <w:t>капсул</w:t>
+          </w:r>
+          <w:r>
+            <w:rPr>
+              <w:spacing w:val="-7"/>
+            </w:rPr>
+            <w:t xml:space="preserve"> </w:t>
+          </w:r>
+          <w:r>
+            <w:rPr>
+              <w:spacing w:val="-5"/>
+            </w:rPr>
+            <w:t>РДР</w:t>
+          </w:r>
+          <w:r>
+            <w:rPr>
+              <w:rFonts w:ascii="Times New Roman" w:hAnsi="Times New Roman"/>
+              <w:b w:val="0"/>
+            </w:rPr>
+            <w:tab/>
+          </w:r>
+          <w:r>
+            <w:rPr>
+              <w:rFonts w:ascii="Calibri" w:hAnsi="Calibri"/>
+              <w:spacing w:val="-5"/>
+            </w:rPr>
+            <w:t>49</w:t>
+          </w:r>
+        </w:p>
+        <w:p>
+          <w:pPr>
+            <w:pStyle w:val="10"/>
+            <w:tabs>
+              <w:tab w:val="left" w:pos="7125"/>
+            </w:tabs>
+            <w:rPr>
+              <w:rFonts w:ascii="Calibri" w:hAnsi="Calibri"/>
+            </w:rPr>
+          </w:pPr>
+          <w:r>
+            <w:rPr>
+              <w:spacing w:val="-2"/>
+            </w:rPr>
+            <w:t>Требования</w:t>
+          </w:r>
+          <w:r>
+            <w:rPr>
+              <w:spacing w:val="-9"/>
+            </w:rPr>
+            <w:t xml:space="preserve"> </w:t>
+          </w:r>
+          <w:r>
+            <w:rPr>
+              <w:spacing w:val="-2"/>
+            </w:rPr>
+            <w:t>к</w:t>
+          </w:r>
+          <w:r>
+            <w:rPr>
+              <w:spacing w:val="-7"/>
+            </w:rPr>
+            <w:t xml:space="preserve"> </w:t>
+          </w:r>
+          <w:r>
+            <w:rPr>
+              <w:spacing w:val="-2"/>
+            </w:rPr>
+            <w:t>записи</w:t>
+          </w:r>
+          <w:r>
+            <w:rPr>
+              <w:spacing w:val="-7"/>
+            </w:rPr>
+            <w:t xml:space="preserve"> </w:t>
+          </w:r>
+          <w:r>
+            <w:rPr>
+              <w:spacing w:val="-2"/>
+            </w:rPr>
+            <w:t>данных</w:t>
+          </w:r>
+          <w:r>
+            <w:rPr>
+              <w:spacing w:val="-7"/>
+            </w:rPr>
+            <w:t xml:space="preserve"> </w:t>
+          </w:r>
+          <w:r>
+            <w:rPr>
+              <w:spacing w:val="-2"/>
+            </w:rPr>
+            <w:t>на</w:t>
+          </w:r>
+          <w:r>
+            <w:rPr>
+              <w:spacing w:val="-7"/>
+            </w:rPr>
+            <w:t xml:space="preserve"> </w:t>
+          </w:r>
+          <w:r>
+            <w:rPr>
+              <w:spacing w:val="-2"/>
+            </w:rPr>
+            <w:t>черный</w:t>
+          </w:r>
+          <w:r>
+            <w:rPr>
+              <w:spacing w:val="-7"/>
+            </w:rPr>
+            <w:t xml:space="preserve"> </w:t>
+          </w:r>
+          <w:r>
+            <w:rPr>
+              <w:spacing w:val="-4"/>
+            </w:rPr>
+            <w:t>ящик</w:t>
+          </w:r>
+          <w:r>
+            <w:rPr>
+              <w:rFonts w:ascii="Times New Roman" w:hAnsi="Times New Roman"/>
+              <w:b w:val="0"/>
+            </w:rPr>
+            <w:tab/>
+          </w:r>
+          <w:r>
+            <w:rPr>
+              <w:rFonts w:ascii="Calibri" w:hAnsi="Calibri"/>
+              <w:spacing w:val="-5"/>
+            </w:rPr>
+            <w:t>51</w:t>
+          </w:r>
+        </w:p>
+        <w:p>
+          <w:pPr>
+            <w:pStyle w:val="10"/>
+            <w:tabs>
+              <w:tab w:val="left" w:pos="7125"/>
+            </w:tabs>
+            <w:rPr>
+              <w:rFonts w:ascii="Calibri" w:hAnsi="Calibri"/>
+            </w:rPr>
+          </w:pPr>
+          <w:r>
+            <w:rPr>
+              <w:spacing w:val="-2"/>
+            </w:rPr>
+            <w:t>Подключение</w:t>
+          </w:r>
+          <w:r>
+            <w:rPr>
+              <w:spacing w:val="-10"/>
+            </w:rPr>
+            <w:t xml:space="preserve"> </w:t>
+          </w:r>
+          <w:r>
+            <w:rPr>
+              <w:spacing w:val="-2"/>
+            </w:rPr>
+            <w:t>всплывающей</w:t>
+          </w:r>
+          <w:r>
+            <w:rPr>
+              <w:spacing w:val="-8"/>
+            </w:rPr>
+            <w:t xml:space="preserve"> </w:t>
+          </w:r>
+          <w:r>
+            <w:rPr>
+              <w:spacing w:val="-2"/>
+            </w:rPr>
+            <w:t>капсулы</w:t>
+          </w:r>
+          <w:r>
+            <w:rPr>
+              <w:spacing w:val="-8"/>
+            </w:rPr>
+            <w:t xml:space="preserve"> </w:t>
+          </w:r>
+          <w:proofErr w:type="spellStart"/>
+          <w:r>
+            <w:rPr>
+              <w:rFonts w:ascii="Calibri" w:hAnsi="Calibri"/>
+              <w:spacing w:val="-2"/>
+            </w:rPr>
+            <w:t>Tron</w:t>
+          </w:r>
+          <w:proofErr w:type="spellEnd"/>
+          <w:r>
+            <w:rPr>
+              <w:rFonts w:ascii="Calibri" w:hAnsi="Calibri"/>
+              <w:spacing w:val="2"/>
+            </w:rPr>
+            <w:t xml:space="preserve"> </w:t>
+          </w:r>
+          <w:r>
+            <w:rPr>
+              <w:rFonts w:ascii="Calibri" w:hAnsi="Calibri"/>
+              <w:spacing w:val="-2"/>
+            </w:rPr>
+            <w:t>40VDR</w:t>
+          </w:r>
+          <w:r>
+            <w:rPr>
+              <w:rFonts w:ascii="Calibri" w:hAnsi="Calibri"/>
+              <w:spacing w:val="2"/>
+            </w:rPr>
+            <w:t xml:space="preserve"> </w:t>
+          </w:r>
+          <w:r>
+            <w:rPr>
+              <w:spacing w:val="-2"/>
+            </w:rPr>
+            <w:t>к</w:t>
+          </w:r>
+          <w:r>
+            <w:rPr>
+              <w:spacing w:val="-8"/>
+            </w:rPr>
+            <w:t xml:space="preserve"> </w:t>
+          </w:r>
+          <w:r>
+            <w:rPr>
+              <w:spacing w:val="-5"/>
+            </w:rPr>
+            <w:t>РДР</w:t>
+          </w:r>
+          <w:r>
+            <w:rPr>
+              <w:rFonts w:ascii="Times New Roman" w:hAnsi="Times New Roman"/>
+              <w:b w:val="0"/>
+            </w:rPr>
+            <w:tab/>
+          </w:r>
+          <w:r>
+            <w:rPr>
+              <w:rFonts w:ascii="Calibri" w:hAnsi="Calibri"/>
+              <w:spacing w:val="-5"/>
+            </w:rPr>
+            <w:t>52</w:t>
+          </w:r>
+        </w:p>
+        <w:p>
+          <w:pPr>
+            <w:pStyle w:val="10"/>
+            <w:tabs>
+              <w:tab w:val="left" w:pos="7125"/>
+            </w:tabs>
+            <w:rPr>
+              <w:rFonts w:ascii="Calibri" w:hAnsi="Calibri"/>
+            </w:rPr>
+          </w:pPr>
+          <w:r>
+            <w:rPr>
+              <w:spacing w:val="-2"/>
+            </w:rPr>
+            <w:t>Срок</w:t>
+          </w:r>
+          <w:r>
+            <w:rPr>
+              <w:spacing w:val="-4"/>
+            </w:rPr>
+            <w:t xml:space="preserve"> </w:t>
+          </w:r>
+          <w:r>
+            <w:rPr>
+              <w:spacing w:val="-2"/>
+            </w:rPr>
+            <w:t>действия</w:t>
+          </w:r>
+          <w:r>
+            <w:rPr>
+              <w:spacing w:val="-4"/>
+            </w:rPr>
+            <w:t xml:space="preserve"> </w:t>
+          </w:r>
+          <w:r>
+            <w:rPr>
+              <w:spacing w:val="-2"/>
+            </w:rPr>
+            <w:t>батарей</w:t>
+          </w:r>
+          <w:r>
+            <w:rPr>
+              <w:spacing w:val="-3"/>
+            </w:rPr>
+            <w:t xml:space="preserve"> </w:t>
+          </w:r>
+          <w:r>
+            <w:rPr>
+              <w:rFonts w:ascii="Calibri" w:hAnsi="Calibri"/>
+              <w:spacing w:val="-5"/>
+            </w:rPr>
+            <w:t>JRC</w:t>
+          </w:r>
+          <w:r>
+            <w:rPr>
+              <w:rFonts w:ascii="Times New Roman" w:hAnsi="Times New Roman"/>
+              <w:b w:val="0"/>
+            </w:rPr>
+            <w:tab/>
+          </w:r>
+          <w:r>
+            <w:rPr>
+              <w:rFonts w:ascii="Calibri" w:hAnsi="Calibri"/>
+              <w:spacing w:val="-5"/>
+            </w:rPr>
+            <w:t>53</w:t>
+          </w:r>
+        </w:p>
+        <w:p>
+          <w:pPr>
+            <w:pStyle w:val="10"/>
+            <w:tabs>
+              <w:tab w:val="left" w:pos="7125"/>
+            </w:tabs>
+            <w:rPr>
+              <w:rFonts w:ascii="Calibri" w:hAnsi="Calibri"/>
+            </w:rPr>
+          </w:pPr>
+          <w:r>
+            <w:t>Срок</w:t>
+          </w:r>
+          <w:r>
+            <w:rPr>
+              <w:spacing w:val="-14"/>
+            </w:rPr>
+            <w:t xml:space="preserve"> </w:t>
+          </w:r>
+          <w:r>
+            <w:t>действия</w:t>
+          </w:r>
+          <w:r>
+            <w:rPr>
+              <w:spacing w:val="-14"/>
+            </w:rPr>
+            <w:t xml:space="preserve"> </w:t>
+          </w:r>
+          <w:r>
+            <w:t>батарей</w:t>
+          </w:r>
+          <w:r>
+            <w:rPr>
+              <w:spacing w:val="-14"/>
+            </w:rPr>
+            <w:t xml:space="preserve"> </w:t>
+          </w:r>
+          <w:r>
+            <w:rPr>
+              <w:rFonts w:ascii="Calibri" w:hAnsi="Calibri"/>
+            </w:rPr>
+            <w:t>SAMYUNG</w:t>
+          </w:r>
+          <w:r>
+            <w:rPr>
+              <w:rFonts w:ascii="Calibri" w:hAnsi="Calibri"/>
+              <w:spacing w:val="-11"/>
+            </w:rPr>
+            <w:t xml:space="preserve"> </w:t>
+          </w:r>
+          <w:r>
+            <w:rPr>
+              <w:rFonts w:ascii="Calibri" w:hAnsi="Calibri"/>
+            </w:rPr>
+            <w:t>ENC</w:t>
+          </w:r>
+          <w:r>
+            <w:rPr>
+              <w:rFonts w:ascii="Calibri" w:hAnsi="Calibri"/>
+              <w:spacing w:val="-8"/>
+            </w:rPr>
+            <w:t xml:space="preserve"> </w:t>
+          </w:r>
+          <w:r>
+            <w:rPr>
+              <w:rFonts w:ascii="Calibri" w:hAnsi="Calibri"/>
+              <w:spacing w:val="-5"/>
+            </w:rPr>
+            <w:t>CO</w:t>
+          </w:r>
+          <w:r>
+            <w:rPr>
+              <w:rFonts w:ascii="Times New Roman" w:hAnsi="Times New Roman"/>
+              <w:b w:val="0"/>
+            </w:rPr>
+            <w:tab/>
+          </w:r>
+          <w:r>
+            <w:rPr>
+              <w:rFonts w:ascii="Calibri" w:hAnsi="Calibri"/>
+              <w:spacing w:val="-5"/>
+            </w:rPr>
+            <w:t>54</w:t>
+          </w:r>
+        </w:p>
+        <w:p>
+          <w:pPr>
+            <w:pStyle w:val="10"/>
+            <w:tabs>
+              <w:tab w:val="left" w:pos="7125"/>
+            </w:tabs>
+            <w:rPr>
+              <w:rFonts w:ascii="Calibri" w:hAnsi="Calibri"/>
+            </w:rPr>
+          </w:pPr>
+          <w:r>
+            <w:rPr>
+              <w:spacing w:val="-2"/>
+            </w:rPr>
+            <w:t>Срок</w:t>
+          </w:r>
+          <w:r>
+            <w:rPr>
+              <w:spacing w:val="-4"/>
+            </w:rPr>
+            <w:t xml:space="preserve"> </w:t>
+          </w:r>
+          <w:r>
+            <w:rPr>
+              <w:spacing w:val="-2"/>
+            </w:rPr>
+            <w:t>действия</w:t>
+          </w:r>
+          <w:r>
+            <w:rPr>
+              <w:spacing w:val="-4"/>
+            </w:rPr>
+            <w:t xml:space="preserve"> </w:t>
+          </w:r>
+          <w:r>
+            <w:rPr>
+              <w:spacing w:val="-2"/>
+            </w:rPr>
+            <w:t>батарей</w:t>
+          </w:r>
+          <w:r>
+            <w:rPr>
+              <w:spacing w:val="-3"/>
+            </w:rPr>
+            <w:t xml:space="preserve"> </w:t>
+          </w:r>
+          <w:proofErr w:type="spellStart"/>
+          <w:r>
+            <w:rPr>
+              <w:rFonts w:ascii="Calibri" w:hAnsi="Calibri"/>
+              <w:spacing w:val="-4"/>
+            </w:rPr>
+            <w:t>Tron</w:t>
+          </w:r>
+          <w:proofErr w:type="spellEnd"/>
+          <w:r>
+            <w:rPr>
+              <w:rFonts w:ascii="Times New Roman" w:hAnsi="Times New Roman"/>
+              <w:b w:val="0"/>
+            </w:rPr>
+            <w:tab/>
+          </w:r>
+          <w:r>
+            <w:rPr>
+              <w:rFonts w:ascii="Calibri" w:hAnsi="Calibri"/>
+              <w:spacing w:val="-5"/>
+            </w:rPr>
+            <w:t>54</w:t>
+          </w:r>
+        </w:p>
+        <w:p>
+          <w:pPr>
+            <w:pStyle w:val="10"/>
+            <w:tabs>
+              <w:tab w:val="left" w:pos="7125"/>
+            </w:tabs>
+            <w:rPr>
+              <w:rFonts w:ascii="Calibri" w:hAnsi="Calibri"/>
+            </w:rPr>
+          </w:pPr>
+          <w:r>
+            <w:rPr>
+              <w:spacing w:val="-2"/>
+            </w:rPr>
+            <w:t>Срок</w:t>
+          </w:r>
+          <w:r>
+            <w:rPr>
+              <w:spacing w:val="-4"/>
+            </w:rPr>
+            <w:t xml:space="preserve"> </w:t>
+          </w:r>
+          <w:r>
+            <w:rPr>
+              <w:spacing w:val="-2"/>
+            </w:rPr>
+            <w:t>действия</w:t>
+          </w:r>
+          <w:r>
+            <w:rPr>
+              <w:spacing w:val="-4"/>
+            </w:rPr>
+            <w:t xml:space="preserve"> </w:t>
+          </w:r>
+          <w:r>
+            <w:rPr>
+              <w:spacing w:val="-2"/>
+            </w:rPr>
+            <w:t>батарей</w:t>
+          </w:r>
+          <w:r>
+            <w:rPr>
+              <w:spacing w:val="-3"/>
+            </w:rPr>
+            <w:t xml:space="preserve"> </w:t>
+          </w:r>
+          <w:r>
+            <w:rPr>
+              <w:rFonts w:ascii="Calibri" w:hAnsi="Calibri"/>
+              <w:spacing w:val="-5"/>
+            </w:rPr>
+            <w:t>NSR</w:t>
+          </w:r>
+          <w:r>
+            <w:rPr>
+              <w:rFonts w:ascii="Times New Roman" w:hAnsi="Times New Roman"/>
+              <w:b w:val="0"/>
+            </w:rPr>
+            <w:tab/>
+          </w:r>
+          <w:r>
+            <w:rPr>
+              <w:rFonts w:ascii="Calibri" w:hAnsi="Calibri"/>
+              <w:spacing w:val="-5"/>
+            </w:rPr>
+            <w:t>54</w:t>
+          </w:r>
+        </w:p>
+        <w:p>
+          <w:pPr>
+            <w:pStyle w:val="10"/>
+            <w:tabs>
+              <w:tab w:val="left" w:pos="7125"/>
+            </w:tabs>
+            <w:rPr>
+              <w:rFonts w:ascii="Calibri" w:hAnsi="Calibri"/>
+            </w:rPr>
+          </w:pPr>
+          <w:r>
+            <w:rPr>
+              <w:spacing w:val="-2"/>
+            </w:rPr>
+            <w:t>Таблица</w:t>
+          </w:r>
+          <w:r>
+            <w:rPr>
+              <w:spacing w:val="-11"/>
+            </w:rPr>
+            <w:t xml:space="preserve"> </w:t>
+          </w:r>
+          <w:r>
+            <w:rPr>
+              <w:spacing w:val="-2"/>
+            </w:rPr>
+            <w:t>соответствия</w:t>
+          </w:r>
+          <w:r>
+            <w:rPr>
+              <w:spacing w:val="-11"/>
+            </w:rPr>
+            <w:t xml:space="preserve"> </w:t>
+          </w:r>
+          <w:r>
+            <w:rPr>
+              <w:spacing w:val="-2"/>
+            </w:rPr>
+            <w:t>блоков</w:t>
+          </w:r>
+          <w:r>
+            <w:rPr>
+              <w:spacing w:val="-10"/>
+            </w:rPr>
+            <w:t xml:space="preserve"> </w:t>
+          </w:r>
+          <w:r>
+            <w:rPr>
+              <w:spacing w:val="-2"/>
+            </w:rPr>
+            <w:t>питания</w:t>
+          </w:r>
+          <w:r>
+            <w:rPr>
+              <w:rFonts w:ascii="Times New Roman" w:hAnsi="Times New Roman"/>
+              <w:b w:val="0"/>
+            </w:rPr>
+            <w:tab/>
+          </w:r>
+          <w:r>
+            <w:rPr>
+              <w:rFonts w:ascii="Calibri" w:hAnsi="Calibri"/>
+              <w:spacing w:val="-5"/>
+            </w:rPr>
+            <w:t>55</w:t>
+          </w:r>
+        </w:p>
+        <w:p>
+          <w:pPr>
+            <w:pStyle w:val="10"/>
+            <w:tabs>
+              <w:tab w:val="left" w:pos="7125"/>
+            </w:tabs>
+            <w:rPr>
+              <w:rFonts w:ascii="Calibri" w:hAnsi="Calibri"/>
+            </w:rPr>
+          </w:pPr>
+          <w:r>
+            <w:rPr>
+              <w:spacing w:val="-2"/>
+            </w:rPr>
+            <w:t>Гидростаты</w:t>
+          </w:r>
+          <w:r>
+            <w:rPr>
+              <w:spacing w:val="-7"/>
+            </w:rPr>
+            <w:t xml:space="preserve"> </w:t>
+          </w:r>
+          <w:r>
+            <w:rPr>
+              <w:spacing w:val="-2"/>
+            </w:rPr>
+            <w:t>для</w:t>
+          </w:r>
+          <w:r>
+            <w:rPr>
+              <w:spacing w:val="-7"/>
+            </w:rPr>
+            <w:t xml:space="preserve"> </w:t>
+          </w:r>
+          <w:r>
+            <w:rPr>
+              <w:spacing w:val="-5"/>
+            </w:rPr>
+            <w:t>АРБ</w:t>
+          </w:r>
+          <w:r>
+            <w:rPr>
+              <w:rFonts w:ascii="Times New Roman" w:hAnsi="Times New Roman"/>
+              <w:b w:val="0"/>
+            </w:rPr>
+            <w:tab/>
+          </w:r>
+          <w:r>
+            <w:rPr>
+              <w:rFonts w:ascii="Calibri" w:hAnsi="Calibri"/>
+              <w:spacing w:val="-5"/>
+            </w:rPr>
+            <w:t>57</w:t>
+          </w:r>
+        </w:p>
+        <w:p>
+          <w:pPr>
+            <w:pStyle w:val="10"/>
+            <w:tabs>
+              <w:tab w:val="left" w:pos="7125"/>
+            </w:tabs>
+            <w:rPr>
+              <w:rFonts w:ascii="Calibri" w:hAnsi="Calibri"/>
+            </w:rPr>
+          </w:pPr>
+          <w:hyperlink w:anchor="_TOC_250000" w:history="1">
+            <w:r>
+              <w:rPr>
+                <w:spacing w:val="-2"/>
+              </w:rPr>
+              <w:t>Регистрация</w:t>
+            </w:r>
+            <w:r>
+              <w:rPr>
+                <w:spacing w:val="-5"/>
+              </w:rPr>
+              <w:t xml:space="preserve"> </w:t>
+            </w:r>
+            <w:r>
+              <w:rPr>
+                <w:spacing w:val="-2"/>
+              </w:rPr>
+              <w:t>АРБ</w:t>
+            </w:r>
+            <w:r>
+              <w:rPr>
+                <w:spacing w:val="-4"/>
+              </w:rPr>
+              <w:t xml:space="preserve"> </w:t>
+            </w:r>
+            <w:r>
+              <w:rPr>
+                <w:spacing w:val="-2"/>
+              </w:rPr>
+              <w:t>КОСПАС</w:t>
+            </w:r>
+            <w:r>
+              <w:rPr>
+                <w:rFonts w:ascii="Calibri" w:hAnsi="Calibri"/>
+                <w:spacing w:val="-2"/>
+              </w:rPr>
+              <w:t>-</w:t>
+            </w:r>
+            <w:r>
+              <w:rPr>
+                <w:spacing w:val="-2"/>
+              </w:rPr>
+              <w:t>САРСАТ</w:t>
+            </w:r>
+            <w:r>
+              <w:rPr>
+                <w:rFonts w:ascii="Times New Roman" w:hAnsi="Times New Roman"/>
+                <w:b w:val="0"/>
+              </w:rPr>
+              <w:tab/>
+            </w:r>
+            <w:r>
+              <w:rPr>
+                <w:rFonts w:ascii="Calibri" w:hAnsi="Calibri"/>
+                <w:spacing w:val="-5"/>
+              </w:rPr>
+              <w:t>58</w:t>
+            </w:r>
+          </w:hyperlink>
+        </w:p>
+      </w:sdtContent>
+    </w:sdt>
+    <w:p>
+      <w:pPr>
+        <w:rPr>
+          <w:rFonts w:ascii="Calibri" w:hAnsi="Calibri"/>
+        </w:rPr>
+        <w:sectPr>
+          <w:footerReference w:type="default" r:id="rId7"/>
+          <w:type w:val="continuous"/>
+          <w:pgSz w:w="8380" w:h="11920"/>
+          <w:pgMar w:top="700" w:right="160" w:bottom="560" w:left="600" w:header="0" w:footer="367" w:gutter="0"/>
+          <w:pgNumType w:start="1"/>
+          <w:cols w:space="720"/>
+        </w:sectPr>
+      </w:pPr>
+    </w:p>
+    <w:p>
+      <w:pPr>
         <w:tabs>
           <w:tab w:val="left" w:pos="7125"/>
         </w:tabs>
-        <w:spacing w:before="240"/>
+        <w:spacing w:before="63"/>
         <w:ind w:left="540"/>
+        <w:rPr>
+          <w:rFonts w:ascii="Calibri" w:hAnsi="Calibri"/>
+          <w:b/>
+          <w:sz w:val="20"/>
+        </w:rPr>
+      </w:pPr>
+      <w:proofErr w:type="spellStart"/>
+      <w:r>
         <w:rPr>
           <w:b/>
           <w:spacing w:val="-2"/>
           <w:sz w:val="20"/>
         </w:rPr>
-      </w:pPr>
-      <w:r>
-        <w:rPr>
-          <w:b/>
-          <w:spacing w:val="-2"/>
+        <w:lastRenderedPageBreak/>
+        <w:t>ЭКНИСы</w:t>
+      </w:r>
+      <w:proofErr w:type="spellEnd"/>
+      <w:r>
+        <w:rPr>
+          <w:rFonts w:ascii="Times New Roman" w:hAnsi="Times New Roman"/>
           <w:sz w:val="20"/>
         </w:rPr>
-        <w:t>Содержание</w:t>
+        <w:tab/>
+      </w:r>
+      <w:r>
+        <w:rPr>
+          <w:rFonts w:ascii="Calibri" w:hAnsi="Calibri"/>
+          <w:b/>
+          <w:spacing w:val="-5"/>
+          <w:sz w:val="20"/>
+        </w:rPr>
+        <w:t>59</w:t>
       </w:r>
     </w:p>
     <w:p>
@@ -32,30 +1357,67 @@
         <w:spacing w:before="240"/>
         <w:ind w:left="540"/>
         <w:rPr>
+          <w:rFonts w:ascii="Calibri" w:hAnsi="Calibri"/>
+          <w:b/>
+          <w:sz w:val="20"/>
+        </w:rPr>
+      </w:pPr>
+      <w:r>
+        <w:rPr>
           <w:b/>
           <w:spacing w:val="-2"/>
           <w:sz w:val="20"/>
         </w:rPr>
-      </w:pPr>
-      <w:hyperlink w:anchor="_TOC_250004" w:history="1">
-        <w:r>
-          <w:rPr>
-            <w:b/>
-            <w:spacing w:val="-2"/>
-            <w:sz w:val="20"/>
-          </w:rPr>
-          <w:t>Содержание</w:t>
-        </w:r>
-        <w:r>
-          <w:rPr>
-            <w:b/>
-            <w:spacing w:val="-2"/>
-            <w:sz w:val="20"/>
-          </w:rPr>
-          <w:tab/>
-          <w:t>1</w:t>
-        </w:r>
-      </w:hyperlink>
+        <w:t>Требования</w:t>
+      </w:r>
+      <w:r>
+        <w:rPr>
+          <w:b/>
+          <w:spacing w:val="-10"/>
+          <w:sz w:val="20"/>
+        </w:rPr>
+        <w:t xml:space="preserve"> </w:t>
+      </w:r>
+      <w:r>
+        <w:rPr>
+          <w:b/>
+          <w:spacing w:val="-2"/>
+          <w:sz w:val="20"/>
+        </w:rPr>
+        <w:t>к</w:t>
+      </w:r>
+      <w:r>
+        <w:rPr>
+          <w:b/>
+          <w:spacing w:val="-10"/>
+          <w:sz w:val="20"/>
+        </w:rPr>
+        <w:t xml:space="preserve"> </w:t>
+      </w:r>
+      <w:r>
+        <w:rPr>
+          <w:b/>
+          <w:spacing w:val="-5"/>
+          <w:sz w:val="20"/>
+        </w:rPr>
+        <w:t>РЛС</w:t>
+      </w:r>
+      <w:r>
+        <w:rPr>
+          <w:rFonts w:ascii="Times New Roman" w:hAnsi="Times New Roman"/>
+          <w:sz w:val="20"/>
+        </w:rPr>
+        <w:tab/>
+      </w:r>
+      <w:r>
+        <w:rPr>
+          <w:rFonts w:ascii="Calibri" w:hAnsi="Calibri"/>
+          <w:b/>
+          <w:spacing w:val="-5"/>
+          <w:sz w:val="20"/>
+        </w:rPr>
+        <w:t>65</w:t>
+      </w:r>
     </w:p>
     <w:p>
       <w:pPr>
@@ -65,30 +1427,91 @@
         <w:spacing w:before="240"/>
         <w:ind w:left="540"/>
         <w:rPr>
+          <w:rFonts w:ascii="Calibri" w:hAnsi="Calibri"/>
+          <w:b/>
+          <w:sz w:val="20"/>
+        </w:rPr>
+      </w:pPr>
+      <w:r>
+        <w:rPr>
           <w:b/>
           <w:spacing w:val="-2"/>
           <w:sz w:val="20"/>
         </w:rPr>
-      </w:pPr>
-      <w:hyperlink w:anchor="_TOC_250003" w:history="1">
-        <w:r>
-          <w:rPr>
-            <w:b/>
-            <w:spacing w:val="-2"/>
-            <w:sz w:val="20"/>
-          </w:rPr>
-          <w:t>Минимальный состав радиооборудования</w:t>
-        </w:r>
-        <w:r>
-          <w:rPr>
-            <w:b/>
-            <w:spacing w:val="-2"/>
-            <w:sz w:val="20"/>
-          </w:rPr>
-          <w:tab/>
-          <w:t>5</w:t>
-        </w:r>
-      </w:hyperlink>
+        <w:t>Сроки</w:t>
+      </w:r>
+      <w:r>
+        <w:rPr>
+          <w:b/>
+          <w:spacing w:val="-6"/>
+          <w:sz w:val="20"/>
+        </w:rPr>
+        <w:t xml:space="preserve"> </w:t>
+      </w:r>
+      <w:r>
+        <w:rPr>
+          <w:b/>
+          <w:spacing w:val="-2"/>
+          <w:sz w:val="20"/>
+        </w:rPr>
+        <w:t>службы</w:t>
+      </w:r>
+      <w:r>
+        <w:rPr>
+          <w:b/>
+          <w:spacing w:val="-6"/>
+          <w:sz w:val="20"/>
+        </w:rPr>
+        <w:t xml:space="preserve"> </w:t>
+      </w:r>
+      <w:r>
+        <w:rPr>
+          <w:b/>
+          <w:spacing w:val="-2"/>
+          <w:sz w:val="20"/>
+        </w:rPr>
+        <w:t>основных</w:t>
+      </w:r>
+      <w:r>
+        <w:rPr>
+          <w:b/>
+          <w:spacing w:val="-6"/>
+          <w:sz w:val="20"/>
+        </w:rPr>
+        <w:t xml:space="preserve"> </w:t>
+      </w:r>
+      <w:r>
+        <w:rPr>
+          <w:b/>
+          <w:spacing w:val="-2"/>
+          <w:sz w:val="20"/>
+        </w:rPr>
+        <w:t>узлов</w:t>
+      </w:r>
+      <w:r>
+        <w:rPr>
+          <w:b/>
+          <w:spacing w:val="-5"/>
+          <w:sz w:val="20"/>
+        </w:rPr>
+        <w:t xml:space="preserve"> РЛС</w:t>
+      </w:r>
+      <w:r>
+        <w:rPr>
+          <w:rFonts w:ascii="Times New Roman" w:hAnsi="Times New Roman"/>
+          <w:sz w:val="20"/>
+        </w:rPr>
+        <w:tab/>
+      </w:r>
+      <w:r>
+        <w:rPr>
+          <w:rFonts w:ascii="Calibri" w:hAnsi="Calibri"/>
+          <w:b/>
+          <w:spacing w:val="-5"/>
+          <w:sz w:val="20"/>
+        </w:rPr>
+        <w:t>68</w:t>
+      </w:r>
     </w:p>
     <w:p>
       <w:pPr>
@@ -98,27 +1521,34 @@
         <w:spacing w:before="240"/>
         <w:ind w:left="540"/>
         <w:rPr>
+          <w:rFonts w:ascii="Calibri" w:hAnsi="Calibri"/>
+          <w:b/>
+          <w:sz w:val="20"/>
+        </w:rPr>
+      </w:pPr>
+      <w:r>
+        <w:rPr>
           <w:b/>
           <w:spacing w:val="-2"/>
           <w:sz w:val="20"/>
         </w:rPr>
-      </w:pPr>
-      <w:r>
-        <w:rPr>
-          <w:b/>
-          <w:spacing w:val="-2"/>
+        <w:t>Антенны радиолокационных станций</w:t>
+      </w:r>
+      <w:r>
+        <w:rPr>
+          <w:rFonts w:ascii="Times New Roman" w:hAnsi="Times New Roman"/>
           <w:sz w:val="20"/>
         </w:rPr>
-        <w:t>Дополнительное оборудование</w:t>
-      </w:r>
-      <w:r>
-        <w:rPr>
-          <w:b/>
-          <w:spacing w:val="-2"/>
+        <w:tab/>
+      </w:r>
+      <w:r>
+        <w:rPr>
+          <w:rFonts w:ascii="Calibri" w:hAnsi="Calibri"/>
+          <w:b/>
+          <w:spacing w:val="-5"/>
           <w:sz w:val="20"/>
         </w:rPr>
-        <w:tab/>
-        <w:t>9</w:t>
+        <w:t>69</w:t>
       </w:r>
     </w:p>
     <w:p>
@@ -129,30 +1559,86 @@
         <w:spacing w:before="240"/>
         <w:ind w:left="540"/>
         <w:rPr>
+          <w:rFonts w:ascii="Calibri" w:hAnsi="Calibri"/>
+          <w:b/>
+          <w:sz w:val="20"/>
+        </w:rPr>
+      </w:pPr>
+      <w:r>
+        <w:rPr>
           <w:b/>
           <w:spacing w:val="-2"/>
           <w:sz w:val="20"/>
         </w:rPr>
-      </w:pPr>
-      <w:hyperlink w:anchor="_TOC_250002" w:history="1">
-        <w:r>
-          <w:rPr>
-            <w:b/>
-            <w:spacing w:val="-2"/>
-            <w:sz w:val="20"/>
-          </w:rPr>
-          <w:t>Дополнительные требования по дублированию радиооборудования:</w:t>
-        </w:r>
-        <w:r>
-          <w:rPr>
-            <w:b/>
-            <w:spacing w:val="-2"/>
-            <w:sz w:val="20"/>
-          </w:rPr>
-          <w:tab/>
-          <w:t>10</w:t>
-        </w:r>
-      </w:hyperlink>
+        <w:t>Магнетроны</w:t>
+      </w:r>
+      <w:r>
+        <w:rPr>
+          <w:rFonts w:ascii="Calibri" w:hAnsi="Calibri"/>
+          <w:b/>
+          <w:spacing w:val="-2"/>
+          <w:sz w:val="20"/>
+        </w:rPr>
+        <w:t>.</w:t>
+      </w:r>
+      <w:r>
+        <w:rPr>
+          <w:rFonts w:ascii="Calibri" w:hAnsi="Calibri"/>
+          <w:b/>
+          <w:spacing w:val="6"/>
+          <w:sz w:val="20"/>
+        </w:rPr>
+        <w:t xml:space="preserve"> </w:t>
+      </w:r>
+      <w:r>
+        <w:rPr>
+          <w:b/>
+          <w:spacing w:val="-2"/>
+          <w:sz w:val="20"/>
+        </w:rPr>
+        <w:t>Соответствие</w:t>
+      </w:r>
+      <w:r>
+        <w:rPr>
+          <w:b/>
+          <w:spacing w:val="-3"/>
+          <w:sz w:val="20"/>
+        </w:rPr>
+        <w:t xml:space="preserve"> </w:t>
+      </w:r>
+      <w:r>
+        <w:rPr>
+          <w:b/>
+          <w:spacing w:val="-2"/>
+          <w:sz w:val="20"/>
+        </w:rPr>
+        <w:t>радарам</w:t>
+      </w:r>
+      <w:r>
+        <w:rPr>
+          <w:rFonts w:ascii="Calibri" w:hAnsi="Calibri"/>
+          <w:b/>
+          <w:spacing w:val="-2"/>
+          <w:sz w:val="20"/>
+        </w:rPr>
+        <w:t>.</w:t>
+      </w:r>
+      <w:r>
+        <w:rPr>
+          <w:rFonts w:ascii="Times New Roman" w:hAnsi="Times New Roman"/>
+          <w:sz w:val="20"/>
+        </w:rPr>
+        <w:tab/>
+      </w:r>
+      <w:r>
+        <w:rPr>
+          <w:rFonts w:ascii="Calibri" w:hAnsi="Calibri"/>
+          <w:b/>
+          <w:spacing w:val="-5"/>
+          <w:sz w:val="20"/>
+        </w:rPr>
+        <w:t>72</w:t>
+      </w:r>
     </w:p>
     <w:p>
       <w:pPr>
@@ -162,18 +1648,42 @@
         <w:spacing w:before="240"/>
         <w:ind w:left="540"/>
         <w:rPr>
+          <w:rFonts w:ascii="Calibri" w:hAnsi="Calibri"/>
+          <w:b/>
+          <w:sz w:val="20"/>
+        </w:rPr>
+      </w:pPr>
+      <w:r>
+        <w:rPr>
           <w:b/>
           <w:spacing w:val="-2"/>
           <w:sz w:val="20"/>
         </w:rPr>
-      </w:pPr>
+        <w:t>Замена</w:t>
+      </w:r>
+      <w:r>
+        <w:rPr>
+          <w:b/>
+          <w:spacing w:val="-6"/>
+          <w:sz w:val="20"/>
+        </w:rPr>
+        <w:t xml:space="preserve"> </w:t>
+      </w:r>
       <w:r>
         <w:rPr>
           <w:b/>
           <w:spacing w:val="-2"/>
           <w:sz w:val="20"/>
         </w:rPr>
-        <w:t>Минимальный состав навигационного оборудования</w:t>
+        <w:t>магнетрона</w:t>
+      </w:r>
+      <w:r>
+        <w:rPr>
+          <w:b/>
+          <w:spacing w:val="-5"/>
+          <w:sz w:val="20"/>
+        </w:rPr>
+        <w:t xml:space="preserve"> </w:t>
       </w:r>
       <w:r>
         <w:rPr>
@@ -181,8 +1691,31 @@
           <w:spacing w:val="-2"/>
           <w:sz w:val="20"/>
         </w:rPr>
+        <w:t>на</w:t>
+      </w:r>
+      <w:r>
+        <w:rPr>
+          <w:b/>
+          <w:spacing w:val="-5"/>
+          <w:sz w:val="20"/>
+        </w:rPr>
+        <w:t xml:space="preserve"> РЛС</w:t>
+      </w:r>
+      <w:r>
+        <w:rPr>
+          <w:rFonts w:ascii="Times New Roman" w:hAnsi="Times New Roman"/>
+          <w:sz w:val="20"/>
+        </w:rPr>
         <w:tab/>
-        <w:t>18</w:t>
+      </w:r>
+      <w:r>
+        <w:rPr>
+          <w:rFonts w:ascii="Calibri" w:hAnsi="Calibri"/>
+          <w:b/>
+          <w:spacing w:val="-5"/>
+          <w:sz w:val="20"/>
+        </w:rPr>
+        <w:t>76</w:t>
       </w:r>
     </w:p>
     <w:p>
@@ -193,30 +1726,99 @@
         <w:spacing w:before="240"/>
         <w:ind w:left="540"/>
         <w:rPr>
+          <w:rFonts w:ascii="Calibri" w:hAnsi="Calibri"/>
+          <w:b/>
+          <w:sz w:val="20"/>
+        </w:rPr>
+      </w:pPr>
+      <w:r>
+        <w:rPr>
           <w:b/>
           <w:spacing w:val="-2"/>
           <w:sz w:val="20"/>
         </w:rPr>
-      </w:pPr>
-      <w:hyperlink w:anchor="_TOC_250001" w:history="1">
-        <w:r>
-          <w:rPr>
-            <w:b/>
-            <w:spacing w:val="-2"/>
-            <w:sz w:val="20"/>
-          </w:rPr>
-          <w:t>Источники питания</w:t>
-        </w:r>
-        <w:r>
-          <w:rPr>
-            <w:b/>
-            <w:spacing w:val="-2"/>
-            <w:sz w:val="20"/>
-          </w:rPr>
-          <w:tab/>
-          <w:t>24</w:t>
-        </w:r>
-      </w:hyperlink>
+        <w:t>Ремонт</w:t>
+      </w:r>
+      <w:r>
+        <w:rPr>
+          <w:b/>
+          <w:spacing w:val="-6"/>
+          <w:sz w:val="20"/>
+        </w:rPr>
+        <w:t xml:space="preserve"> </w:t>
+      </w:r>
+      <w:r>
+        <w:rPr>
+          <w:b/>
+          <w:spacing w:val="-2"/>
+          <w:sz w:val="20"/>
+        </w:rPr>
+        <w:t>и</w:t>
+      </w:r>
+      <w:r>
+        <w:rPr>
+          <w:b/>
+          <w:spacing w:val="-6"/>
+          <w:sz w:val="20"/>
+        </w:rPr>
+        <w:t xml:space="preserve"> </w:t>
+      </w:r>
+      <w:r>
+        <w:rPr>
+          <w:b/>
+          <w:spacing w:val="-2"/>
+          <w:sz w:val="20"/>
+        </w:rPr>
+        <w:t>сервисное</w:t>
+      </w:r>
+      <w:r>
+        <w:rPr>
+          <w:b/>
+          <w:spacing w:val="-6"/>
+          <w:sz w:val="20"/>
+        </w:rPr>
+        <w:t xml:space="preserve"> </w:t>
+      </w:r>
+      <w:r>
+        <w:rPr>
+          <w:b/>
+          <w:spacing w:val="-2"/>
+          <w:sz w:val="20"/>
+        </w:rPr>
+        <w:t>обслуживание</w:t>
+      </w:r>
+      <w:r>
+        <w:rPr>
+          <w:b/>
+          <w:spacing w:val="-6"/>
+          <w:sz w:val="20"/>
+        </w:rPr>
+        <w:t xml:space="preserve"> </w:t>
+      </w:r>
+      <w:r>
+        <w:rPr>
+          <w:b/>
+          <w:spacing w:val="-2"/>
+          <w:sz w:val="20"/>
+        </w:rPr>
+        <w:t>гирокомпасов</w:t>
+      </w:r>
+      <w:r>
+        <w:rPr>
+          <w:rFonts w:ascii="Times New Roman" w:hAnsi="Times New Roman"/>
+          <w:sz w:val="20"/>
+        </w:rPr>
+        <w:tab/>
+      </w:r>
+      <w:r>
+        <w:rPr>
+          <w:rFonts w:ascii="Calibri" w:hAnsi="Calibri"/>
+          <w:b/>
+          <w:spacing w:val="-5"/>
+          <w:sz w:val="20"/>
+        </w:rPr>
+        <w:t>78</w:t>
+      </w:r>
     </w:p>
     <w:p>
       <w:pPr>
@@ -226,18 +1828,82 @@
         <w:spacing w:before="240"/>
         <w:ind w:left="540"/>
         <w:rPr>
+          <w:rFonts w:ascii="Calibri" w:hAnsi="Calibri"/>
+          <w:b/>
+          <w:sz w:val="20"/>
+        </w:rPr>
+      </w:pPr>
+      <w:r>
+        <w:rPr>
           <w:b/>
           <w:spacing w:val="-2"/>
           <w:sz w:val="20"/>
         </w:rPr>
-      </w:pPr>
+        <w:t>Рекомендуемые</w:t>
+      </w:r>
+      <w:r>
+        <w:rPr>
+          <w:b/>
+          <w:spacing w:val="-6"/>
+          <w:sz w:val="20"/>
+        </w:rPr>
+        <w:t xml:space="preserve"> </w:t>
+      </w:r>
       <w:r>
         <w:rPr>
           <w:b/>
           <w:spacing w:val="-2"/>
           <w:sz w:val="20"/>
         </w:rPr>
-        <w:t>Нормы оснащения речных судов. Навигационное оборудование. 32</w:t>
+        <w:t>интервалы</w:t>
+      </w:r>
+      <w:r>
+        <w:rPr>
+          <w:b/>
+          <w:spacing w:val="-4"/>
+          <w:sz w:val="20"/>
+        </w:rPr>
+        <w:t xml:space="preserve"> </w:t>
+      </w:r>
+      <w:r>
+        <w:rPr>
+          <w:b/>
+          <w:spacing w:val="-2"/>
+          <w:sz w:val="20"/>
+        </w:rPr>
+        <w:t>обслуживания</w:t>
+      </w:r>
+      <w:r>
+        <w:rPr>
+          <w:b/>
+          <w:spacing w:val="-3"/>
+          <w:sz w:val="20"/>
+        </w:rPr>
+        <w:t xml:space="preserve"> </w:t>
+      </w:r>
+      <w:r>
+        <w:rPr>
+          <w:b/>
+          <w:spacing w:val="-2"/>
+          <w:sz w:val="20"/>
+        </w:rPr>
+        <w:t>гирокомпасов</w:t>
+      </w:r>
+      <w:r>
+        <w:rPr>
+          <w:rFonts w:ascii="Times New Roman" w:hAnsi="Times New Roman"/>
+          <w:sz w:val="20"/>
+        </w:rPr>
+        <w:tab/>
+      </w:r>
+      <w:r>
+        <w:rPr>
+          <w:rFonts w:ascii="Calibri" w:hAnsi="Calibri"/>
+          <w:b/>
+          <w:spacing w:val="-5"/>
+          <w:sz w:val="20"/>
+        </w:rPr>
+        <w:t>80</w:t>
       </w:r>
     </w:p>
     <w:p>
@@ -248,27 +1914,50 @@
         <w:spacing w:before="240"/>
         <w:ind w:left="540"/>
         <w:rPr>
+          <w:rFonts w:ascii="Calibri" w:hAnsi="Calibri"/>
+          <w:b/>
+          <w:sz w:val="20"/>
+        </w:rPr>
+      </w:pPr>
+      <w:r>
+        <w:rPr>
           <w:b/>
           <w:spacing w:val="-2"/>
           <w:sz w:val="20"/>
         </w:rPr>
-      </w:pPr>
+        <w:t>Сравнение</w:t>
+      </w:r>
+      <w:r>
+        <w:rPr>
+          <w:b/>
+          <w:spacing w:val="-1"/>
+          <w:sz w:val="20"/>
+        </w:rPr>
+        <w:t xml:space="preserve"> </w:t>
+      </w:r>
       <w:r>
         <w:rPr>
           <w:b/>
           <w:spacing w:val="-2"/>
           <w:sz w:val="20"/>
         </w:rPr>
-        <w:t>Таблица совместимости моделей гидроакустических маяков с черными ящиками</w:t>
-      </w:r>
-      <w:r>
-        <w:rPr>
-          <w:b/>
-          <w:spacing w:val="-2"/>
+        <w:t>гирокомпасов</w:t>
+      </w:r>
+      <w:r>
+        <w:rPr>
+          <w:rFonts w:ascii="Times New Roman" w:hAnsi="Times New Roman"/>
           <w:sz w:val="20"/>
         </w:rPr>
         <w:tab/>
-        <w:t>35</w:t>
+      </w:r>
+      <w:r>
+        <w:rPr>
+          <w:rFonts w:ascii="Calibri" w:hAnsi="Calibri"/>
+          <w:b/>
+          <w:spacing w:val="-5"/>
+          <w:sz w:val="20"/>
+        </w:rPr>
+        <w:t>82</w:t>
       </w:r>
     </w:p>
     <w:p>
@@ -279,1046 +1968,6 @@
         <w:spacing w:before="240"/>
         <w:ind w:left="540"/>
         <w:rPr>
-          <w:b/>
-          <w:spacing w:val="-2"/>
-          <w:sz w:val="20"/>
-        </w:rPr>
-      </w:pPr>
-      <w:r>
-        <w:rPr>
-          <w:b/>
-          <w:spacing w:val="-2"/>
-          <w:sz w:val="20"/>
-        </w:rPr>
-        <w:t>Резервные АКБ для РДР</w:t>
-      </w:r>
-      <w:r>
-        <w:rPr>
-          <w:b/>
-          <w:spacing w:val="-2"/>
-          <w:sz w:val="20"/>
-        </w:rPr>
-        <w:tab/>
-        <w:t>40</w:t>
-      </w:r>
-    </w:p>
-    <w:p>
-      <w:pPr>
-        <w:tabs>
-          <w:tab w:val="left" w:pos="7125"/>
-        </w:tabs>
-        <w:spacing w:before="240"/>
-        <w:ind w:left="540"/>
-        <w:rPr>
-          <w:b/>
-          <w:spacing w:val="-2"/>
-          <w:sz w:val="20"/>
-        </w:rPr>
-      </w:pPr>
-      <w:r>
-        <w:rPr>
-          <w:b/>
-          <w:spacing w:val="-2"/>
-          <w:sz w:val="20"/>
-        </w:rPr>
-        <w:t>Гидростаты и элементы питания для капсул РДР</w:t>
-      </w:r>
-      <w:r>
-        <w:rPr>
-          <w:b/>
-          <w:spacing w:val="-2"/>
-          <w:sz w:val="20"/>
-        </w:rPr>
-        <w:tab/>
-        <w:t>49</w:t>
-      </w:r>
-    </w:p>
-    <w:p>
-      <w:pPr>
-        <w:tabs>
-          <w:tab w:val="left" w:pos="7125"/>
-        </w:tabs>
-        <w:spacing w:before="240"/>
-        <w:ind w:left="540"/>
-        <w:rPr>
-          <w:b/>
-          <w:spacing w:val="-2"/>
-          <w:sz w:val="20"/>
-        </w:rPr>
-      </w:pPr>
-      <w:r>
-        <w:rPr>
-          <w:b/>
-          <w:spacing w:val="-2"/>
-          <w:sz w:val="20"/>
-        </w:rPr>
-        <w:t>Требования к записи данных на черный ящик</w:t>
-      </w:r>
-      <w:r>
-        <w:rPr>
-          <w:b/>
-          <w:spacing w:val="-2"/>
-          <w:sz w:val="20"/>
-        </w:rPr>
-        <w:tab/>
-        <w:t>51</w:t>
-      </w:r>
-    </w:p>
-    <w:p>
-      <w:pPr>
-        <w:tabs>
-          <w:tab w:val="left" w:pos="7125"/>
-        </w:tabs>
-        <w:spacing w:before="240"/>
-        <w:ind w:left="540"/>
-        <w:rPr>
-          <w:b/>
-          <w:spacing w:val="-2"/>
-          <w:sz w:val="20"/>
-        </w:rPr>
-      </w:pPr>
-      <w:r>
-        <w:rPr>
-          <w:b/>
-          <w:spacing w:val="-2"/>
-          <w:sz w:val="20"/>
-        </w:rPr>
-        <w:t xml:space="preserve">Подключение всплывающей капсулы </w:t>
-      </w:r>
-      <w:proofErr w:type="spellStart"/>
-      <w:r>
-        <w:rPr>
-          <w:b/>
-          <w:spacing w:val="-2"/>
-          <w:sz w:val="20"/>
-        </w:rPr>
-        <w:t>Tron</w:t>
-      </w:r>
-      <w:proofErr w:type="spellEnd"/>
-      <w:r>
-        <w:rPr>
-          <w:b/>
-          <w:spacing w:val="-2"/>
-          <w:sz w:val="20"/>
-        </w:rPr>
-        <w:t xml:space="preserve"> 40VDR к РДР</w:t>
-      </w:r>
-      <w:r>
-        <w:rPr>
-          <w:b/>
-          <w:spacing w:val="-2"/>
-          <w:sz w:val="20"/>
-        </w:rPr>
-        <w:tab/>
-        <w:t>52</w:t>
-      </w:r>
-    </w:p>
-    <w:p>
-      <w:pPr>
-        <w:tabs>
-          <w:tab w:val="left" w:pos="7125"/>
-        </w:tabs>
-        <w:spacing w:before="240"/>
-        <w:ind w:left="540"/>
-        <w:rPr>
-          <w:b/>
-          <w:spacing w:val="-2"/>
-          <w:sz w:val="20"/>
-        </w:rPr>
-      </w:pPr>
-      <w:r>
-        <w:rPr>
-          <w:b/>
-          <w:spacing w:val="-2"/>
-          <w:sz w:val="20"/>
-        </w:rPr>
-        <w:t>Срок действия батарей JRC</w:t>
-      </w:r>
-      <w:r>
-        <w:rPr>
-          <w:b/>
-          <w:spacing w:val="-2"/>
-          <w:sz w:val="20"/>
-        </w:rPr>
-        <w:tab/>
-        <w:t>53</w:t>
-      </w:r>
-    </w:p>
-    <w:p>
-      <w:pPr>
-        <w:tabs>
-          <w:tab w:val="left" w:pos="7125"/>
-        </w:tabs>
-        <w:spacing w:before="240"/>
-        <w:ind w:left="540"/>
-        <w:rPr>
-          <w:b/>
-          <w:spacing w:val="-2"/>
-          <w:sz w:val="20"/>
-        </w:rPr>
-      </w:pPr>
-      <w:r>
-        <w:rPr>
-          <w:b/>
-          <w:spacing w:val="-2"/>
-          <w:sz w:val="20"/>
-        </w:rPr>
-        <w:t>Срок действия батарей SAMYUNG ENC CO</w:t>
-      </w:r>
-      <w:r>
-        <w:rPr>
-          <w:b/>
-          <w:spacing w:val="-2"/>
-          <w:sz w:val="20"/>
-        </w:rPr>
-        <w:tab/>
-        <w:t>54</w:t>
-      </w:r>
-    </w:p>
-    <w:p>
-      <w:pPr>
-        <w:tabs>
-          <w:tab w:val="left" w:pos="7125"/>
-        </w:tabs>
-        <w:spacing w:before="240"/>
-        <w:ind w:left="540"/>
-        <w:rPr>
-          <w:b/>
-          <w:spacing w:val="-2"/>
-          <w:sz w:val="20"/>
-        </w:rPr>
-      </w:pPr>
-      <w:r>
-        <w:rPr>
-          <w:b/>
-          <w:spacing w:val="-2"/>
-          <w:sz w:val="20"/>
-        </w:rPr>
-        <w:t xml:space="preserve">Срок действия батарей </w:t>
-      </w:r>
-      <w:proofErr w:type="spellStart"/>
-      <w:r>
-        <w:rPr>
-          <w:b/>
-          <w:spacing w:val="-2"/>
-          <w:sz w:val="20"/>
-        </w:rPr>
-        <w:t>Tron</w:t>
-      </w:r>
-      <w:proofErr w:type="spellEnd"/>
-      <w:r>
-        <w:rPr>
-          <w:b/>
-          <w:spacing w:val="-2"/>
-          <w:sz w:val="20"/>
-        </w:rPr>
-        <w:tab/>
-        <w:t>54</w:t>
-      </w:r>
-    </w:p>
-    <w:p>
-      <w:pPr>
-        <w:tabs>
-          <w:tab w:val="left" w:pos="7125"/>
-        </w:tabs>
-        <w:spacing w:before="240"/>
-        <w:ind w:left="540"/>
-        <w:rPr>
-          <w:b/>
-          <w:spacing w:val="-2"/>
-          <w:sz w:val="20"/>
-        </w:rPr>
-      </w:pPr>
-      <w:r>
-        <w:rPr>
-          <w:b/>
-          <w:spacing w:val="-2"/>
-          <w:sz w:val="20"/>
-        </w:rPr>
-        <w:t>Срок действия батарей NSR</w:t>
-      </w:r>
-      <w:r>
-        <w:rPr>
-          <w:b/>
-          <w:spacing w:val="-2"/>
-          <w:sz w:val="20"/>
-        </w:rPr>
-        <w:tab/>
-        <w:t>54</w:t>
-      </w:r>
-    </w:p>
-    <w:p>
-      <w:pPr>
-        <w:tabs>
-          <w:tab w:val="left" w:pos="7125"/>
-        </w:tabs>
-        <w:spacing w:before="240"/>
-        <w:ind w:left="540"/>
-        <w:rPr>
-          <w:b/>
-          <w:spacing w:val="-2"/>
-          <w:sz w:val="20"/>
-        </w:rPr>
-      </w:pPr>
-      <w:r>
-        <w:rPr>
-          <w:b/>
-          <w:spacing w:val="-2"/>
-          <w:sz w:val="20"/>
-        </w:rPr>
-        <w:t>Таблица соответствия блоков питания</w:t>
-      </w:r>
-      <w:r>
-        <w:rPr>
-          <w:b/>
-          <w:spacing w:val="-2"/>
-          <w:sz w:val="20"/>
-        </w:rPr>
-        <w:tab/>
-        <w:t>55</w:t>
-      </w:r>
-    </w:p>
-    <w:p>
-      <w:pPr>
-        <w:tabs>
-          <w:tab w:val="left" w:pos="7125"/>
-        </w:tabs>
-        <w:spacing w:before="240" w:line="480" w:lineRule="auto"/>
-        <w:ind w:left="540"/>
-        <w:rPr>
-          <w:b/>
-          <w:spacing w:val="-2"/>
-          <w:sz w:val="20"/>
-        </w:rPr>
-      </w:pPr>
-      <w:r>
-        <w:rPr>
-          <w:b/>
-          <w:spacing w:val="-2"/>
-          <w:sz w:val="20"/>
-        </w:rPr>
-        <w:t>Гидростаты для АРБ</w:t>
-      </w:r>
-      <w:r>
-        <w:rPr>
-          <w:b/>
-          <w:spacing w:val="-2"/>
-          <w:sz w:val="20"/>
-        </w:rPr>
-        <w:tab/>
-        <w:t>57</w:t>
-      </w:r>
-    </w:p>
-    <w:p>
-      <w:pPr>
-        <w:tabs>
-          <w:tab w:val="left" w:pos="7127"/>
-        </w:tabs>
-        <w:spacing w:line="360" w:lineRule="auto"/>
-        <w:ind w:firstLine="539"/>
-        <w:rPr>
-          <w:b/>
-          <w:spacing w:val="-2"/>
-          <w:sz w:val="20"/>
-        </w:rPr>
-      </w:pPr>
-      <w:hyperlink w:anchor="_TOC_250000" w:history="1">
-        <w:r>
-          <w:rPr>
-            <w:b/>
-            <w:spacing w:val="-2"/>
-            <w:sz w:val="20"/>
-          </w:rPr>
-          <w:t>Регистрация АРБ КОСПАС-САРСАТ</w:t>
-        </w:r>
-        <w:r>
-          <w:rPr>
-            <w:b/>
-            <w:spacing w:val="-2"/>
-            <w:sz w:val="20"/>
-          </w:rPr>
-          <w:tab/>
-          <w:t>58</w:t>
-        </w:r>
-      </w:hyperlink>
-    </w:p>
-    <w:p>
-      <w:pPr>
-        <w:rPr>
-          <w:b/>
-          <w:spacing w:val="-2"/>
-          <w:sz w:val="20"/>
-        </w:rPr>
-      </w:pPr>
-      <w:r>
-        <w:rPr>
-          <w:b/>
-          <w:spacing w:val="-2"/>
-          <w:sz w:val="20"/>
-        </w:rPr>
-        <w:br w:type="page"/>
-      </w:r>
-    </w:p>
-    <w:p>
-      <w:pPr>
-        <w:tabs>
-          <w:tab w:val="left" w:pos="7125"/>
-        </w:tabs>
-        <w:spacing w:before="63"/>
-        <w:ind w:left="540"/>
-        <w:rPr>
-          <w:rFonts w:ascii="Calibri" w:hAnsi="Calibri"/>
-          <w:b/>
-          <w:sz w:val="20"/>
-        </w:rPr>
-      </w:pPr>
-      <w:proofErr w:type="spellStart"/>
-      <w:r>
-        <w:rPr>
-          <w:b/>
-          <w:spacing w:val="-2"/>
-          <w:sz w:val="20"/>
-        </w:rPr>
-        <w:lastRenderedPageBreak/>
-        <w:t>ЭКНИСы</w:t>
-      </w:r>
-      <w:proofErr w:type="spellEnd"/>
-      <w:r>
-        <w:rPr>
-          <w:rFonts w:ascii="Times New Roman" w:hAnsi="Times New Roman"/>
-          <w:sz w:val="20"/>
-        </w:rPr>
-        <w:tab/>
-      </w:r>
-      <w:r>
-        <w:rPr>
-          <w:rFonts w:ascii="Calibri" w:hAnsi="Calibri"/>
-          <w:b/>
-          <w:spacing w:val="-5"/>
-          <w:sz w:val="20"/>
-        </w:rPr>
-        <w:t>59</w:t>
-      </w:r>
-    </w:p>
-    <w:p>
-      <w:pPr>
-        <w:tabs>
-          <w:tab w:val="left" w:pos="7125"/>
-        </w:tabs>
-        <w:spacing w:before="240"/>
-        <w:ind w:left="540"/>
-        <w:rPr>
-          <w:rFonts w:ascii="Calibri" w:hAnsi="Calibri"/>
-          <w:b/>
-          <w:sz w:val="20"/>
-        </w:rPr>
-      </w:pPr>
-      <w:r>
-        <w:rPr>
-          <w:b/>
-          <w:spacing w:val="-2"/>
-          <w:sz w:val="20"/>
-        </w:rPr>
-        <w:t>Требования</w:t>
-      </w:r>
-      <w:r>
-        <w:rPr>
-          <w:b/>
-          <w:spacing w:val="-10"/>
-          <w:sz w:val="20"/>
-        </w:rPr>
-        <w:t xml:space="preserve"> </w:t>
-      </w:r>
-      <w:r>
-        <w:rPr>
-          <w:b/>
-          <w:spacing w:val="-2"/>
-          <w:sz w:val="20"/>
-        </w:rPr>
-        <w:t>к</w:t>
-      </w:r>
-      <w:r>
-        <w:rPr>
-          <w:b/>
-          <w:spacing w:val="-10"/>
-          <w:sz w:val="20"/>
-        </w:rPr>
-        <w:t xml:space="preserve"> </w:t>
-      </w:r>
-      <w:r>
-        <w:rPr>
-          <w:b/>
-          <w:spacing w:val="-5"/>
-          <w:sz w:val="20"/>
-        </w:rPr>
-        <w:t>РЛС</w:t>
-      </w:r>
-      <w:r>
-        <w:rPr>
-          <w:rFonts w:ascii="Times New Roman" w:hAnsi="Times New Roman"/>
-          <w:sz w:val="20"/>
-        </w:rPr>
-        <w:tab/>
-      </w:r>
-      <w:r>
-        <w:rPr>
-          <w:rFonts w:ascii="Calibri" w:hAnsi="Calibri"/>
-          <w:b/>
-          <w:spacing w:val="-5"/>
-          <w:sz w:val="20"/>
-        </w:rPr>
-        <w:t>65</w:t>
-      </w:r>
-    </w:p>
-    <w:p>
-      <w:pPr>
-        <w:tabs>
-          <w:tab w:val="left" w:pos="7125"/>
-        </w:tabs>
-        <w:spacing w:before="240"/>
-        <w:ind w:left="540"/>
-        <w:rPr>
-          <w:rFonts w:ascii="Calibri" w:hAnsi="Calibri"/>
-          <w:b/>
-          <w:sz w:val="20"/>
-        </w:rPr>
-      </w:pPr>
-      <w:r>
-        <w:rPr>
-          <w:b/>
-          <w:spacing w:val="-2"/>
-          <w:sz w:val="20"/>
-        </w:rPr>
-        <w:t>Сроки</w:t>
-      </w:r>
-      <w:r>
-        <w:rPr>
-          <w:b/>
-          <w:spacing w:val="-6"/>
-          <w:sz w:val="20"/>
-        </w:rPr>
-        <w:t xml:space="preserve"> </w:t>
-      </w:r>
-      <w:r>
-        <w:rPr>
-          <w:b/>
-          <w:spacing w:val="-2"/>
-          <w:sz w:val="20"/>
-        </w:rPr>
-        <w:t>службы</w:t>
-      </w:r>
-      <w:r>
-        <w:rPr>
-          <w:b/>
-          <w:spacing w:val="-6"/>
-          <w:sz w:val="20"/>
-        </w:rPr>
-        <w:t xml:space="preserve"> </w:t>
-      </w:r>
-      <w:r>
-        <w:rPr>
-          <w:b/>
-          <w:spacing w:val="-2"/>
-          <w:sz w:val="20"/>
-        </w:rPr>
-        <w:t>основных</w:t>
-      </w:r>
-      <w:r>
-        <w:rPr>
-          <w:b/>
-          <w:spacing w:val="-6"/>
-          <w:sz w:val="20"/>
-        </w:rPr>
-        <w:t xml:space="preserve"> </w:t>
-      </w:r>
-      <w:r>
-        <w:rPr>
-          <w:b/>
-          <w:spacing w:val="-2"/>
-          <w:sz w:val="20"/>
-        </w:rPr>
-        <w:t>узлов</w:t>
-      </w:r>
-      <w:r>
-        <w:rPr>
-          <w:b/>
-          <w:spacing w:val="-5"/>
-          <w:sz w:val="20"/>
-        </w:rPr>
-        <w:t xml:space="preserve"> РЛС</w:t>
-      </w:r>
-      <w:r>
-        <w:rPr>
-          <w:rFonts w:ascii="Times New Roman" w:hAnsi="Times New Roman"/>
-          <w:sz w:val="20"/>
-        </w:rPr>
-        <w:tab/>
-      </w:r>
-      <w:r>
-        <w:rPr>
-          <w:rFonts w:ascii="Calibri" w:hAnsi="Calibri"/>
-          <w:b/>
-          <w:spacing w:val="-5"/>
-          <w:sz w:val="20"/>
-        </w:rPr>
-        <w:t>68</w:t>
-      </w:r>
-    </w:p>
-    <w:p>
-      <w:pPr>
-        <w:tabs>
-          <w:tab w:val="left" w:pos="7125"/>
-        </w:tabs>
-        <w:spacing w:before="240"/>
-        <w:ind w:left="540"/>
-        <w:rPr>
-          <w:rFonts w:ascii="Calibri" w:hAnsi="Calibri"/>
-          <w:b/>
-          <w:sz w:val="20"/>
-        </w:rPr>
-      </w:pPr>
-      <w:r>
-        <w:rPr>
-          <w:b/>
-          <w:spacing w:val="-2"/>
-          <w:sz w:val="20"/>
-        </w:rPr>
-        <w:t>Антенны радиолокационных станций</w:t>
-      </w:r>
-      <w:r>
-        <w:rPr>
-          <w:rFonts w:ascii="Times New Roman" w:hAnsi="Times New Roman"/>
-          <w:sz w:val="20"/>
-        </w:rPr>
-        <w:tab/>
-      </w:r>
-      <w:r>
-        <w:rPr>
-          <w:rFonts w:ascii="Calibri" w:hAnsi="Calibri"/>
-          <w:b/>
-          <w:spacing w:val="-5"/>
-          <w:sz w:val="20"/>
-        </w:rPr>
-        <w:t>69</w:t>
-      </w:r>
-    </w:p>
-    <w:p>
-      <w:pPr>
-        <w:tabs>
-          <w:tab w:val="left" w:pos="7125"/>
-        </w:tabs>
-        <w:spacing w:before="240"/>
-        <w:ind w:left="540"/>
-        <w:rPr>
-          <w:rFonts w:ascii="Calibri" w:hAnsi="Calibri"/>
-          <w:b/>
-          <w:sz w:val="20"/>
-        </w:rPr>
-      </w:pPr>
-      <w:r>
-        <w:rPr>
-          <w:b/>
-          <w:spacing w:val="-2"/>
-          <w:sz w:val="20"/>
-        </w:rPr>
-        <w:t>Магнетроны</w:t>
-      </w:r>
-      <w:r>
-        <w:rPr>
-          <w:rFonts w:ascii="Calibri" w:hAnsi="Calibri"/>
-          <w:b/>
-          <w:spacing w:val="-2"/>
-          <w:sz w:val="20"/>
-        </w:rPr>
-        <w:t>.</w:t>
-      </w:r>
-      <w:r>
-        <w:rPr>
-          <w:rFonts w:ascii="Calibri" w:hAnsi="Calibri"/>
-          <w:b/>
-          <w:spacing w:val="6"/>
-          <w:sz w:val="20"/>
-        </w:rPr>
-        <w:t xml:space="preserve"> </w:t>
-      </w:r>
-      <w:r>
-        <w:rPr>
-          <w:b/>
-          <w:spacing w:val="-2"/>
-          <w:sz w:val="20"/>
-        </w:rPr>
-        <w:t>Соответствие</w:t>
-      </w:r>
-      <w:r>
-        <w:rPr>
-          <w:b/>
-          <w:spacing w:val="-3"/>
-          <w:sz w:val="20"/>
-        </w:rPr>
-        <w:t xml:space="preserve"> </w:t>
-      </w:r>
-      <w:r>
-        <w:rPr>
-          <w:b/>
-          <w:spacing w:val="-2"/>
-          <w:sz w:val="20"/>
-        </w:rPr>
-        <w:t>радарам</w:t>
-      </w:r>
-      <w:r>
-        <w:rPr>
-          <w:rFonts w:ascii="Calibri" w:hAnsi="Calibri"/>
-          <w:b/>
-          <w:spacing w:val="-2"/>
-          <w:sz w:val="20"/>
-        </w:rPr>
-        <w:t>.</w:t>
-      </w:r>
-      <w:r>
-        <w:rPr>
-          <w:rFonts w:ascii="Times New Roman" w:hAnsi="Times New Roman"/>
-          <w:sz w:val="20"/>
-        </w:rPr>
-        <w:tab/>
-      </w:r>
-      <w:r>
-        <w:rPr>
-          <w:rFonts w:ascii="Calibri" w:hAnsi="Calibri"/>
-          <w:b/>
-          <w:spacing w:val="-5"/>
-          <w:sz w:val="20"/>
-        </w:rPr>
-        <w:t>72</w:t>
-      </w:r>
-    </w:p>
-    <w:p>
-      <w:pPr>
-        <w:tabs>
-          <w:tab w:val="left" w:pos="7125"/>
-        </w:tabs>
-        <w:spacing w:before="240"/>
-        <w:ind w:left="540"/>
-        <w:rPr>
-          <w:rFonts w:ascii="Calibri" w:hAnsi="Calibri"/>
-          <w:b/>
-          <w:sz w:val="20"/>
-        </w:rPr>
-      </w:pPr>
-      <w:r>
-        <w:rPr>
-          <w:b/>
-          <w:spacing w:val="-2"/>
-          <w:sz w:val="20"/>
-        </w:rPr>
-        <w:t>Замена</w:t>
-      </w:r>
-      <w:r>
-        <w:rPr>
-          <w:b/>
-          <w:spacing w:val="-6"/>
-          <w:sz w:val="20"/>
-        </w:rPr>
-        <w:t xml:space="preserve"> </w:t>
-      </w:r>
-      <w:r>
-        <w:rPr>
-          <w:b/>
-          <w:spacing w:val="-2"/>
-          <w:sz w:val="20"/>
-        </w:rPr>
-        <w:t>магнетрона</w:t>
-      </w:r>
-      <w:r>
-        <w:rPr>
-          <w:b/>
-          <w:spacing w:val="-5"/>
-          <w:sz w:val="20"/>
-        </w:rPr>
-        <w:t xml:space="preserve"> </w:t>
-      </w:r>
-      <w:r>
-        <w:rPr>
-          <w:b/>
-          <w:spacing w:val="-2"/>
-          <w:sz w:val="20"/>
-        </w:rPr>
-        <w:t>на</w:t>
-      </w:r>
-      <w:r>
-        <w:rPr>
-          <w:b/>
-          <w:spacing w:val="-5"/>
-          <w:sz w:val="20"/>
-        </w:rPr>
-        <w:t xml:space="preserve"> РЛС</w:t>
-      </w:r>
-      <w:r>
-        <w:rPr>
-          <w:rFonts w:ascii="Times New Roman" w:hAnsi="Times New Roman"/>
-          <w:sz w:val="20"/>
-        </w:rPr>
-        <w:tab/>
-      </w:r>
-      <w:r>
-        <w:rPr>
-          <w:rFonts w:ascii="Calibri" w:hAnsi="Calibri"/>
-          <w:b/>
-          <w:spacing w:val="-5"/>
-          <w:sz w:val="20"/>
-        </w:rPr>
-        <w:t>76</w:t>
-      </w:r>
-    </w:p>
-    <w:p>
-      <w:pPr>
-        <w:tabs>
-          <w:tab w:val="left" w:pos="7125"/>
-        </w:tabs>
-        <w:spacing w:before="240"/>
-        <w:ind w:left="540"/>
-        <w:rPr>
-          <w:rFonts w:ascii="Calibri" w:hAnsi="Calibri"/>
-          <w:b/>
-          <w:sz w:val="20"/>
-        </w:rPr>
-      </w:pPr>
-      <w:r>
-        <w:rPr>
-          <w:b/>
-          <w:spacing w:val="-2"/>
-          <w:sz w:val="20"/>
-        </w:rPr>
-        <w:t>Ремонт</w:t>
-      </w:r>
-      <w:r>
-        <w:rPr>
-          <w:b/>
-          <w:spacing w:val="-6"/>
-          <w:sz w:val="20"/>
-        </w:rPr>
-        <w:t xml:space="preserve"> </w:t>
-      </w:r>
-      <w:r>
-        <w:rPr>
-          <w:b/>
-          <w:spacing w:val="-2"/>
-          <w:sz w:val="20"/>
-        </w:rPr>
-        <w:t>и</w:t>
-      </w:r>
-      <w:r>
-        <w:rPr>
-          <w:b/>
-          <w:spacing w:val="-6"/>
-          <w:sz w:val="20"/>
-        </w:rPr>
-        <w:t xml:space="preserve"> </w:t>
-      </w:r>
-      <w:r>
-        <w:rPr>
-          <w:b/>
-          <w:spacing w:val="-2"/>
-          <w:sz w:val="20"/>
-        </w:rPr>
-        <w:t>сервисное</w:t>
-      </w:r>
-      <w:r>
-        <w:rPr>
-          <w:b/>
-          <w:spacing w:val="-6"/>
-          <w:sz w:val="20"/>
-        </w:rPr>
-        <w:t xml:space="preserve"> </w:t>
-      </w:r>
-      <w:r>
-        <w:rPr>
-          <w:b/>
-          <w:spacing w:val="-2"/>
-          <w:sz w:val="20"/>
-        </w:rPr>
-        <w:t>обслуживание</w:t>
-      </w:r>
-      <w:r>
-        <w:rPr>
-          <w:b/>
-          <w:spacing w:val="-6"/>
-          <w:sz w:val="20"/>
-        </w:rPr>
-        <w:t xml:space="preserve"> </w:t>
-      </w:r>
-      <w:r>
-        <w:rPr>
-          <w:b/>
-          <w:spacing w:val="-2"/>
-          <w:sz w:val="20"/>
-        </w:rPr>
-        <w:t>гирокомпасов</w:t>
-      </w:r>
-      <w:r>
-        <w:rPr>
-          <w:rFonts w:ascii="Times New Roman" w:hAnsi="Times New Roman"/>
-          <w:sz w:val="20"/>
-        </w:rPr>
-        <w:tab/>
-      </w:r>
-      <w:r>
-        <w:rPr>
-          <w:rFonts w:ascii="Calibri" w:hAnsi="Calibri"/>
-          <w:b/>
-          <w:spacing w:val="-5"/>
-          <w:sz w:val="20"/>
-        </w:rPr>
-        <w:t>78</w:t>
-      </w:r>
-    </w:p>
-    <w:p>
-      <w:pPr>
-        <w:tabs>
-          <w:tab w:val="left" w:pos="7125"/>
-        </w:tabs>
-        <w:spacing w:before="240"/>
-        <w:ind w:left="540"/>
-        <w:rPr>
-          <w:rFonts w:ascii="Calibri" w:hAnsi="Calibri"/>
-          <w:b/>
-          <w:sz w:val="20"/>
-        </w:rPr>
-      </w:pPr>
-      <w:r>
-        <w:rPr>
-          <w:b/>
-          <w:spacing w:val="-2"/>
-          <w:sz w:val="20"/>
-        </w:rPr>
-        <w:t>Рекомендуемые</w:t>
-      </w:r>
-      <w:r>
-        <w:rPr>
-          <w:b/>
-          <w:spacing w:val="-6"/>
-          <w:sz w:val="20"/>
-        </w:rPr>
-        <w:t xml:space="preserve"> </w:t>
-      </w:r>
-      <w:r>
-        <w:rPr>
-          <w:b/>
-          <w:spacing w:val="-2"/>
-          <w:sz w:val="20"/>
-        </w:rPr>
-        <w:t>интервалы</w:t>
-      </w:r>
-      <w:r>
-        <w:rPr>
-          <w:b/>
-          <w:spacing w:val="-4"/>
-          <w:sz w:val="20"/>
-        </w:rPr>
-        <w:t xml:space="preserve"> </w:t>
-      </w:r>
-      <w:r>
-        <w:rPr>
-          <w:b/>
-          <w:spacing w:val="-2"/>
-          <w:sz w:val="20"/>
-        </w:rPr>
-        <w:t>обслуживания</w:t>
-      </w:r>
-      <w:r>
-        <w:rPr>
-          <w:b/>
-          <w:spacing w:val="-3"/>
-          <w:sz w:val="20"/>
-        </w:rPr>
-        <w:t xml:space="preserve"> </w:t>
-      </w:r>
-      <w:r>
-        <w:rPr>
-          <w:b/>
-          <w:spacing w:val="-2"/>
-          <w:sz w:val="20"/>
-        </w:rPr>
-        <w:t>гирокомпасов</w:t>
-      </w:r>
-      <w:r>
-        <w:rPr>
-          <w:rFonts w:ascii="Times New Roman" w:hAnsi="Times New Roman"/>
-          <w:sz w:val="20"/>
-        </w:rPr>
-        <w:tab/>
-      </w:r>
-      <w:r>
-        <w:rPr>
-          <w:rFonts w:ascii="Calibri" w:hAnsi="Calibri"/>
-          <w:b/>
-          <w:spacing w:val="-5"/>
-          <w:sz w:val="20"/>
-        </w:rPr>
-        <w:t>80</w:t>
-      </w:r>
-    </w:p>
-    <w:p>
-      <w:pPr>
-        <w:tabs>
-          <w:tab w:val="left" w:pos="7125"/>
-        </w:tabs>
-        <w:spacing w:before="240"/>
-        <w:ind w:left="540"/>
-        <w:rPr>
-          <w:rFonts w:ascii="Calibri" w:hAnsi="Calibri"/>
-          <w:b/>
-          <w:sz w:val="20"/>
-        </w:rPr>
-      </w:pPr>
-      <w:r>
-        <w:rPr>
-          <w:b/>
-          <w:spacing w:val="-2"/>
-          <w:sz w:val="20"/>
-        </w:rPr>
-        <w:t>Сравнение</w:t>
-      </w:r>
-      <w:r>
-        <w:rPr>
-          <w:b/>
-          <w:spacing w:val="-1"/>
-          <w:sz w:val="20"/>
-        </w:rPr>
-        <w:t xml:space="preserve"> </w:t>
-      </w:r>
-      <w:r>
-        <w:rPr>
-          <w:b/>
-          <w:spacing w:val="-2"/>
-          <w:sz w:val="20"/>
-        </w:rPr>
-        <w:t>гирокомпасов</w:t>
-      </w:r>
-      <w:r>
-        <w:rPr>
-          <w:rFonts w:ascii="Times New Roman" w:hAnsi="Times New Roman"/>
-          <w:sz w:val="20"/>
-        </w:rPr>
-        <w:tab/>
-      </w:r>
-      <w:r>
-        <w:rPr>
-          <w:rFonts w:ascii="Calibri" w:hAnsi="Calibri"/>
-          <w:b/>
-          <w:spacing w:val="-5"/>
-          <w:sz w:val="20"/>
-        </w:rPr>
-        <w:t>82</w:t>
-      </w:r>
-    </w:p>
-    <w:p>
-      <w:pPr>
-        <w:tabs>
-          <w:tab w:val="left" w:pos="7125"/>
-        </w:tabs>
-        <w:spacing w:before="240"/>
-        <w:ind w:left="540"/>
-        <w:rPr>
           <w:rFonts w:ascii="Calibri" w:hAnsi="Calibri"/>
           <w:b/>
           <w:sz w:val="20"/>
@@ -2232,7 +2881,6 @@
           <w:sz w:val="20"/>
         </w:rPr>
         <w:sectPr>
-          <w:footerReference w:type="default" r:id="rId7"/>
           <w:pgSz w:w="8380" w:h="11920"/>
           <w:pgMar w:top="820" w:right="160" w:bottom="620" w:left="600" w:header="0" w:footer="367" w:gutter="0"/>
           <w:cols w:space="720"/>
@@ -2961,7 +3609,15 @@
           <w:b/>
           <w:sz w:val="20"/>
         </w:rPr>
-        <w:t>Console</w:t>
+        <w:t>Cons</w:t>
+      </w:r>
+      <w:r>
+        <w:rPr>
+          <w:rFonts w:ascii="Calibri"/>
+          <w:b/>
+          <w:sz w:val="20"/>
+        </w:rPr>
+        <w:t>ole</w:t>
       </w:r>
       <w:proofErr w:type="spellEnd"/>
       <w:r>
@@ -4478,7 +5134,15 @@
           <w:spacing w:val="-2"/>
           <w:sz w:val="20"/>
         </w:rPr>
-        <w:t>поражении</w:t>
+        <w:t>пораж</w:t>
+      </w:r>
+      <w:r>
+        <w:rPr>
+          <w:b/>
+          <w:spacing w:val="-2"/>
+          <w:sz w:val="20"/>
+        </w:rPr>
+        <w:t>ении</w:t>
       </w:r>
       <w:r>
         <w:rPr>
@@ -4709,6 +5373,7 @@
         <w:pStyle w:val="2"/>
         <w:ind w:left="637" w:right="569"/>
       </w:pPr>
+      <w:bookmarkStart w:id="1" w:name="_TOC_250003"/>
       <w:r>
         <w:rPr>
           <w:color w:val="00649A"/>
@@ -4737,6 +5402,7 @@
         <w:t xml:space="preserve"> </w:t>
       </w:r>
       <w:hyperlink r:id="rId8">
+        <w:bookmarkEnd w:id="1"/>
         <w:r>
           <w:rPr>
             <w:color w:val="00649A"/>
@@ -5115,7 +5781,13 @@
         <w:rPr>
           <w:sz w:val="16"/>
         </w:rPr>
-        <w:t>требования</w:t>
+        <w:t>треб</w:t>
+      </w:r>
+      <w:r>
+        <w:rPr>
+          <w:sz w:val="16"/>
+        </w:rPr>
+        <w:t>ования</w:t>
       </w:r>
       <w:r>
         <w:rPr>
@@ -5497,11 +6169,18 @@
         </w:rPr>
         <w:t xml:space="preserve"> </w:t>
       </w:r>
+      <w:proofErr w:type="gramStart"/>
       <w:r>
         <w:rPr>
           <w:spacing w:val="-2"/>
         </w:rPr>
         <w:t>частот</w:t>
+      </w:r>
+      <w:r>
+        <w:rPr>
+          <w:spacing w:val="4"/>
+        </w:rPr>
+        <w:t xml:space="preserve"> </w:t>
       </w:r>
       <w:r>
         <w:rPr>
@@ -5510,6 +6189,7 @@
         </w:rPr>
         <w:t>:</w:t>
       </w:r>
+      <w:proofErr w:type="gramEnd"/>
     </w:p>
     <w:p>
       <w:pPr>
@@ -6089,7 +6769,13 @@
         <w:rPr>
           <w:sz w:val="16"/>
         </w:rPr>
-        <w:t>— идентификатор в морских подвижных службах, позывной сигнал судна, идентификаторы в системах признанных мобильных спутниковых служб и идентификатор серийного номера, которые могут передаваться судовым радиооборудованием и используются для идентификации судна.</w:t>
+        <w:t>— идентификатор в морских подвижных службах, позывной сигнал судна, идентификаторы в системах признанных мобильных спутниковых служб и идентификатор серийного номера, которые могут передаваться судовым радиооборудованием и используются для идентификации су</w:t>
+      </w:r>
+      <w:r>
+        <w:rPr>
+          <w:sz w:val="16"/>
+        </w:rPr>
+        <w:t>дна.</w:t>
       </w:r>
     </w:p>
     <w:p>
@@ -6794,7 +7480,10 @@
         <w:t xml:space="preserve"> </w:t>
       </w:r>
       <w:r>
-        <w:t>одной береговой СЧ радиостанции, обеспечивающей постоянную возможность оповещения при бедствии с использованием ЦИВ.</w:t>
+        <w:t>одной берего</w:t>
+      </w:r>
+      <w:r>
+        <w:t>вой СЧ радиостанции, обеспечивающей постоянную возможность оповещения при бедствии с использованием ЦИВ.</w:t>
       </w:r>
     </w:p>
     <w:p>
@@ -7066,7 +7755,10 @@
         <w:t xml:space="preserve">Мощность несущей частоты передатчика </w:t>
       </w:r>
       <w:r>
-        <w:t>— средняя мощность, подводимая</w:t>
+        <w:t>— средняя мощно</w:t>
+      </w:r>
+      <w:r>
+        <w:t>сть, подводимая</w:t>
       </w:r>
       <w:r>
         <w:rPr>
@@ -7181,7 +7873,10 @@
         <w:t xml:space="preserve"> </w:t>
       </w:r>
       <w:r>
-        <w:t>передатчика,</w:t>
+        <w:t>передатчи</w:t>
+      </w:r>
+      <w:r>
+        <w:t>ка,</w:t>
       </w:r>
       <w:r>
         <w:rPr>
@@ -7424,7 +8119,10 @@
         <w:t xml:space="preserve"> </w:t>
       </w:r>
       <w:r>
-        <w:t>от передатчика к фидеру антенны в течение достаточно длительного промежутка времени, по сравнению с периодом наиболее низкой частоты, встречающейся при модуляции, при нормальных условиях работы.</w:t>
+        <w:t>от передатчик</w:t>
+      </w:r>
+      <w:r>
+        <w:t>а к фидеру антенны в течение достаточно длительного промежутка времени, по сравнению с периодом наиболее низкой частоты, встречающейся при модуляции, при нормальных условиях работы.</w:t>
       </w:r>
     </w:p>
     <w:p>
@@ -7501,7 +8199,10 @@
         <w:t xml:space="preserve"> </w:t>
       </w:r>
       <w:r>
-        <w:t>приема информации по безопасности мореплавания с помощью узкополосной буквопечатающей (УБПЧ) телеграфии.</w:t>
+        <w:t xml:space="preserve">приема информации </w:t>
+      </w:r>
+      <w:r>
+        <w:t>по безопасности мореплавания с помощью узкополосной буквопечатающей (УБПЧ) телеграфии.</w:t>
       </w:r>
     </w:p>
     <w:p>
@@ -7586,7 +8287,10 @@
         <w:t xml:space="preserve"> </w:t>
       </w:r>
       <w:r>
-        <w:t>автоматический прием информации по безопасности мореплавания с помощью узкополосной буквопечатающей (УБПЧ) телеграфии с использованием частот и языков по решению соответствующих администраций;</w:t>
+        <w:t>автоматический прием информации по безопасности мореплавания с помощью узкополосной буквопечатающей (УБПЧ) телеграфии с</w:t>
+      </w:r>
+      <w:r>
+        <w:t xml:space="preserve"> использованием частот и языков по решению соответствующих администраций;</w:t>
       </w:r>
     </w:p>
     <w:p>
@@ -7674,7 +8378,10 @@
         <w:t xml:space="preserve"> </w:t>
       </w:r>
       <w:r>
-        <w:t>потерях информации, которых можно было бы избежать при отсутствии воздействия такой нежелательной энергии.</w:t>
+        <w:t>потерях информации, которых можно было бы избежать при</w:t>
+      </w:r>
+      <w:r>
+        <w:t xml:space="preserve"> отсутствии воздействия такой нежелательной энергии.</w:t>
       </w:r>
     </w:p>
     <w:p>
@@ -8168,7 +8875,10 @@
         <w:t xml:space="preserve"> </w:t>
       </w:r>
       <w:r>
-        <w:t>некоторых других документах).</w:t>
+        <w:t xml:space="preserve">некоторых других </w:t>
+      </w:r>
+      <w:r>
+        <w:t>документах).</w:t>
       </w:r>
     </w:p>
     <w:p>
@@ -8774,7 +9484,10 @@
         <w:t xml:space="preserve">Судовая земная станция (СЗС) </w:t>
       </w:r>
       <w:r>
-        <w:t>— подвижная земная станция морской подвижной</w:t>
+        <w:t>— подвижн</w:t>
+      </w:r>
+      <w:r>
+        <w:t>ая земная станция морской подвижной</w:t>
       </w:r>
       <w:r>
         <w:rPr>
@@ -8926,7 +9639,13 @@
         <w:rPr>
           <w:sz w:val="16"/>
         </w:rPr>
-        <w:t>— способ связи, использующий автоматическую телеграфную аппаратуру, которая отвечает соответствующим</w:t>
+        <w:t>— способ связи, использующий автоматическую</w:t>
+      </w:r>
+      <w:r>
+        <w:rPr>
+          <w:sz w:val="16"/>
+        </w:rPr>
+        <w:t xml:space="preserve"> телеграфную аппаратуру, которая отвечает соответствующим</w:t>
       </w:r>
       <w:r>
         <w:rPr>
@@ -9322,7 +10041,10 @@
         <w:t>Администрацией флага судна</w:t>
       </w:r>
       <w:r>
-        <w:t>, определяется районами плавания в соответствии с таблицей ниже</w:t>
+        <w:t>, определяется районами плавания</w:t>
+      </w:r>
+      <w:r>
+        <w:t xml:space="preserve"> в соответствии с таблицей ниже</w:t>
       </w:r>
     </w:p>
     <w:p>
@@ -12552,7 +13274,13 @@
               <w:rPr>
                 <w:sz w:val="16"/>
               </w:rPr>
-              <w:t>поиска</w:t>
+              <w:t>поис</w:t>
+            </w:r>
+            <w:r>
+              <w:rPr>
+                <w:sz w:val="16"/>
+              </w:rPr>
+              <w:t>ка</w:t>
             </w:r>
             <w:r>
               <w:rPr>
@@ -12770,6 +13498,7 @@
         <w:spacing w:line="259" w:lineRule="auto"/>
         <w:ind w:right="568"/>
       </w:pPr>
+      <w:bookmarkStart w:id="2" w:name="_TOC_250002"/>
       <w:r>
         <w:rPr>
           <w:color w:val="00649A"/>
@@ -12816,6 +13545,7 @@
         </w:rPr>
         <w:t xml:space="preserve">дублированию </w:t>
       </w:r>
+      <w:bookmarkEnd w:id="2"/>
       <w:r>
         <w:rPr>
           <w:color w:val="00649A"/>
@@ -13929,7 +14659,14 @@
           <w:color w:val="333333"/>
           <w:sz w:val="16"/>
         </w:rPr>
-        <w:t>в море должно выполняться квалифицированным специалистом - радио-мастером ГМССБ. При этом на судне должен быть ЗИП, схемы оборудования, инструмент.</w:t>
+        <w:t>в море должно выполняться квалифицированным специал</w:t>
+      </w:r>
+      <w:r>
+        <w:rPr>
+          <w:color w:val="333333"/>
+          <w:sz w:val="16"/>
+        </w:rPr>
+        <w:t>истом - радио-мастером ГМССБ. При этом на судне должен быть ЗИП, схемы оборудования, инструмент.</w:t>
       </w:r>
     </w:p>
     <w:p>
@@ -13960,7 +14697,13 @@
         <w:rPr>
           <w:color w:val="333333"/>
         </w:rPr>
-        <w:t xml:space="preserve"> работающих в районах А1 и А2 работоспособность оборудования должна обеспечиваться одним из указанных способов, а в районах А3 и А4 - сочетанием двух предложенных способов.</w:t>
+        <w:t xml:space="preserve"> работающих в районах А1 и А2 работоспособность оборудования должна обеспечиваться одним из указанных способов, а в районах А3 и А4 - сочетанием двух </w:t>
+      </w:r>
+      <w:r>
+        <w:rPr>
+          <w:color w:val="333333"/>
+        </w:rPr>
+        <w:t>предложенных способов.</w:t>
       </w:r>
     </w:p>
     <w:p>
@@ -13997,7 +14740,13 @@
         <w:rPr>
           <w:color w:val="333333"/>
         </w:rPr>
-        <w:t>и ремонтом, то на судах должен быть договор на береговое техническое обслуживание с изготовителем оборудования или с предприятием, уполномоченным на то изготовителем, либо представлена письменная</w:t>
+        <w:t>и ремонтом, то на судах должен быть договор на береговое техническое обслуживание с изготовителем оборудования или с предприятием, уполномоченным</w:t>
+      </w:r>
+      <w:r>
+        <w:rPr>
+          <w:color w:val="333333"/>
+        </w:rPr>
+        <w:t xml:space="preserve"> на то изготовителем, либо представлена письменная</w:t>
       </w:r>
       <w:r>
         <w:rPr>
@@ -14037,7 +14786,13 @@
         <w:rPr>
           <w:color w:val="333333"/>
         </w:rPr>
-        <w:t>суда совершают рейсы, должна быть обеспечена возможность ремонта и технического обслуживания оборудования.</w:t>
+        <w:t>суда совершают рейсы, должна быть обеспечена во</w:t>
+      </w:r>
+      <w:r>
+        <w:rPr>
+          <w:color w:val="333333"/>
+        </w:rPr>
+        <w:t>зможность ремонта и технического обслуживания оборудования.</w:t>
       </w:r>
     </w:p>
     <w:p>
@@ -14603,7 +15358,14 @@
           <w:b/>
           <w:sz w:val="16"/>
         </w:rPr>
-        <w:t>при бедствии в направлении «судно-берег» по крайней мере двумя отдельными и независимыми средствами, каждое из которых использует различные виды радиосвязи. Состав радиооборудования должен быть одобрен при рассмотрении проекта перегона судна.</w:t>
+        <w:t>при бедствии в направлении «суд</w:t>
+      </w:r>
+      <w:r>
+        <w:rPr>
+          <w:b/>
+          <w:sz w:val="16"/>
+        </w:rPr>
+        <w:t>но-берег» по крайней мере двумя отдельными и независимыми средствами, каждое из которых использует различные виды радиосвязи. Состав радиооборудования должен быть одобрен при рассмотрении проекта перегона судна.</w:t>
       </w:r>
     </w:p>
     <w:p>
@@ -14630,7 +15392,13 @@
           <w:color w:val="00649A"/>
         </w:rPr>
         <w:lastRenderedPageBreak/>
-        <w:t>Перечень резолюций и циркуляров ИМО, рекомендаций МСЭ, стандартов МЭК и ИСО, других внешних документов, применимых при выполнении</w:t>
+        <w:t>Перечень резолюций и цирку</w:t>
+      </w:r>
+      <w:r>
+        <w:rPr>
+          <w:color w:val="00649A"/>
+        </w:rPr>
+        <w:t>ляров ИМО, рекомендаций МСЭ, стандартов МЭК и ИСО, других внешних документов, применимых при выполнении</w:t>
       </w:r>
       <w:r>
         <w:rPr>
@@ -17800,21 +18568,12 @@
               </w:rPr>
               <w:t xml:space="preserve"> </w:t>
             </w:r>
-            <w:proofErr w:type="spellStart"/>
             <w:r>
               <w:rPr>
                 <w:spacing w:val="-5"/>
                 <w:sz w:val="16"/>
               </w:rPr>
-              <w:t>Ed</w:t>
-            </w:r>
-            <w:proofErr w:type="spellEnd"/>
-            <w:r>
-              <w:rPr>
-                <w:spacing w:val="-5"/>
-                <w:sz w:val="16"/>
-              </w:rPr>
-              <w:t>.</w:t>
+              <w:t>Ed.</w:t>
             </w:r>
           </w:p>
         </w:tc>
@@ -17939,17 +18698,8 @@
                 <w:spacing w:val="-5"/>
                 <w:sz w:val="16"/>
               </w:rPr>
-              <w:t xml:space="preserve"> </w:t>
-            </w:r>
-            <w:proofErr w:type="spellStart"/>
-            <w:r>
-              <w:rPr>
-                <w:spacing w:val="-5"/>
-                <w:sz w:val="16"/>
-              </w:rPr>
-              <w:t>of</w:t>
-            </w:r>
-            <w:proofErr w:type="spellEnd"/>
+              <w:t xml:space="preserve"> of</w:t>
+            </w:r>
           </w:p>
         </w:tc>
         <w:tc>
@@ -18086,7 +18836,6 @@
               </w:rPr>
               <w:t xml:space="preserve"> </w:t>
             </w:r>
-            <w:proofErr w:type="spellStart"/>
             <w:r>
               <w:rPr>
                 <w:spacing w:val="-5"/>
@@ -18094,7 +18843,6 @@
               </w:rPr>
               <w:t>and</w:t>
             </w:r>
-            <w:proofErr w:type="spellEnd"/>
           </w:p>
         </w:tc>
         <w:tc>
@@ -18234,7 +18982,6 @@
               </w:rPr>
               <w:t xml:space="preserve"> </w:t>
             </w:r>
-            <w:proofErr w:type="spellStart"/>
             <w:r>
               <w:rPr>
                 <w:spacing w:val="-5"/>
@@ -18242,7 +18989,6 @@
               </w:rPr>
               <w:t>and</w:t>
             </w:r>
-            <w:proofErr w:type="spellEnd"/>
           </w:p>
         </w:tc>
         <w:tc>
@@ -18386,7 +19132,6 @@
                 <w:sz w:val="16"/>
               </w:rPr>
             </w:pPr>
-            <w:proofErr w:type="spellStart"/>
             <w:r>
               <w:rPr>
                 <w:spacing w:val="-2"/>
@@ -18394,7 +19139,6 @@
               </w:rPr>
               <w:t>radiotelephony</w:t>
             </w:r>
-            <w:proofErr w:type="spellEnd"/>
           </w:p>
         </w:tc>
         <w:tc>
@@ -18610,23 +19354,7 @@
                 <w:spacing w:val="-2"/>
                 <w:sz w:val="16"/>
               </w:rPr>
-              <w:t xml:space="preserve"> </w:t>
-            </w:r>
-            <w:proofErr w:type="spellStart"/>
-            <w:r>
-              <w:rPr>
-                <w:spacing w:val="-2"/>
-                <w:sz w:val="16"/>
-              </w:rPr>
-              <w:t>Code</w:t>
-            </w:r>
-            <w:proofErr w:type="spellEnd"/>
-            <w:r>
-              <w:rPr>
-                <w:spacing w:val="-2"/>
-                <w:sz w:val="16"/>
-              </w:rPr>
-              <w:t>)</w:t>
+              <w:t xml:space="preserve"> Code)</w:t>
             </w:r>
           </w:p>
         </w:tc>
@@ -18691,19 +19419,11 @@
               </w:rPr>
               <w:t xml:space="preserve"> </w:t>
             </w:r>
-            <w:proofErr w:type="spellStart"/>
-            <w:r>
-              <w:rPr>
-                <w:sz w:val="16"/>
-              </w:rPr>
-              <w:t>Code</w:t>
-            </w:r>
-            <w:proofErr w:type="spellEnd"/>
-            <w:r>
-              <w:rPr>
-                <w:sz w:val="16"/>
-              </w:rPr>
-              <w:t>)</w:t>
+            <w:r>
+              <w:rPr>
+                <w:sz w:val="16"/>
+              </w:rPr>
+              <w:t>Code)</w:t>
             </w:r>
             <w:r>
               <w:rPr>
@@ -18935,19 +19655,11 @@
                 <w:sz w:val="16"/>
               </w:rPr>
             </w:pPr>
-            <w:proofErr w:type="spellStart"/>
-            <w:r>
-              <w:rPr>
-                <w:sz w:val="16"/>
-              </w:rPr>
-              <w:t>Ed</w:t>
-            </w:r>
-            <w:proofErr w:type="spellEnd"/>
-            <w:r>
-              <w:rPr>
-                <w:sz w:val="16"/>
-              </w:rPr>
-              <w:t>.</w:t>
+            <w:r>
+              <w:rPr>
+                <w:sz w:val="16"/>
+              </w:rPr>
+              <w:t>Ed.</w:t>
             </w:r>
             <w:r>
               <w:rPr>
@@ -19180,19 +19892,11 @@
               </w:rPr>
               <w:t xml:space="preserve"> </w:t>
             </w:r>
-            <w:proofErr w:type="spellStart"/>
-            <w:r>
-              <w:rPr>
-                <w:sz w:val="16"/>
-              </w:rPr>
-              <w:t>Code</w:t>
-            </w:r>
-            <w:proofErr w:type="spellEnd"/>
-            <w:r>
-              <w:rPr>
-                <w:sz w:val="16"/>
-              </w:rPr>
-              <w:t>)</w:t>
+            <w:r>
+              <w:rPr>
+                <w:sz w:val="16"/>
+              </w:rPr>
+              <w:t>Code)</w:t>
             </w:r>
             <w:r>
               <w:rPr>
@@ -19292,23 +19996,7 @@
                 <w:spacing w:val="-2"/>
                 <w:sz w:val="16"/>
               </w:rPr>
-              <w:t xml:space="preserve"> </w:t>
-            </w:r>
-            <w:proofErr w:type="spellStart"/>
-            <w:r>
-              <w:rPr>
-                <w:spacing w:val="-2"/>
-                <w:sz w:val="16"/>
-              </w:rPr>
-              <w:t>Code</w:t>
-            </w:r>
-            <w:proofErr w:type="spellEnd"/>
-            <w:r>
-              <w:rPr>
-                <w:spacing w:val="-2"/>
-                <w:sz w:val="16"/>
-              </w:rPr>
-              <w:t>)</w:t>
+              <w:t xml:space="preserve"> Code)</w:t>
             </w:r>
           </w:p>
         </w:tc>
@@ -19459,19 +20147,11 @@
                 <w:sz w:val="16"/>
               </w:rPr>
             </w:pPr>
-            <w:proofErr w:type="spellStart"/>
-            <w:r>
-              <w:rPr>
-                <w:sz w:val="16"/>
-              </w:rPr>
-              <w:t>Ed</w:t>
-            </w:r>
-            <w:proofErr w:type="spellEnd"/>
-            <w:r>
-              <w:rPr>
-                <w:sz w:val="16"/>
-              </w:rPr>
-              <w:t>.</w:t>
+            <w:r>
+              <w:rPr>
+                <w:sz w:val="16"/>
+              </w:rPr>
+              <w:t>Ed.</w:t>
             </w:r>
             <w:r>
               <w:rPr>
@@ -20285,19 +20965,11 @@
                 <w:sz w:val="16"/>
               </w:rPr>
             </w:pPr>
-            <w:proofErr w:type="spellStart"/>
-            <w:r>
-              <w:rPr>
-                <w:sz w:val="16"/>
-              </w:rPr>
-              <w:t>Ed</w:t>
-            </w:r>
-            <w:proofErr w:type="spellEnd"/>
-            <w:r>
-              <w:rPr>
-                <w:sz w:val="16"/>
-              </w:rPr>
-              <w:t>.</w:t>
+            <w:r>
+              <w:rPr>
+                <w:sz w:val="16"/>
+              </w:rPr>
+              <w:t>Ed.</w:t>
             </w:r>
             <w:r>
               <w:rPr>
@@ -20894,19 +21566,11 @@
                 <w:sz w:val="16"/>
               </w:rPr>
             </w:pPr>
-            <w:proofErr w:type="spellStart"/>
-            <w:r>
-              <w:rPr>
-                <w:sz w:val="16"/>
-              </w:rPr>
-              <w:t>Ed</w:t>
-            </w:r>
-            <w:proofErr w:type="spellEnd"/>
-            <w:r>
-              <w:rPr>
-                <w:sz w:val="16"/>
-              </w:rPr>
-              <w:t>.</w:t>
+            <w:r>
+              <w:rPr>
+                <w:sz w:val="16"/>
+              </w:rPr>
+              <w:t>Ed.</w:t>
             </w:r>
             <w:r>
               <w:rPr>
@@ -21270,19 +21934,11 @@
                 <w:sz w:val="16"/>
               </w:rPr>
             </w:pPr>
-            <w:proofErr w:type="spellStart"/>
-            <w:r>
-              <w:rPr>
-                <w:sz w:val="16"/>
-              </w:rPr>
-              <w:t>Ed</w:t>
-            </w:r>
-            <w:proofErr w:type="spellEnd"/>
-            <w:r>
-              <w:rPr>
-                <w:sz w:val="16"/>
-              </w:rPr>
-              <w:t>.</w:t>
+            <w:r>
+              <w:rPr>
+                <w:sz w:val="16"/>
+              </w:rPr>
+              <w:t>Ed.</w:t>
             </w:r>
             <w:r>
               <w:rPr>
@@ -21673,19 +22329,11 @@
                 <w:sz w:val="16"/>
               </w:rPr>
             </w:pPr>
-            <w:proofErr w:type="spellStart"/>
-            <w:r>
-              <w:rPr>
-                <w:sz w:val="16"/>
-              </w:rPr>
-              <w:t>Ed</w:t>
-            </w:r>
-            <w:proofErr w:type="spellEnd"/>
-            <w:r>
-              <w:rPr>
-                <w:sz w:val="16"/>
-              </w:rPr>
-              <w:t>.</w:t>
+            <w:r>
+              <w:rPr>
+                <w:sz w:val="16"/>
+              </w:rPr>
+              <w:t>Ed.</w:t>
             </w:r>
             <w:r>
               <w:rPr>
@@ -22642,23 +23290,7 @@
                 <w:spacing w:val="-5"/>
                 <w:sz w:val="16"/>
               </w:rPr>
-              <w:t xml:space="preserve"> </w:t>
-            </w:r>
-            <w:proofErr w:type="spellStart"/>
-            <w:r>
-              <w:rPr>
-                <w:spacing w:val="-5"/>
-                <w:sz w:val="16"/>
-              </w:rPr>
-              <w:t>Ed</w:t>
-            </w:r>
-            <w:proofErr w:type="spellEnd"/>
-            <w:r>
-              <w:rPr>
-                <w:spacing w:val="-5"/>
-                <w:sz w:val="16"/>
-              </w:rPr>
-              <w:t>.</w:t>
+              <w:t xml:space="preserve"> Ed.</w:t>
             </w:r>
           </w:p>
         </w:tc>
@@ -23014,7 +23646,6 @@
                 <w:sz w:val="16"/>
               </w:rPr>
             </w:pPr>
-            <w:proofErr w:type="spellStart"/>
             <w:r>
               <w:rPr>
                 <w:spacing w:val="-2"/>
@@ -23022,7 +23653,6 @@
               </w:rPr>
               <w:t>watch-keeping</w:t>
             </w:r>
-            <w:proofErr w:type="spellEnd"/>
           </w:p>
         </w:tc>
         <w:tc>
@@ -23153,7 +23783,6 @@
                 <w:sz w:val="16"/>
               </w:rPr>
             </w:pPr>
-            <w:proofErr w:type="spellStart"/>
             <w:r>
               <w:rPr>
                 <w:spacing w:val="-2"/>
@@ -23161,7 +23790,6 @@
               </w:rPr>
               <w:t>receiver</w:t>
             </w:r>
-            <w:proofErr w:type="spellEnd"/>
           </w:p>
         </w:tc>
         <w:tc>
@@ -23415,19 +24043,11 @@
               </w:rPr>
               <w:t xml:space="preserve"> </w:t>
             </w:r>
-            <w:proofErr w:type="spellStart"/>
-            <w:r>
-              <w:rPr>
-                <w:sz w:val="16"/>
-              </w:rPr>
-              <w:t>Code</w:t>
-            </w:r>
-            <w:proofErr w:type="spellEnd"/>
-            <w:r>
-              <w:rPr>
-                <w:sz w:val="16"/>
-              </w:rPr>
-              <w:t>)</w:t>
+            <w:r>
+              <w:rPr>
+                <w:sz w:val="16"/>
+              </w:rPr>
+              <w:t>Code)</w:t>
             </w:r>
             <w:r>
               <w:rPr>
@@ -23527,23 +24147,7 @@
                 <w:spacing w:val="-2"/>
                 <w:sz w:val="16"/>
               </w:rPr>
-              <w:t xml:space="preserve"> </w:t>
-            </w:r>
-            <w:proofErr w:type="spellStart"/>
-            <w:r>
-              <w:rPr>
-                <w:spacing w:val="-2"/>
-                <w:sz w:val="16"/>
-              </w:rPr>
-              <w:t>Code</w:t>
-            </w:r>
-            <w:proofErr w:type="spellEnd"/>
-            <w:r>
-              <w:rPr>
-                <w:spacing w:val="-2"/>
-                <w:sz w:val="16"/>
-              </w:rPr>
-              <w:t>)</w:t>
+              <w:t xml:space="preserve"> Code)</w:t>
             </w:r>
           </w:p>
         </w:tc>
@@ -23702,19 +24306,11 @@
                 <w:sz w:val="16"/>
               </w:rPr>
             </w:pPr>
-            <w:proofErr w:type="spellStart"/>
-            <w:r>
-              <w:rPr>
-                <w:sz w:val="16"/>
-              </w:rPr>
-              <w:t>Ed</w:t>
-            </w:r>
-            <w:proofErr w:type="spellEnd"/>
-            <w:r>
-              <w:rPr>
-                <w:sz w:val="16"/>
-              </w:rPr>
-              <w:t>.</w:t>
+            <w:r>
+              <w:rPr>
+                <w:sz w:val="16"/>
+              </w:rPr>
+              <w:t>Ed.</w:t>
             </w:r>
             <w:r>
               <w:rPr>
@@ -24004,23 +24600,7 @@
                 <w:spacing w:val="-2"/>
                 <w:sz w:val="16"/>
               </w:rPr>
-              <w:t xml:space="preserve"> </w:t>
-            </w:r>
-            <w:proofErr w:type="spellStart"/>
-            <w:r>
-              <w:rPr>
-                <w:spacing w:val="-2"/>
-                <w:sz w:val="16"/>
-              </w:rPr>
-              <w:t>Code</w:t>
-            </w:r>
-            <w:proofErr w:type="spellEnd"/>
-            <w:r>
-              <w:rPr>
-                <w:spacing w:val="-2"/>
-                <w:sz w:val="16"/>
-              </w:rPr>
-              <w:t>)</w:t>
+              <w:t xml:space="preserve"> Code)</w:t>
             </w:r>
           </w:p>
         </w:tc>
@@ -24085,19 +24665,11 @@
               </w:rPr>
               <w:t xml:space="preserve"> </w:t>
             </w:r>
-            <w:proofErr w:type="spellStart"/>
-            <w:r>
-              <w:rPr>
-                <w:sz w:val="16"/>
-              </w:rPr>
-              <w:t>Code</w:t>
-            </w:r>
-            <w:proofErr w:type="spellEnd"/>
-            <w:r>
-              <w:rPr>
-                <w:sz w:val="16"/>
-              </w:rPr>
-              <w:t>)</w:t>
+            <w:r>
+              <w:rPr>
+                <w:sz w:val="16"/>
+              </w:rPr>
+              <w:t>Code)</w:t>
             </w:r>
             <w:r>
               <w:rPr>
@@ -24321,19 +24893,11 @@
                 <w:sz w:val="16"/>
               </w:rPr>
             </w:pPr>
-            <w:proofErr w:type="spellStart"/>
-            <w:r>
-              <w:rPr>
-                <w:sz w:val="16"/>
-              </w:rPr>
-              <w:t>Ed</w:t>
-            </w:r>
-            <w:proofErr w:type="spellEnd"/>
-            <w:r>
-              <w:rPr>
-                <w:sz w:val="16"/>
-              </w:rPr>
-              <w:t>.</w:t>
+            <w:r>
+              <w:rPr>
+                <w:sz w:val="16"/>
+              </w:rPr>
+              <w:t>Ed.</w:t>
             </w:r>
             <w:r>
               <w:rPr>
@@ -25143,19 +25707,11 @@
                 <w:sz w:val="16"/>
               </w:rPr>
             </w:pPr>
-            <w:proofErr w:type="spellStart"/>
-            <w:r>
-              <w:rPr>
-                <w:sz w:val="16"/>
-              </w:rPr>
-              <w:t>Ed</w:t>
-            </w:r>
-            <w:proofErr w:type="spellEnd"/>
-            <w:r>
-              <w:rPr>
-                <w:sz w:val="16"/>
-              </w:rPr>
-              <w:t>.</w:t>
+            <w:r>
+              <w:rPr>
+                <w:sz w:val="16"/>
+              </w:rPr>
+              <w:t>Ed.</w:t>
             </w:r>
             <w:r>
               <w:rPr>
@@ -25450,19 +26006,11 @@
               </w:rPr>
               <w:t xml:space="preserve"> </w:t>
             </w:r>
-            <w:proofErr w:type="spellStart"/>
-            <w:r>
-              <w:rPr>
-                <w:sz w:val="16"/>
-              </w:rPr>
-              <w:t>Ed</w:t>
-            </w:r>
-            <w:proofErr w:type="spellEnd"/>
-            <w:r>
-              <w:rPr>
-                <w:sz w:val="16"/>
-              </w:rPr>
-              <w:t>.</w:t>
+            <w:r>
+              <w:rPr>
+                <w:sz w:val="16"/>
+              </w:rPr>
+              <w:t>Ed.</w:t>
             </w:r>
             <w:r>
               <w:rPr>
@@ -25870,19 +26418,11 @@
                 <w:sz w:val="16"/>
               </w:rPr>
             </w:pPr>
-            <w:proofErr w:type="spellStart"/>
-            <w:r>
-              <w:rPr>
-                <w:sz w:val="16"/>
-              </w:rPr>
-              <w:t>Ed</w:t>
-            </w:r>
-            <w:proofErr w:type="spellEnd"/>
-            <w:r>
-              <w:rPr>
-                <w:sz w:val="16"/>
-              </w:rPr>
-              <w:t>.</w:t>
+            <w:r>
+              <w:rPr>
+                <w:sz w:val="16"/>
+              </w:rPr>
+              <w:t>Ed.</w:t>
             </w:r>
             <w:r>
               <w:rPr>
@@ -26236,19 +26776,11 @@
                 <w:sz w:val="16"/>
               </w:rPr>
             </w:pPr>
-            <w:proofErr w:type="spellStart"/>
-            <w:r>
-              <w:rPr>
-                <w:sz w:val="16"/>
-              </w:rPr>
-              <w:t>Ed</w:t>
-            </w:r>
-            <w:proofErr w:type="spellEnd"/>
-            <w:r>
-              <w:rPr>
-                <w:sz w:val="16"/>
-              </w:rPr>
-              <w:t>.</w:t>
+            <w:r>
+              <w:rPr>
+                <w:sz w:val="16"/>
+              </w:rPr>
+              <w:t>Ed.</w:t>
             </w:r>
             <w:r>
               <w:rPr>
@@ -26854,23 +27386,7 @@
                 <w:spacing w:val="-5"/>
                 <w:sz w:val="16"/>
               </w:rPr>
-              <w:t xml:space="preserve"> </w:t>
-            </w:r>
-            <w:proofErr w:type="spellStart"/>
-            <w:r>
-              <w:rPr>
-                <w:spacing w:val="-5"/>
-                <w:sz w:val="16"/>
-              </w:rPr>
-              <w:t>Ed</w:t>
-            </w:r>
-            <w:proofErr w:type="spellEnd"/>
-            <w:r>
-              <w:rPr>
-                <w:spacing w:val="-5"/>
-                <w:sz w:val="16"/>
-              </w:rPr>
-              <w:t>.</w:t>
+              <w:t xml:space="preserve"> Ed.</w:t>
             </w:r>
           </w:p>
         </w:tc>
@@ -26997,7 +27513,6 @@
               </w:rPr>
               <w:t xml:space="preserve"> </w:t>
             </w:r>
-            <w:proofErr w:type="spellStart"/>
             <w:r>
               <w:rPr>
                 <w:spacing w:val="-5"/>
@@ -27005,7 +27520,6 @@
               </w:rPr>
               <w:t>of</w:t>
             </w:r>
-            <w:proofErr w:type="spellEnd"/>
           </w:p>
         </w:tc>
         <w:tc>
@@ -27142,7 +27656,6 @@
               </w:rPr>
               <w:t xml:space="preserve"> </w:t>
             </w:r>
-            <w:proofErr w:type="spellStart"/>
             <w:r>
               <w:rPr>
                 <w:spacing w:val="-5"/>
@@ -27150,7 +27663,6 @@
               </w:rPr>
               <w:t>and</w:t>
             </w:r>
-            <w:proofErr w:type="spellEnd"/>
           </w:p>
         </w:tc>
         <w:tc>
@@ -27290,7 +27802,6 @@
               </w:rPr>
               <w:t xml:space="preserve"> </w:t>
             </w:r>
-            <w:proofErr w:type="spellStart"/>
             <w:r>
               <w:rPr>
                 <w:spacing w:val="-5"/>
@@ -27298,7 +27809,6 @@
               </w:rPr>
               <w:t>and</w:t>
             </w:r>
-            <w:proofErr w:type="spellEnd"/>
           </w:p>
         </w:tc>
         <w:tc>
@@ -27473,7 +27983,6 @@
                 <w:sz w:val="16"/>
               </w:rPr>
             </w:pPr>
-            <w:proofErr w:type="spellStart"/>
             <w:r>
               <w:rPr>
                 <w:spacing w:val="-2"/>
@@ -27481,7 +27990,6 @@
               </w:rPr>
               <w:t>radiotelephony</w:t>
             </w:r>
-            <w:proofErr w:type="spellEnd"/>
           </w:p>
         </w:tc>
         <w:tc>
@@ -27525,23 +28033,7 @@
                 <w:spacing w:val="-2"/>
                 <w:sz w:val="16"/>
               </w:rPr>
-              <w:t xml:space="preserve"> </w:t>
-            </w:r>
-            <w:proofErr w:type="spellStart"/>
-            <w:r>
-              <w:rPr>
-                <w:spacing w:val="-2"/>
-                <w:sz w:val="16"/>
-              </w:rPr>
-              <w:t>Code</w:t>
-            </w:r>
-            <w:proofErr w:type="spellEnd"/>
-            <w:r>
-              <w:rPr>
-                <w:spacing w:val="-2"/>
-                <w:sz w:val="16"/>
-              </w:rPr>
-              <w:t>)</w:t>
+              <w:t xml:space="preserve"> Code)</w:t>
             </w:r>
           </w:p>
         </w:tc>
@@ -27755,19 +28247,11 @@
               </w:rPr>
               <w:t xml:space="preserve"> </w:t>
             </w:r>
-            <w:proofErr w:type="spellStart"/>
-            <w:r>
-              <w:rPr>
-                <w:sz w:val="16"/>
-              </w:rPr>
-              <w:t>Code</w:t>
-            </w:r>
-            <w:proofErr w:type="spellEnd"/>
-            <w:r>
-              <w:rPr>
-                <w:sz w:val="16"/>
-              </w:rPr>
-              <w:t>)</w:t>
+            <w:r>
+              <w:rPr>
+                <w:sz w:val="16"/>
+              </w:rPr>
+              <w:t>Code)</w:t>
             </w:r>
             <w:r>
               <w:rPr>
@@ -28028,23 +28512,7 @@
                 <w:spacing w:val="-2"/>
                 <w:sz w:val="16"/>
               </w:rPr>
-              <w:t xml:space="preserve"> </w:t>
-            </w:r>
-            <w:proofErr w:type="spellStart"/>
-            <w:r>
-              <w:rPr>
-                <w:spacing w:val="-2"/>
-                <w:sz w:val="16"/>
-              </w:rPr>
-              <w:t>Code</w:t>
-            </w:r>
-            <w:proofErr w:type="spellEnd"/>
-            <w:r>
-              <w:rPr>
-                <w:spacing w:val="-2"/>
-                <w:sz w:val="16"/>
-              </w:rPr>
-              <w:t>)</w:t>
+              <w:t xml:space="preserve"> Code)</w:t>
             </w:r>
           </w:p>
         </w:tc>
@@ -28065,19 +28533,11 @@
                 <w:sz w:val="16"/>
               </w:rPr>
             </w:pPr>
-            <w:proofErr w:type="spellStart"/>
-            <w:r>
-              <w:rPr>
-                <w:sz w:val="16"/>
-              </w:rPr>
-              <w:t>Ed</w:t>
-            </w:r>
-            <w:proofErr w:type="spellEnd"/>
-            <w:r>
-              <w:rPr>
-                <w:sz w:val="16"/>
-              </w:rPr>
-              <w:t>.</w:t>
+            <w:r>
+              <w:rPr>
+                <w:sz w:val="16"/>
+              </w:rPr>
+              <w:t>Ed.</w:t>
             </w:r>
             <w:r>
               <w:rPr>
@@ -28468,19 +28928,11 @@
                 <w:sz w:val="16"/>
               </w:rPr>
             </w:pPr>
-            <w:proofErr w:type="spellStart"/>
-            <w:r>
-              <w:rPr>
-                <w:sz w:val="16"/>
-              </w:rPr>
-              <w:t>Ed</w:t>
-            </w:r>
-            <w:proofErr w:type="spellEnd"/>
-            <w:r>
-              <w:rPr>
-                <w:sz w:val="16"/>
-              </w:rPr>
-              <w:t>.</w:t>
+            <w:r>
+              <w:rPr>
+                <w:sz w:val="16"/>
+              </w:rPr>
+              <w:t>Ed.</w:t>
             </w:r>
             <w:r>
               <w:rPr>
@@ -28541,19 +28993,11 @@
               </w:rPr>
               <w:t xml:space="preserve"> </w:t>
             </w:r>
-            <w:proofErr w:type="spellStart"/>
-            <w:r>
-              <w:rPr>
-                <w:sz w:val="16"/>
-              </w:rPr>
-              <w:t>Code</w:t>
-            </w:r>
-            <w:proofErr w:type="spellEnd"/>
-            <w:r>
-              <w:rPr>
-                <w:sz w:val="16"/>
-              </w:rPr>
-              <w:t>)</w:t>
+            <w:r>
+              <w:rPr>
+                <w:sz w:val="16"/>
+              </w:rPr>
+              <w:t>Code)</w:t>
             </w:r>
             <w:r>
               <w:rPr>
@@ -29025,19 +29469,11 @@
                 <w:sz w:val="16"/>
               </w:rPr>
             </w:pPr>
-            <w:proofErr w:type="spellStart"/>
-            <w:r>
-              <w:rPr>
-                <w:sz w:val="16"/>
-              </w:rPr>
-              <w:t>Ed</w:t>
-            </w:r>
-            <w:proofErr w:type="spellEnd"/>
-            <w:r>
-              <w:rPr>
-                <w:sz w:val="16"/>
-              </w:rPr>
-              <w:t>.</w:t>
+            <w:r>
+              <w:rPr>
+                <w:sz w:val="16"/>
+              </w:rPr>
+              <w:t>Ed.</w:t>
             </w:r>
             <w:r>
               <w:rPr>
@@ -29773,19 +30209,11 @@
                 <w:sz w:val="16"/>
               </w:rPr>
             </w:pPr>
-            <w:proofErr w:type="spellStart"/>
-            <w:r>
-              <w:rPr>
-                <w:sz w:val="16"/>
-              </w:rPr>
-              <w:t>Ed</w:t>
-            </w:r>
-            <w:proofErr w:type="spellEnd"/>
-            <w:r>
-              <w:rPr>
-                <w:sz w:val="16"/>
-              </w:rPr>
-              <w:t>.</w:t>
+            <w:r>
+              <w:rPr>
+                <w:sz w:val="16"/>
+              </w:rPr>
+              <w:t>Ed.</w:t>
             </w:r>
             <w:r>
               <w:rPr>
@@ -30180,19 +30608,11 @@
                 <w:sz w:val="16"/>
               </w:rPr>
             </w:pPr>
-            <w:proofErr w:type="spellStart"/>
-            <w:r>
-              <w:rPr>
-                <w:sz w:val="16"/>
-              </w:rPr>
-              <w:t>Ed</w:t>
-            </w:r>
-            <w:proofErr w:type="spellEnd"/>
-            <w:r>
-              <w:rPr>
-                <w:sz w:val="16"/>
-              </w:rPr>
-              <w:t>.</w:t>
+            <w:r>
+              <w:rPr>
+                <w:sz w:val="16"/>
+              </w:rPr>
+              <w:t>Ed.</w:t>
             </w:r>
             <w:r>
               <w:rPr>
@@ -30529,19 +30949,11 @@
                 <w:sz w:val="16"/>
               </w:rPr>
             </w:pPr>
-            <w:proofErr w:type="spellStart"/>
-            <w:r>
-              <w:rPr>
-                <w:sz w:val="16"/>
-              </w:rPr>
-              <w:t>Ed</w:t>
-            </w:r>
-            <w:proofErr w:type="spellEnd"/>
-            <w:r>
-              <w:rPr>
-                <w:sz w:val="16"/>
-              </w:rPr>
-              <w:t>.</w:t>
+            <w:r>
+              <w:rPr>
+                <w:sz w:val="16"/>
+              </w:rPr>
+              <w:t>Ed.</w:t>
             </w:r>
             <w:r>
               <w:rPr>
@@ -30878,19 +31290,11 @@
                 <w:sz w:val="16"/>
               </w:rPr>
             </w:pPr>
-            <w:proofErr w:type="spellStart"/>
-            <w:r>
-              <w:rPr>
-                <w:sz w:val="16"/>
-              </w:rPr>
-              <w:t>Ed</w:t>
-            </w:r>
-            <w:proofErr w:type="spellEnd"/>
-            <w:r>
-              <w:rPr>
-                <w:sz w:val="16"/>
-              </w:rPr>
-              <w:t>.</w:t>
+            <w:r>
+              <w:rPr>
+                <w:sz w:val="16"/>
+              </w:rPr>
+              <w:t>Ed.</w:t>
             </w:r>
             <w:r>
               <w:rPr>
@@ -31643,21 +32047,12 @@
               </w:rPr>
               <w:t xml:space="preserve"> </w:t>
             </w:r>
-            <w:proofErr w:type="spellStart"/>
             <w:r>
               <w:rPr>
                 <w:spacing w:val="-5"/>
                 <w:sz w:val="16"/>
               </w:rPr>
-              <w:t>Ed</w:t>
-            </w:r>
-            <w:proofErr w:type="spellEnd"/>
-            <w:r>
-              <w:rPr>
-                <w:spacing w:val="-5"/>
-                <w:sz w:val="16"/>
-              </w:rPr>
-              <w:t>.</w:t>
+              <w:t>Ed.</w:t>
             </w:r>
           </w:p>
         </w:tc>
@@ -31849,7 +32244,6 @@
                 <w:sz w:val="16"/>
               </w:rPr>
             </w:pPr>
-            <w:proofErr w:type="spellStart"/>
             <w:r>
               <w:rPr>
                 <w:spacing w:val="-2"/>
@@ -31857,7 +32251,6 @@
               </w:rPr>
               <w:t>watch-keeping</w:t>
             </w:r>
-            <w:proofErr w:type="spellEnd"/>
           </w:p>
         </w:tc>
         <w:tc>
@@ -31974,14 +32367,12 @@
                 <w:sz w:val="16"/>
               </w:rPr>
             </w:pPr>
-            <w:proofErr w:type="spellStart"/>
             <w:r>
               <w:rPr>
                 <w:sz w:val="16"/>
               </w:rPr>
               <w:t>receiver</w:t>
             </w:r>
-            <w:proofErr w:type="spellEnd"/>
             <w:r>
               <w:rPr>
                 <w:spacing w:val="-10"/>
@@ -32313,23 +32704,7 @@
                 <w:spacing w:val="-2"/>
                 <w:sz w:val="16"/>
               </w:rPr>
-              <w:t xml:space="preserve"> </w:t>
-            </w:r>
-            <w:proofErr w:type="spellStart"/>
-            <w:r>
-              <w:rPr>
-                <w:spacing w:val="-2"/>
-                <w:sz w:val="16"/>
-              </w:rPr>
-              <w:t>Code</w:t>
-            </w:r>
-            <w:proofErr w:type="spellEnd"/>
-            <w:r>
-              <w:rPr>
-                <w:spacing w:val="-2"/>
-                <w:sz w:val="16"/>
-              </w:rPr>
-              <w:t>)</w:t>
+              <w:t xml:space="preserve"> Code)</w:t>
             </w:r>
           </w:p>
         </w:tc>
@@ -32363,19 +32738,11 @@
               </w:rPr>
               <w:t xml:space="preserve"> </w:t>
             </w:r>
-            <w:proofErr w:type="spellStart"/>
-            <w:r>
-              <w:rPr>
-                <w:sz w:val="16"/>
-              </w:rPr>
-              <w:t>Ed</w:t>
-            </w:r>
-            <w:proofErr w:type="spellEnd"/>
-            <w:r>
-              <w:rPr>
-                <w:sz w:val="16"/>
-              </w:rPr>
-              <w:t>.</w:t>
+            <w:r>
+              <w:rPr>
+                <w:sz w:val="16"/>
+              </w:rPr>
+              <w:t>Ed.</w:t>
             </w:r>
             <w:r>
               <w:rPr>
@@ -32646,19 +33013,11 @@
               </w:rPr>
               <w:t xml:space="preserve"> </w:t>
             </w:r>
-            <w:proofErr w:type="spellStart"/>
-            <w:r>
-              <w:rPr>
-                <w:sz w:val="16"/>
-              </w:rPr>
-              <w:t>Ed</w:t>
-            </w:r>
-            <w:proofErr w:type="spellEnd"/>
-            <w:r>
-              <w:rPr>
-                <w:sz w:val="16"/>
-              </w:rPr>
-              <w:t>.</w:t>
+            <w:r>
+              <w:rPr>
+                <w:sz w:val="16"/>
+              </w:rPr>
+              <w:t>Ed.</w:t>
             </w:r>
             <w:r>
               <w:rPr>
@@ -32768,23 +33127,7 @@
                 <w:spacing w:val="-2"/>
                 <w:sz w:val="16"/>
               </w:rPr>
-              <w:t xml:space="preserve"> </w:t>
-            </w:r>
-            <w:proofErr w:type="spellStart"/>
-            <w:r>
-              <w:rPr>
-                <w:spacing w:val="-2"/>
-                <w:sz w:val="16"/>
-              </w:rPr>
-              <w:t>Code</w:t>
-            </w:r>
-            <w:proofErr w:type="spellEnd"/>
-            <w:r>
-              <w:rPr>
-                <w:spacing w:val="-2"/>
-                <w:sz w:val="16"/>
-              </w:rPr>
-              <w:t>)</w:t>
+              <w:t xml:space="preserve"> Code)</w:t>
             </w:r>
           </w:p>
         </w:tc>
@@ -33297,19 +33640,11 @@
               </w:rPr>
               <w:t xml:space="preserve"> </w:t>
             </w:r>
-            <w:proofErr w:type="spellStart"/>
-            <w:r>
-              <w:rPr>
-                <w:sz w:val="16"/>
-              </w:rPr>
-              <w:t>Ed</w:t>
-            </w:r>
-            <w:proofErr w:type="spellEnd"/>
-            <w:r>
-              <w:rPr>
-                <w:sz w:val="16"/>
-              </w:rPr>
-              <w:t>.</w:t>
+            <w:r>
+              <w:rPr>
+                <w:sz w:val="16"/>
+              </w:rPr>
+              <w:t>Ed.</w:t>
             </w:r>
             <w:r>
               <w:rPr>
@@ -33561,19 +33896,11 @@
               </w:rPr>
               <w:t xml:space="preserve"> </w:t>
             </w:r>
-            <w:proofErr w:type="spellStart"/>
-            <w:r>
-              <w:rPr>
-                <w:sz w:val="16"/>
-              </w:rPr>
-              <w:t>Ed</w:t>
-            </w:r>
-            <w:proofErr w:type="spellEnd"/>
-            <w:r>
-              <w:rPr>
-                <w:sz w:val="16"/>
-              </w:rPr>
-              <w:t>.</w:t>
+            <w:r>
+              <w:rPr>
+                <w:sz w:val="16"/>
+              </w:rPr>
+              <w:t>Ed.</w:t>
             </w:r>
             <w:r>
               <w:rPr>
@@ -33834,19 +34161,11 @@
               </w:rPr>
               <w:t xml:space="preserve"> </w:t>
             </w:r>
-            <w:proofErr w:type="spellStart"/>
-            <w:r>
-              <w:rPr>
-                <w:sz w:val="16"/>
-              </w:rPr>
-              <w:t>Ed</w:t>
-            </w:r>
-            <w:proofErr w:type="spellEnd"/>
-            <w:r>
-              <w:rPr>
-                <w:sz w:val="16"/>
-              </w:rPr>
-              <w:t>.</w:t>
+            <w:r>
+              <w:rPr>
+                <w:sz w:val="16"/>
+              </w:rPr>
+              <w:t>Ed.</w:t>
             </w:r>
             <w:r>
               <w:rPr>
@@ -34140,21 +34459,12 @@
               </w:rPr>
               <w:t xml:space="preserve"> </w:t>
             </w:r>
-            <w:proofErr w:type="spellStart"/>
             <w:r>
               <w:rPr>
                 <w:spacing w:val="-5"/>
                 <w:sz w:val="16"/>
               </w:rPr>
-              <w:t>Ed</w:t>
-            </w:r>
-            <w:proofErr w:type="spellEnd"/>
-            <w:r>
-              <w:rPr>
-                <w:spacing w:val="-5"/>
-                <w:sz w:val="16"/>
-              </w:rPr>
-              <w:t>.</w:t>
+              <w:t>Ed.</w:t>
             </w:r>
           </w:p>
         </w:tc>
@@ -35072,23 +35382,7 @@
                 <w:spacing w:val="-5"/>
                 <w:sz w:val="16"/>
               </w:rPr>
-              <w:t xml:space="preserve"> </w:t>
-            </w:r>
-            <w:proofErr w:type="spellStart"/>
-            <w:r>
-              <w:rPr>
-                <w:spacing w:val="-5"/>
-                <w:sz w:val="16"/>
-              </w:rPr>
-              <w:t>Ed</w:t>
-            </w:r>
-            <w:proofErr w:type="spellEnd"/>
-            <w:r>
-              <w:rPr>
-                <w:spacing w:val="-5"/>
-                <w:sz w:val="16"/>
-              </w:rPr>
-              <w:t>.</w:t>
+              <w:t xml:space="preserve"> Ed.</w:t>
             </w:r>
           </w:p>
         </w:tc>
@@ -35202,7 +35496,6 @@
               </w:rPr>
               <w:t xml:space="preserve"> </w:t>
             </w:r>
-            <w:proofErr w:type="spellStart"/>
             <w:r>
               <w:rPr>
                 <w:spacing w:val="-5"/>
@@ -35210,7 +35503,6 @@
               </w:rPr>
               <w:t>of</w:t>
             </w:r>
-            <w:proofErr w:type="spellEnd"/>
           </w:p>
         </w:tc>
         <w:tc>
@@ -35347,7 +35639,6 @@
               </w:rPr>
               <w:t xml:space="preserve"> </w:t>
             </w:r>
-            <w:proofErr w:type="spellStart"/>
             <w:r>
               <w:rPr>
                 <w:spacing w:val="-5"/>
@@ -35355,7 +35646,6 @@
               </w:rPr>
               <w:t>and</w:t>
             </w:r>
-            <w:proofErr w:type="spellEnd"/>
           </w:p>
         </w:tc>
         <w:tc>
@@ -35613,23 +35903,7 @@
                 <w:spacing w:val="-2"/>
                 <w:sz w:val="16"/>
               </w:rPr>
-              <w:t xml:space="preserve"> </w:t>
-            </w:r>
-            <w:proofErr w:type="spellStart"/>
-            <w:r>
-              <w:rPr>
-                <w:spacing w:val="-2"/>
-                <w:sz w:val="16"/>
-              </w:rPr>
-              <w:t>Code</w:t>
-            </w:r>
-            <w:proofErr w:type="spellEnd"/>
-            <w:r>
-              <w:rPr>
-                <w:spacing w:val="-2"/>
-                <w:sz w:val="16"/>
-              </w:rPr>
-              <w:t>)</w:t>
+              <w:t xml:space="preserve"> Code)</w:t>
             </w:r>
           </w:p>
         </w:tc>
@@ -35728,19 +36002,11 @@
               </w:rPr>
               <w:t xml:space="preserve"> </w:t>
             </w:r>
-            <w:proofErr w:type="spellStart"/>
-            <w:r>
-              <w:rPr>
-                <w:sz w:val="16"/>
-              </w:rPr>
-              <w:t>Code</w:t>
-            </w:r>
-            <w:proofErr w:type="spellEnd"/>
-            <w:r>
-              <w:rPr>
-                <w:sz w:val="16"/>
-              </w:rPr>
-              <w:t>)</w:t>
+            <w:r>
+              <w:rPr>
+                <w:sz w:val="16"/>
+              </w:rPr>
+              <w:t>Code)</w:t>
             </w:r>
             <w:r>
               <w:rPr>
@@ -35798,14 +36064,12 @@
                 <w:sz w:val="16"/>
               </w:rPr>
             </w:pPr>
-            <w:proofErr w:type="spellStart"/>
             <w:r>
               <w:rPr>
                 <w:sz w:val="16"/>
               </w:rPr>
               <w:t>and</w:t>
             </w:r>
-            <w:proofErr w:type="spellEnd"/>
             <w:r>
               <w:rPr>
                 <w:spacing w:val="-3"/>
@@ -35813,7 +36077,6 @@
               </w:rPr>
               <w:t xml:space="preserve"> </w:t>
             </w:r>
-            <w:proofErr w:type="spellStart"/>
             <w:r>
               <w:rPr>
                 <w:spacing w:val="-2"/>
@@ -35821,7 +36084,6 @@
               </w:rPr>
               <w:t>radiotelephony</w:t>
             </w:r>
-            <w:proofErr w:type="spellEnd"/>
           </w:p>
         </w:tc>
         <w:tc>
@@ -36066,19 +36328,11 @@
               </w:rPr>
               <w:t xml:space="preserve"> </w:t>
             </w:r>
-            <w:proofErr w:type="spellStart"/>
-            <w:r>
-              <w:rPr>
-                <w:sz w:val="16"/>
-              </w:rPr>
-              <w:t>Ed</w:t>
-            </w:r>
-            <w:proofErr w:type="spellEnd"/>
-            <w:r>
-              <w:rPr>
-                <w:sz w:val="16"/>
-              </w:rPr>
-              <w:t>.</w:t>
+            <w:r>
+              <w:rPr>
+                <w:sz w:val="16"/>
+              </w:rPr>
+              <w:t>Ed.</w:t>
             </w:r>
             <w:r>
               <w:rPr>
@@ -36132,19 +36386,11 @@
               </w:rPr>
               <w:t xml:space="preserve"> </w:t>
             </w:r>
-            <w:proofErr w:type="spellStart"/>
-            <w:r>
-              <w:rPr>
-                <w:sz w:val="16"/>
-              </w:rPr>
-              <w:t>Code</w:t>
-            </w:r>
-            <w:proofErr w:type="spellEnd"/>
-            <w:r>
-              <w:rPr>
-                <w:sz w:val="16"/>
-              </w:rPr>
-              <w:t>)</w:t>
+            <w:r>
+              <w:rPr>
+                <w:sz w:val="16"/>
+              </w:rPr>
+              <w:t>Code)</w:t>
             </w:r>
             <w:r>
               <w:rPr>
@@ -36244,23 +36490,7 @@
                 <w:spacing w:val="-2"/>
                 <w:sz w:val="16"/>
               </w:rPr>
-              <w:t xml:space="preserve"> </w:t>
-            </w:r>
-            <w:proofErr w:type="spellStart"/>
-            <w:r>
-              <w:rPr>
-                <w:spacing w:val="-2"/>
-                <w:sz w:val="16"/>
-              </w:rPr>
-              <w:t>Code</w:t>
-            </w:r>
-            <w:proofErr w:type="spellEnd"/>
-            <w:r>
-              <w:rPr>
-                <w:spacing w:val="-2"/>
-                <w:sz w:val="16"/>
-              </w:rPr>
-              <w:t>)</w:t>
+              <w:t xml:space="preserve"> Code)</w:t>
             </w:r>
           </w:p>
         </w:tc>
@@ -36424,19 +36654,11 @@
               </w:rPr>
               <w:t xml:space="preserve"> </w:t>
             </w:r>
-            <w:proofErr w:type="spellStart"/>
-            <w:r>
-              <w:rPr>
-                <w:sz w:val="16"/>
-              </w:rPr>
-              <w:t>Ed</w:t>
-            </w:r>
-            <w:proofErr w:type="spellEnd"/>
-            <w:r>
-              <w:rPr>
-                <w:sz w:val="16"/>
-              </w:rPr>
-              <w:t>.</w:t>
+            <w:r>
+              <w:rPr>
+                <w:sz w:val="16"/>
+              </w:rPr>
+              <w:t>Ed.</w:t>
             </w:r>
             <w:r>
               <w:rPr>
@@ -36680,19 +36902,11 @@
               </w:rPr>
               <w:t xml:space="preserve"> </w:t>
             </w:r>
-            <w:proofErr w:type="spellStart"/>
-            <w:r>
-              <w:rPr>
-                <w:sz w:val="16"/>
-              </w:rPr>
-              <w:t>Ed</w:t>
-            </w:r>
-            <w:proofErr w:type="spellEnd"/>
-            <w:r>
-              <w:rPr>
-                <w:sz w:val="16"/>
-              </w:rPr>
-              <w:t>.</w:t>
+            <w:r>
+              <w:rPr>
+                <w:sz w:val="16"/>
+              </w:rPr>
+              <w:t>Ed.</w:t>
             </w:r>
             <w:r>
               <w:rPr>
@@ -37095,6 +37309,7 @@
       <w:pPr>
         <w:pStyle w:val="2"/>
       </w:pPr>
+      <w:bookmarkStart w:id="3" w:name="_TOC_250001"/>
       <w:r>
         <w:rPr>
           <w:color w:val="00649A"/>
@@ -37109,6 +37324,7 @@
         </w:rPr>
         <w:t xml:space="preserve"> </w:t>
       </w:r>
+      <w:bookmarkEnd w:id="3"/>
       <w:r>
         <w:rPr>
           <w:color w:val="00649A"/>
@@ -37157,7 +37373,13 @@
         <w:rPr>
           <w:sz w:val="16"/>
         </w:rPr>
-        <w:t>для питания радиоустановок, обеспечивающих радиосвязь при бедствии и в целях безопасности в случае выхода из строя основного и аварийного судовых источников электрической энергии.</w:t>
+        <w:t>для питания радиоустановок, обеспечивающих радиосвязь при бедствии и в целях безопасности в сл</w:t>
+      </w:r>
+      <w:r>
+        <w:rPr>
+          <w:sz w:val="16"/>
+        </w:rPr>
+        <w:t>учае выхода из строя основного и аварийного судовых источников электрической энергии.</w:t>
       </w:r>
     </w:p>
     <w:p>
@@ -37197,7 +37419,10 @@
         <w:jc w:val="both"/>
       </w:pPr>
       <w:r>
-        <w:t>Все навигационное оборудование (за исключением системы управления курсом или траекторией судна), рассчитанное на питание электрической энергией, должно получать питание по отдельным фидерам от одного общего щита навигационного оборудования, а также должно быть обеспечено питанием от</w:t>
+        <w:t xml:space="preserve">Все навигационное оборудование (за исключением системы управления курсом или траекторией судна), рассчитанное на питание электрической энергией, должно получать питание по отдельным фидерам от одного общего щита навигационного оборудования, а также должно </w:t>
+      </w:r>
+      <w:r>
+        <w:t>быть обеспечено питанием от</w:t>
       </w:r>
       <w:r>
         <w:rPr>
@@ -37313,7 +37538,10 @@
         <w:jc w:val="both"/>
       </w:pPr>
       <w:r>
-        <w:t>Система управления курсом судна и система управления траекторией судна должны получать питание по отдельным фидерам, проложенным разными трассами от силовых цепей рулевого привода в румпельном помещении или непосредственно от шин распределительных устройств, питающих эти силовые цепи. На распределительном</w:t>
+        <w:t>Система управления курсом судна и система управления траекторией судна должны получать питание по отдельным фидерам, проложенным разными трассами от силовых цепей рулевого привода в румпельном помещении или непосредственно от шин распределительных устройст</w:t>
+      </w:r>
+      <w:r>
+        <w:t>в, питающих эти силовые цепи. На распределительном</w:t>
       </w:r>
       <w:r>
         <w:rPr>
@@ -37367,7 +37595,10 @@
         <w:t xml:space="preserve"> </w:t>
       </w:r>
       <w:r>
-        <w:t>предусмотрены автоматические выключатели на отходящих линиях к каждому виду навигационного оборудования. Подключение к щиту навигационного оборудования потребителей, не имеющих отношения к навигационному оборудованию, не допускается.</w:t>
+        <w:t>предусмотрены автоматические выключатели на отходящих линиях к каждому виду навигационного оборудования. Подключение к щиту навигационного оборудования потребит</w:t>
+      </w:r>
+      <w:r>
+        <w:t>елей, не имеющих отношения к навигационному оборудованию, не допускается.</w:t>
       </w:r>
     </w:p>
     <w:p>
@@ -37387,7 +37618,10 @@
         <w:jc w:val="both"/>
       </w:pPr>
       <w:r>
-        <w:t>Емкость батареи, являющейся переходным источником электрической энергии, должна быть достаточной для обеспечения в течение 30 мин питания судовой системы охранного оповещения, требуемой частью IV</w:t>
+        <w:t>Емкость батареи, являющейся переходным источником электрической энергии, должна быть достаточной для обеспечения в течение 30 мин питания судовой системы охранного оповещения, требу</w:t>
+      </w:r>
+      <w:r>
+        <w:t>емой частью IV</w:t>
       </w:r>
       <w:r>
         <w:rPr>
@@ -38479,6 +38713,45 @@
       <w:r>
         <w:br w:type="column"/>
       </w:r>
+      <w:r>
+        <w:t>Нет</w:t>
+      </w:r>
+      <w:r>
+        <w:rPr>
+          <w:spacing w:val="-12"/>
+        </w:rPr>
+        <w:t xml:space="preserve"> </w:t>
+      </w:r>
+      <w:r>
+        <w:t>потерь</w:t>
+      </w:r>
+      <w:r>
+        <w:rPr>
+          <w:spacing w:val="-11"/>
+        </w:rPr>
+        <w:t xml:space="preserve"> </w:t>
+      </w:r>
+      <w:r>
+        <w:t>в</w:t>
+      </w:r>
+      <w:r>
+        <w:rPr>
+          <w:spacing w:val="-11"/>
+        </w:rPr>
+        <w:t xml:space="preserve"> </w:t>
+      </w:r>
+      <w:r>
+        <w:t>емкости</w:t>
+      </w:r>
+      <w:r>
+        <w:rPr>
+          <w:spacing w:val="-11"/>
+        </w:rPr>
+        <w:t xml:space="preserve"> </w:t>
+      </w:r>
+      <w:r>
+        <w:t>по истечении времени</w:t>
+      </w:r>
     </w:p>
     <w:p>
       <w:pPr>
@@ -38583,6 +38856,9 @@
         </w:rPr>
         <w:t xml:space="preserve"> </w:t>
       </w:r>
+      <w:r>
+        <w:t>Долговечность</w:t>
+      </w:r>
     </w:p>
     <w:p>
       <w:pPr>
@@ -38633,13 +38909,6 @@
         <w:spacing w:before="95"/>
         <w:ind w:left="1275"/>
       </w:pPr>
-    </w:p>
-    <w:p>
-      <w:pPr>
-        <w:pStyle w:val="a3"/>
-        <w:spacing w:before="95"/>
-        <w:ind w:left="1275"/>
-      </w:pPr>
       <w:r>
         <w:t>Необходимо</w:t>
       </w:r>
@@ -38688,9 +38957,6 @@
         <w:pStyle w:val="a3"/>
         <w:spacing w:before="36" w:line="182" w:lineRule="auto"/>
         <w:ind w:left="1275"/>
-        <w:rPr>
-          <w:spacing w:val="-2"/>
-        </w:rPr>
       </w:pPr>
       <w:r>
         <w:rPr>
@@ -38780,13 +39046,6 @@
     <w:p>
       <w:pPr>
         <w:pStyle w:val="a3"/>
-        <w:spacing w:before="36" w:line="182" w:lineRule="auto"/>
-        <w:ind w:left="1275"/>
-      </w:pPr>
-    </w:p>
-    <w:p>
-      <w:pPr>
-        <w:pStyle w:val="a3"/>
         <w:spacing w:before="54" w:line="182" w:lineRule="auto"/>
         <w:ind w:left="1275"/>
       </w:pPr>
@@ -38881,13 +39140,6 @@
     <w:p>
       <w:pPr>
         <w:pStyle w:val="a3"/>
-        <w:spacing w:before="54" w:line="182" w:lineRule="auto"/>
-        <w:ind w:left="1275"/>
-      </w:pPr>
-    </w:p>
-    <w:p>
-      <w:pPr>
-        <w:pStyle w:val="a3"/>
         <w:spacing w:before="84" w:line="182" w:lineRule="auto"/>
         <w:ind w:left="1275" w:right="160"/>
       </w:pPr>
@@ -38967,13 +39219,6 @@
         <w:spacing w:before="77" w:line="244" w:lineRule="auto"/>
         <w:ind w:left="1275" w:right="160"/>
       </w:pPr>
-    </w:p>
-    <w:p>
-      <w:pPr>
-        <w:pStyle w:val="a3"/>
-        <w:spacing w:before="77" w:line="244" w:lineRule="auto"/>
-        <w:ind w:left="1275" w:right="160"/>
-      </w:pPr>
       <w:r>
         <w:rPr>
           <w:noProof/>
@@ -39131,90 +39376,46 @@
     </w:p>
     <w:p>
       <w:pPr>
-        <w:pStyle w:val="a3"/>
-        <w:ind w:left="591"/>
-        <w:rPr>
-          <w:spacing w:val="-2"/>
-        </w:rPr>
+        <w:spacing w:before="10"/>
       </w:pPr>
       <w:r>
         <w:br w:type="column"/>
-      </w:r>
-      <w:r>
-        <w:rPr>
-          <w:spacing w:val="-2"/>
-        </w:rPr>
-        <w:t>Нет потерь в емкости по истечении времени</w:t>
       </w:r>
     </w:p>
     <w:p>
       <w:pPr>
         <w:pStyle w:val="a3"/>
         <w:ind w:left="591"/>
+      </w:pPr>
+      <w:r>
+        <w:t>Высокая</w:t>
+      </w:r>
+      <w:r>
+        <w:rPr>
+          <w:spacing w:val="-3"/>
+        </w:rPr>
+        <w:t xml:space="preserve"> </w:t>
+      </w:r>
+      <w:r>
         <w:rPr>
           <w:spacing w:val="-2"/>
         </w:rPr>
-      </w:pPr>
-      <w:bookmarkStart w:id="0" w:name="_GoBack"/>
-      <w:bookmarkEnd w:id="0"/>
+        <w:t>стоимость</w:t>
+      </w:r>
     </w:p>
     <w:p>
       <w:pPr>
         <w:pStyle w:val="a3"/>
-        <w:ind w:left="591"/>
-        <w:rPr>
-          <w:spacing w:val="-2"/>
-        </w:rPr>
-      </w:pPr>
-      <w:r>
-        <w:rPr>
-          <w:spacing w:val="-2"/>
-        </w:rPr>
-        <w:t>Долговечность</w:t>
-      </w:r>
-    </w:p>
-    <w:p>
-      <w:pPr>
-        <w:spacing w:before="10"/>
+        <w:spacing w:before="8"/>
+        <w:rPr>
+          <w:sz w:val="24"/>
+        </w:rPr>
       </w:pPr>
     </w:p>
     <w:p>
       <w:pPr>
         <w:pStyle w:val="a3"/>
         <w:ind w:left="591"/>
-      </w:pPr>
-      <w:r>
-        <w:t>Высокая</w:t>
-      </w:r>
-      <w:r>
-        <w:rPr>
-          <w:spacing w:val="-3"/>
-        </w:rPr>
-        <w:t xml:space="preserve"> </w:t>
-      </w:r>
-      <w:r>
-        <w:rPr>
-          <w:spacing w:val="-2"/>
-        </w:rPr>
-        <w:t>стоимость</w:t>
-      </w:r>
-    </w:p>
-    <w:p>
-      <w:pPr>
-        <w:pStyle w:val="a3"/>
-        <w:spacing w:before="8"/>
-        <w:rPr>
-          <w:sz w:val="24"/>
-        </w:rPr>
-      </w:pPr>
-    </w:p>
-    <w:p>
-      <w:pPr>
-        <w:pStyle w:val="a3"/>
-        <w:ind w:left="591"/>
-        <w:rPr>
-          <w:spacing w:val="-2"/>
-        </w:rPr>
       </w:pPr>
       <w:r>
         <w:rPr>
@@ -39340,12 +39541,6 @@
     <w:p>
       <w:pPr>
         <w:pStyle w:val="a3"/>
-        <w:ind w:left="591"/>
-      </w:pPr>
-    </w:p>
-    <w:p>
-      <w:pPr>
-        <w:pStyle w:val="a3"/>
         <w:spacing w:before="97" w:line="182" w:lineRule="auto"/>
         <w:ind w:left="591" w:right="507"/>
       </w:pPr>
@@ -40745,7 +40940,10 @@
         <w:t>N</w:t>
       </w:r>
       <w:r>
-        <w:t xml:space="preserve"> - конструкторско-технологическое исполнение: (N - с нормальным расходом воды; L - с малым расходом воды;</w:t>
+        <w:t xml:space="preserve"> - конструкторско-технологич</w:t>
+      </w:r>
+      <w:r>
+        <w:t>еское исполнение: (N - с нормальным расходом воды; L - с малым расходом воды;</w:t>
       </w:r>
       <w:r>
         <w:rPr>
@@ -42641,7 +42839,10 @@
         <w:t xml:space="preserve"> </w:t>
       </w:r>
       <w:r>
-        <w:t>(из расчета 1 ПВ/КВ радиоустановка 150W, 2 УКВ морская радиостанция</w:t>
+        <w:t xml:space="preserve">(из расчета 1 ПВ/КВ радиоустановка 150W, 2 УКВ </w:t>
+      </w:r>
+      <w:r>
+        <w:t>морская радиостанция</w:t>
       </w:r>
       <w:r>
         <w:rPr>
@@ -43040,7 +43241,10 @@
         <w:t xml:space="preserve"> </w:t>
       </w:r>
       <w:r>
-        <w:t>аккумуляторных</w:t>
+        <w:t>аккум</w:t>
+      </w:r>
+      <w:r>
+        <w:t>уляторных</w:t>
       </w:r>
       <w:r>
         <w:rPr>
@@ -43367,7 +43571,10 @@
         <w:t xml:space="preserve"> </w:t>
       </w:r>
       <w:r>
-        <w:t>батареи</w:t>
+        <w:t>батар</w:t>
+      </w:r>
+      <w:r>
+        <w:t>еи</w:t>
       </w:r>
       <w:r>
         <w:rPr>
@@ -43675,7 +43882,13 @@
         <w:rPr>
           <w:sz w:val="16"/>
         </w:rPr>
-        <w:t>Зарядное устройство должно быть способно заряжать полностью разряженные аккумуляторные батареи до минимально необходимой емкости в течение 10 часов.</w:t>
+        <w:t>Зарядное устройство должно быть способно заря</w:t>
+      </w:r>
+      <w:r>
+        <w:rPr>
+          <w:sz w:val="16"/>
+        </w:rPr>
+        <w:t>жать полностью разряженные аккумуляторные батареи до минимально необходимой емкости в течение 10 часов.</w:t>
       </w:r>
     </w:p>
     <w:p>
@@ -43723,7 +43936,19 @@
         <w:rPr>
           <w:sz w:val="16"/>
         </w:rPr>
-        <w:t xml:space="preserve">Подаваемые напряжение и ток всегда должны быть в допустимых пределах, предписанных изготовителем, с учетом температуры окружающей среды, при которой аккумулятор может находиться на судне. Должна быть предусмотрена защита от перезарядки или разрядки аккумулятора из-за возможной неисправности зарядного </w:t>
+        <w:t>Подаваемые напряжени</w:t>
+      </w:r>
+      <w:r>
+        <w:rPr>
+          <w:sz w:val="16"/>
+        </w:rPr>
+        <w:t>е и ток всегда должны быть в допустимых пределах, предписанных изготовителем, с учетом температуры окружающей среды, при которой аккумулятор может находиться на судне. Должна быть предусмотрена защита от перезарядки или разрядки аккумулятора из-за возможно</w:t>
+      </w:r>
+      <w:r>
+        <w:rPr>
+          <w:sz w:val="16"/>
+        </w:rPr>
+        <w:t xml:space="preserve">й неисправности зарядного </w:t>
       </w:r>
       <w:r>
         <w:rPr>
@@ -43778,7 +44003,13 @@
         <w:rPr>
           <w:sz w:val="16"/>
         </w:rPr>
-        <w:t>Должны быть предусмотрены звуковая сигнализация и визуальная индикация в месте, откуда обычно осуществляется управлением судном, указывающие на то, что напряжение или ток зарядки выходят за пределы, установленные изготовителем. Возможность</w:t>
+        <w:t>Должны быть предусмотрены зв</w:t>
+      </w:r>
+      <w:r>
+        <w:rPr>
+          <w:sz w:val="16"/>
+        </w:rPr>
+        <w:t>уковая сигнализация и визуальная индикация в месте, откуда обычно осуществляется управлением судном, указывающие на то, что напряжение или ток зарядки выходят за пределы, установленные изготовителем. Возможность</w:t>
       </w:r>
       <w:r>
         <w:rPr>
@@ -43856,7 +44087,13 @@
         <w:rPr>
           <w:sz w:val="16"/>
         </w:rPr>
-        <w:t>должна</w:t>
+        <w:t>дол</w:t>
+      </w:r>
+      <w:r>
+        <w:rPr>
+          <w:sz w:val="16"/>
+        </w:rPr>
+        <w:t>жна</w:t>
       </w:r>
       <w:r>
         <w:rPr>
@@ -43967,7 +44204,13 @@
         <w:rPr>
           <w:sz w:val="16"/>
         </w:rPr>
-        <w:t>Автоматическое зарядное устройство должно быть готово к работе в течение 5 секунд после включения или после перерыва в подаче электроэнергии.</w:t>
+        <w:t>Автоматическое зарядное устройство должно быть готово к работе в течение 5 секунд после включения или после перерыва в под</w:t>
+      </w:r>
+      <w:r>
+        <w:rPr>
+          <w:sz w:val="16"/>
+        </w:rPr>
+        <w:t>аче электроэнергии.</w:t>
       </w:r>
     </w:p>
     <w:p>
@@ -44069,7 +44312,13 @@
         <w:rPr>
           <w:sz w:val="16"/>
         </w:rPr>
-        <w:t>замыкания клемм подключения аккумулятора. Если эта защита обеспечивается электронными средствами, то она должна автоматически сбрасываться после устранения обрыва или короткого замыкания.</w:t>
+        <w:t>замыка</w:t>
+      </w:r>
+      <w:r>
+        <w:rPr>
+          <w:sz w:val="16"/>
+        </w:rPr>
+        <w:t>ния клемм подключения аккумулятора. Если эта защита обеспечивается электронными средствами, то она должна автоматически сбрасываться после устранения обрыва или короткого замыкания.</w:t>
       </w:r>
     </w:p>
     <w:p>
@@ -44406,7 +44655,7 @@
             <v:path gradientshapeok="t" o:connecttype="rect"/>
           </v:shapetype>
           <v:shape id="docshape3" o:spid="_x0000_s1026" type="#_x0000_t202" style="position:absolute;left:0;text-align:left;margin-left:238.75pt;margin-top:8.6pt;width:6.3pt;height:5.7pt;z-index:-17341952;mso-position-horizontal-relative:page" filled="f" stroked="f">
-            <v:textbox style="mso-next-textbox:#docshape3" inset="0,0,0,0">
+            <v:textbox inset="0,0,0,0">
               <w:txbxContent>
                 <w:p>
                   <w:pPr>
@@ -44924,13 +45173,6 @@
                 <w:sz w:val="16"/>
               </w:rPr>
             </w:pPr>
-            <w:r>
-              <w:rPr>
-                <w:color w:val="333333"/>
-                <w:sz w:val="16"/>
-              </w:rPr>
-              <w:t>М</w:t>
-            </w:r>
           </w:p>
         </w:tc>
         <w:tc>
@@ -44948,13 +45190,6 @@
                 <w:sz w:val="16"/>
               </w:rPr>
             </w:pPr>
-            <w:r>
-              <w:rPr>
-                <w:color w:val="333333"/>
-                <w:sz w:val="16"/>
-              </w:rPr>
-              <w:t>О</w:t>
-            </w:r>
           </w:p>
         </w:tc>
         <w:tc>
@@ -44971,44 +45206,6 @@
                 <w:sz w:val="16"/>
               </w:rPr>
             </w:pPr>
-            <w:r>
-              <w:rPr>
-                <w:color w:val="333333"/>
-                <w:sz w:val="16"/>
-              </w:rPr>
-              <w:t>Р</w:t>
-            </w:r>
-            <w:r>
-              <w:rPr>
-                <w:color w:val="333333"/>
-                <w:spacing w:val="-1"/>
-                <w:sz w:val="16"/>
-              </w:rPr>
-              <w:t xml:space="preserve"> </w:t>
-            </w:r>
-            <w:r>
-              <w:rPr>
-                <w:color w:val="333333"/>
-                <w:sz w:val="16"/>
-              </w:rPr>
-              <w:t>и</w:t>
-            </w:r>
-            <w:r>
-              <w:rPr>
-                <w:color w:val="333333"/>
-                <w:spacing w:val="-1"/>
-                <w:sz w:val="16"/>
-              </w:rPr>
-              <w:t xml:space="preserve"> </w:t>
-            </w:r>
-            <w:r>
-              <w:rPr>
-                <w:color w:val="333333"/>
-                <w:spacing w:val="-10"/>
-                <w:sz w:val="16"/>
-              </w:rPr>
-              <w:t>Л</w:t>
-            </w:r>
           </w:p>
         </w:tc>
       </w:tr>
@@ -45053,6 +45250,15 @@
                 <w:b/>
                 <w:color w:val="333333"/>
                 <w:sz w:val="16"/>
+                <w:lang w:val="en-US"/>
+              </w:rPr>
+              <w:t>M</w:t>
+            </w:r>
+            <w:r>
+              <w:rPr>
+                <w:b/>
+                <w:color w:val="333333"/>
+                <w:sz w:val="16"/>
               </w:rPr>
               <w:t>I</w:t>
             </w:r>
@@ -45079,6 +45285,16 @@
                 <w:color w:val="333333"/>
                 <w:spacing w:val="-5"/>
                 <w:sz w:val="16"/>
+                <w:lang w:val="en-US"/>
+              </w:rPr>
+              <w:t>M</w:t>
+            </w:r>
+            <w:r>
+              <w:rPr>
+                <w:b/>
+                <w:color w:val="333333"/>
+                <w:spacing w:val="-5"/>
+                <w:sz w:val="16"/>
               </w:rPr>
               <w:t>II</w:t>
             </w:r>
@@ -45105,6 +45321,16 @@
                 <w:color w:val="333333"/>
                 <w:spacing w:val="-5"/>
                 <w:sz w:val="16"/>
+                <w:lang w:val="en-US"/>
+              </w:rPr>
+              <w:t>M</w:t>
+            </w:r>
+            <w:r>
+              <w:rPr>
+                <w:b/>
+                <w:color w:val="333333"/>
+                <w:spacing w:val="-5"/>
+                <w:sz w:val="16"/>
               </w:rPr>
               <w:t>III</w:t>
             </w:r>
@@ -45130,6 +45356,15 @@
                 <w:b/>
                 <w:color w:val="333333"/>
                 <w:sz w:val="16"/>
+                <w:lang w:val="en-US"/>
+              </w:rPr>
+              <w:t>O</w:t>
+            </w:r>
+            <w:r>
+              <w:rPr>
+                <w:b/>
+                <w:color w:val="333333"/>
+                <w:sz w:val="16"/>
               </w:rPr>
               <w:t>I</w:t>
             </w:r>
@@ -45156,6 +45391,16 @@
                 <w:color w:val="333333"/>
                 <w:spacing w:val="-5"/>
                 <w:sz w:val="16"/>
+                <w:lang w:val="en-US"/>
+              </w:rPr>
+              <w:t>O</w:t>
+            </w:r>
+            <w:r>
+              <w:rPr>
+                <w:b/>
+                <w:color w:val="333333"/>
+                <w:spacing w:val="-5"/>
+                <w:sz w:val="16"/>
               </w:rPr>
               <w:t>II</w:t>
             </w:r>
@@ -45182,6 +45427,16 @@
                 <w:color w:val="333333"/>
                 <w:spacing w:val="-5"/>
                 <w:sz w:val="16"/>
+                <w:lang w:val="en-US"/>
+              </w:rPr>
+              <w:t>O</w:t>
+            </w:r>
+            <w:r>
+              <w:rPr>
+                <w:b/>
+                <w:color w:val="333333"/>
+                <w:spacing w:val="-5"/>
+                <w:sz w:val="16"/>
               </w:rPr>
               <w:t>III</w:t>
             </w:r>
@@ -45201,6 +45456,30 @@
                 <w:sz w:val="16"/>
               </w:rPr>
             </w:pPr>
+            <w:r>
+              <w:rPr>
+                <w:b/>
+                <w:color w:val="333333"/>
+                <w:sz w:val="16"/>
+              </w:rPr>
+              <w:t>Р</w:t>
+            </w:r>
+            <w:r>
+              <w:rPr>
+                <w:b/>
+                <w:color w:val="333333"/>
+                <w:sz w:val="16"/>
+              </w:rPr>
+              <w:t>I</w:t>
+            </w:r>
+            <w:r>
+              <w:rPr>
+                <w:b/>
+                <w:color w:val="333333"/>
+                <w:sz w:val="16"/>
+              </w:rPr>
+              <w:t xml:space="preserve"> и Л</w:t>
+            </w:r>
             <w:r>
               <w:rPr>
                 <w:b/>
@@ -45233,6 +45512,40 @@
                 <w:spacing w:val="-5"/>
                 <w:sz w:val="16"/>
               </w:rPr>
+              <w:t>Р</w:t>
+            </w:r>
+            <w:r>
+              <w:rPr>
+                <w:b/>
+                <w:color w:val="333333"/>
+                <w:spacing w:val="-5"/>
+                <w:sz w:val="16"/>
+              </w:rPr>
+              <w:t>II</w:t>
+            </w:r>
+            <w:r>
+              <w:rPr>
+                <w:b/>
+                <w:color w:val="333333"/>
+                <w:spacing w:val="-5"/>
+                <w:sz w:val="16"/>
+              </w:rPr>
+              <w:t xml:space="preserve"> Л</w:t>
+            </w:r>
+            <w:r>
+              <w:rPr>
+                <w:b/>
+                <w:color w:val="333333"/>
+                <w:sz w:val="16"/>
+              </w:rPr>
+              <w:t xml:space="preserve"> </w:t>
+            </w:r>
+            <w:r>
+              <w:rPr>
+                <w:b/>
+                <w:color w:val="333333"/>
+                <w:sz w:val="16"/>
+              </w:rPr>
               <w:t>II</w:t>
             </w:r>
           </w:p>
@@ -45259,10 +45572,46 @@
                 <w:spacing w:val="-5"/>
                 <w:sz w:val="16"/>
               </w:rPr>
+              <w:t>Р</w:t>
+            </w:r>
+            <w:r>
+              <w:rPr>
+                <w:b/>
+                <w:color w:val="333333"/>
+                <w:spacing w:val="-5"/>
+                <w:sz w:val="16"/>
+              </w:rPr>
               <w:t>III</w:t>
             </w:r>
-          </w:p>
-        </w:tc>
+            <w:r>
+              <w:rPr>
+                <w:b/>
+                <w:color w:val="333333"/>
+                <w:spacing w:val="-5"/>
+                <w:sz w:val="16"/>
+              </w:rPr>
+              <w:t xml:space="preserve"> и Л</w:t>
+            </w:r>
+            <w:r>
+              <w:rPr>
+                <w:b/>
+                <w:color w:val="333333"/>
+                <w:sz w:val="16"/>
+              </w:rPr>
+              <w:t xml:space="preserve"> </w:t>
+            </w:r>
+            <w:r>
+              <w:rPr>
+                <w:b/>
+                <w:color w:val="333333"/>
+                <w:sz w:val="16"/>
+              </w:rPr>
+              <w:t>III</w:t>
+            </w:r>
+          </w:p>
+        </w:tc>
+        <w:bookmarkStart w:id="4" w:name="_GoBack"/>
+        <w:bookmarkEnd w:id="4"/>
       </w:tr>
       <w:tr>
         <w:trPr>
@@ -48283,7 +48632,15 @@
           <w:color w:val="333333"/>
           <w:sz w:val="16"/>
         </w:rPr>
-        <w:t>менее 300 рег. тонн</w:t>
+        <w:t>менее</w:t>
+      </w:r>
+      <w:r>
+        <w:rPr>
+          <w:i/>
+          <w:color w:val="333333"/>
+          <w:sz w:val="16"/>
+        </w:rPr>
+        <w:t xml:space="preserve"> 300 рег. тонн</w:t>
       </w:r>
     </w:p>
     <w:p>
@@ -52768,6 +53125,7 @@
         <w:pStyle w:val="2"/>
         <w:spacing w:before="73"/>
       </w:pPr>
+      <w:bookmarkStart w:id="5" w:name="_TOC_250000"/>
       <w:r>
         <w:rPr>
           <w:color w:val="00649A"/>
@@ -52801,6 +53159,7 @@
         </w:rPr>
         <w:t>КОСПАС-</w:t>
       </w:r>
+      <w:bookmarkEnd w:id="5"/>
       <w:r>
         <w:rPr>
           <w:color w:val="00649A"/>
@@ -52827,20 +53186,32 @@
         <w:rPr>
           <w:color w:val="333333"/>
         </w:rPr>
-        <w:t xml:space="preserve">требуется, чтобы сделать поисково- спасательные работы более эффективными. Кроме общей информации о координатах и времени инцидента, зарегистрированные буи передают </w:t>
-      </w:r>
-      <w:r>
-        <w:rPr>
-          <w:b/>
+        <w:t>требуется, чтобы сделать поисково- спасательные работы более эффективными. Кроме общей информации о к</w:t>
+      </w:r>
+      <w:r>
+        <w:rPr>
           <w:color w:val="333333"/>
         </w:rPr>
+        <w:t xml:space="preserve">оординатах и времени инцидента, зарегистрированные буи передают </w:t>
+      </w:r>
+      <w:r>
+        <w:rPr>
+          <w:b/>
+          <w:color w:val="333333"/>
+        </w:rPr>
         <w:t>Идентификатор АРБ</w:t>
       </w:r>
       <w:r>
         <w:rPr>
           <w:color w:val="333333"/>
         </w:rPr>
-        <w:t>, который позволяет определить владельца объекта, его тип (воздушное судно, морское судно и т.д.), название, имеющиеся средства связи, количество людей на борту воздушного или морского судна и т.п.</w:t>
+        <w:t>, который позволяет определить владельца объекта, его тип (воздушное судно, морское судно и т.д.), название, имеющиеся средства связи, количество людей на борту воздушного или</w:t>
+      </w:r>
+      <w:r>
+        <w:rPr>
+          <w:color w:val="333333"/>
+        </w:rPr>
+        <w:t xml:space="preserve"> морского судна и т.п.</w:t>
       </w:r>
     </w:p>
     <w:p>
@@ -52960,7 +53331,14 @@
             <w:color w:val="333333"/>
             <w:spacing w:val="-2"/>
           </w:rPr>
-          <w:t>https://cirspb.ru/pdf/arb_ctomcc0309.pdf</w:t>
+          <w:t>https://cirspb.ru/p</w:t>
+        </w:r>
+        <w:r>
+          <w:rPr>
+            <w:color w:val="333333"/>
+            <w:spacing w:val="-2"/>
+          </w:rPr>
+          <w:t>df/arb_ctomcc0309.pdf</w:t>
         </w:r>
       </w:hyperlink>
     </w:p>
@@ -53210,7 +53588,14 @@
           <w:color w:val="333333"/>
           <w:spacing w:val="-2"/>
         </w:rPr>
-        <w:t>включает</w:t>
+        <w:t>вкл</w:t>
+      </w:r>
+      <w:r>
+        <w:rPr>
+          <w:color w:val="333333"/>
+          <w:spacing w:val="-2"/>
+        </w:rPr>
+        <w:t>ючает</w:t>
       </w:r>
       <w:r>
         <w:rPr>
@@ -53845,7 +54230,10 @@
         </w:r>
       </w:hyperlink>
       <w:r>
-        <w:t xml:space="preserve"> По вопросам</w:t>
+        <w:t xml:space="preserve"> По </w:t>
+      </w:r>
+      <w:r>
+        <w:t>вопросам</w:t>
       </w:r>
       <w:r>
         <w:rPr>
@@ -53975,7 +54363,7 @@
           <v:path gradientshapeok="t" o:connecttype="rect"/>
         </v:shapetype>
         <v:shape id="docshape1" o:spid="_x0000_s2052" type="#_x0000_t202" style="position:absolute;margin-left:381.2pt;margin-top:563.9pt;width:19.25pt;height:14.3pt;z-index:-17352704;mso-position-horizontal-relative:page;mso-position-vertical-relative:page" filled="f" stroked="f">
-          <v:textbox style="mso-next-textbox:#docshape1" inset="0,0,0,0">
+          <v:textbox inset="0,0,0,0">
             <w:txbxContent>
               <w:p>
                 <w:pPr>
@@ -54040,7 +54428,7 @@
           <v:path gradientshapeok="t" o:connecttype="rect"/>
         </v:shapetype>
         <v:shape id="docshape2" o:spid="_x0000_s2051" type="#_x0000_t202" style="position:absolute;margin-left:381.2pt;margin-top:563.9pt;width:19.25pt;height:14.3pt;z-index:-17352192;mso-position-horizontal-relative:page;mso-position-vertical-relative:page" filled="f" stroked="f">
-          <v:textbox style="mso-next-textbox:#docshape2" inset="0,0,0,0">
+          <v:textbox inset="0,0,0,0">
             <w:txbxContent>
               <w:p>
                 <w:pPr>
@@ -54105,7 +54493,7 @@
           <v:path gradientshapeok="t" o:connecttype="rect"/>
         </v:shapetype>
         <v:shape id="docshape4" o:spid="_x0000_s2050" type="#_x0000_t202" style="position:absolute;margin-left:381.2pt;margin-top:563.9pt;width:19.25pt;height:14.3pt;z-index:-17351680;mso-position-horizontal-relative:page;mso-position-vertical-relative:page" filled="f" stroked="f">
-          <v:textbox style="mso-next-textbox:#docshape4" inset="0,0,0,0">
+          <v:textbox inset="0,0,0,0">
             <w:txbxContent>
               <w:p>
                 <w:pPr>
@@ -54216,373 +54604,10 @@
 <file path=word/numbering.xml><?xml version="1.0" encoding="utf-8"?>
 <w:numbering xmlns:wpc="http://schemas.microsoft.com/office/word/2010/wordprocessingCanvas" xmlns:cx="http://schemas.microsoft.com/office/drawing/2014/chartex" xmlns:cx1="http://schemas.microsoft.com/office/drawing/2015/9/8/chartex" xmlns:cx2="http://schemas.microsoft.com/office/drawing/2015/10/21/chartex" xmlns:cx3="http://schemas.microsoft.com/office/drawing/2016/5/9/chartex" xmlns:cx4="http://schemas.microsoft.com/office/drawing/2016/5/10/chartex" xmlns:cx5="http://schemas.microsoft.com/office/drawing/2016/5/11/chartex" xmlns:cx6="http://schemas.microsoft.com/office/drawing/2016/5/12/chartex" xmlns:cx7="http://schemas.microsoft.com/office/drawing/2016/5/13/chartex" xmlns:cx8="http://schemas.microsoft.com/office/drawing/2016/5/14/chartex" xmlns:mc="http://schemas.openxmlformats.org/markup-compatibility/2006" xmlns:aink="http://schemas.microsoft.com/office/drawing/2016/ink" xmlns:am3d="http://schemas.microsoft.com/office/drawing/2017/model3d" xmlns:o="urn:schemas-microsoft-com:office:office" xmlns:r="http://schemas.openxmlformats.org/officeDocument/2006/relationships" xmlns:m="http://schemas.openxmlformats.org/officeDocument/2006/math" xmlns:v="urn:schemas-microsoft-com:vml" xmlns:wp14="http://schemas.microsoft.com/office/word/2010/wordprocessingDrawing" xmlns:wp="http://schemas.openxmlformats.org/drawingml/2006/wordprocessingDrawing" xmlns:w10="urn:schemas-microsoft-com:office:word" xmlns:w="http://schemas.openxmlformats.org/wordprocessingml/2006/main" xmlns:w14="http://schemas.microsoft.com/office/word/2010/wordml" xmlns:w15="http://schemas.microsoft.com/office/word/2012/wordml" xmlns:w16cid="http://schemas.microsoft.com/office/word/2016/wordml/cid" xmlns:w16se="http://schemas.microsoft.com/office/word/2015/wordml/symex" xmlns:wpg="http://schemas.microsoft.com/office/word/2010/wordprocessingGroup" xmlns:wpi="http://schemas.microsoft.com/office/word/2010/wordprocessingInk" xmlns:wne="http://schemas.microsoft.com/office/word/2006/wordml" xmlns:wps="http://schemas.microsoft.com/office/word/2010/wordprocessingShape" mc:Ignorable="w14 w15 w16se w16cid wp14">
   <w:abstractNum w:abstractNumId="0" w15:restartNumberingAfterBreak="0">
-    <w:nsid w:val="096C2358"/>
+    <w:nsid w:val="0A452D8B"/>
     <w:multiLevelType w:val="hybridMultilevel"/>
-    <w:tmpl w:val="49F6D996"/>
-    <w:lvl w:ilvl="0" w:tplc="DFEA94B8">
-      <w:numFmt w:val="bullet"/>
-      <w:lvlText w:val="•"/>
-      <w:lvlJc w:val="left"/>
-      <w:pPr>
-        <w:ind w:left="915" w:hanging="90"/>
-      </w:pPr>
-      <w:rPr>
-        <w:rFonts w:ascii="Arial" w:eastAsia="Arial" w:hAnsi="Arial" w:cs="Arial" w:hint="default"/>
-        <w:b w:val="0"/>
-        <w:bCs w:val="0"/>
-        <w:i w:val="0"/>
-        <w:iCs w:val="0"/>
-        <w:w w:val="100"/>
-        <w:sz w:val="16"/>
-        <w:szCs w:val="16"/>
-        <w:lang w:val="ru-RU" w:eastAsia="en-US" w:bidi="ar-SA"/>
-      </w:rPr>
-    </w:lvl>
-    <w:lvl w:ilvl="1" w:tplc="BE0EC87E">
-      <w:numFmt w:val="bullet"/>
-      <w:lvlText w:val="•"/>
-      <w:lvlJc w:val="left"/>
-      <w:pPr>
-        <w:ind w:left="1590" w:hanging="90"/>
-      </w:pPr>
-      <w:rPr>
-        <w:rFonts w:hint="default"/>
-        <w:lang w:val="ru-RU" w:eastAsia="en-US" w:bidi="ar-SA"/>
-      </w:rPr>
-    </w:lvl>
-    <w:lvl w:ilvl="2" w:tplc="190C657A">
-      <w:numFmt w:val="bullet"/>
-      <w:lvlText w:val="•"/>
-      <w:lvlJc w:val="left"/>
-      <w:pPr>
-        <w:ind w:left="2260" w:hanging="90"/>
-      </w:pPr>
-      <w:rPr>
-        <w:rFonts w:hint="default"/>
-        <w:lang w:val="ru-RU" w:eastAsia="en-US" w:bidi="ar-SA"/>
-      </w:rPr>
-    </w:lvl>
-    <w:lvl w:ilvl="3" w:tplc="706C3AA6">
-      <w:numFmt w:val="bullet"/>
-      <w:lvlText w:val="•"/>
-      <w:lvlJc w:val="left"/>
-      <w:pPr>
-        <w:ind w:left="2930" w:hanging="90"/>
-      </w:pPr>
-      <w:rPr>
-        <w:rFonts w:hint="default"/>
-        <w:lang w:val="ru-RU" w:eastAsia="en-US" w:bidi="ar-SA"/>
-      </w:rPr>
-    </w:lvl>
-    <w:lvl w:ilvl="4" w:tplc="615C7DF6">
-      <w:numFmt w:val="bullet"/>
-      <w:lvlText w:val="•"/>
-      <w:lvlJc w:val="left"/>
-      <w:pPr>
-        <w:ind w:left="3600" w:hanging="90"/>
-      </w:pPr>
-      <w:rPr>
-        <w:rFonts w:hint="default"/>
-        <w:lang w:val="ru-RU" w:eastAsia="en-US" w:bidi="ar-SA"/>
-      </w:rPr>
-    </w:lvl>
-    <w:lvl w:ilvl="5" w:tplc="AD2C0390">
-      <w:numFmt w:val="bullet"/>
-      <w:lvlText w:val="•"/>
-      <w:lvlJc w:val="left"/>
-      <w:pPr>
-        <w:ind w:left="4270" w:hanging="90"/>
-      </w:pPr>
-      <w:rPr>
-        <w:rFonts w:hint="default"/>
-        <w:lang w:val="ru-RU" w:eastAsia="en-US" w:bidi="ar-SA"/>
-      </w:rPr>
-    </w:lvl>
-    <w:lvl w:ilvl="6" w:tplc="023AD282">
-      <w:numFmt w:val="bullet"/>
-      <w:lvlText w:val="•"/>
-      <w:lvlJc w:val="left"/>
-      <w:pPr>
-        <w:ind w:left="4940" w:hanging="90"/>
-      </w:pPr>
-      <w:rPr>
-        <w:rFonts w:hint="default"/>
-        <w:lang w:val="ru-RU" w:eastAsia="en-US" w:bidi="ar-SA"/>
-      </w:rPr>
-    </w:lvl>
-    <w:lvl w:ilvl="7" w:tplc="3A704A24">
-      <w:numFmt w:val="bullet"/>
-      <w:lvlText w:val="•"/>
-      <w:lvlJc w:val="left"/>
-      <w:pPr>
-        <w:ind w:left="5610" w:hanging="90"/>
-      </w:pPr>
-      <w:rPr>
-        <w:rFonts w:hint="default"/>
-        <w:lang w:val="ru-RU" w:eastAsia="en-US" w:bidi="ar-SA"/>
-      </w:rPr>
-    </w:lvl>
-    <w:lvl w:ilvl="8" w:tplc="9A8ED30E">
-      <w:numFmt w:val="bullet"/>
-      <w:lvlText w:val="•"/>
-      <w:lvlJc w:val="left"/>
-      <w:pPr>
-        <w:ind w:left="6280" w:hanging="90"/>
-      </w:pPr>
-      <w:rPr>
-        <w:rFonts w:hint="default"/>
-        <w:lang w:val="ru-RU" w:eastAsia="en-US" w:bidi="ar-SA"/>
-      </w:rPr>
-    </w:lvl>
-  </w:abstractNum>
-  <w:abstractNum w:abstractNumId="1" w15:restartNumberingAfterBreak="0">
-    <w:nsid w:val="14147642"/>
-    <w:multiLevelType w:val="hybridMultilevel"/>
-    <w:tmpl w:val="3BCEDF82"/>
-    <w:lvl w:ilvl="0" w:tplc="25545E96">
-      <w:numFmt w:val="bullet"/>
-      <w:lvlText w:val="□"/>
-      <w:lvlJc w:val="left"/>
-      <w:pPr>
-        <w:ind w:left="1530" w:hanging="360"/>
-      </w:pPr>
-      <w:rPr>
-        <w:rFonts w:ascii="Arial" w:eastAsia="Arial" w:hAnsi="Arial" w:cs="Arial" w:hint="default"/>
-        <w:b w:val="0"/>
-        <w:bCs w:val="0"/>
-        <w:i w:val="0"/>
-        <w:iCs w:val="0"/>
-        <w:w w:val="99"/>
-        <w:sz w:val="16"/>
-        <w:szCs w:val="16"/>
-        <w:lang w:val="ru-RU" w:eastAsia="en-US" w:bidi="ar-SA"/>
-      </w:rPr>
-    </w:lvl>
-    <w:lvl w:ilvl="1" w:tplc="F91A0E14">
-      <w:numFmt w:val="bullet"/>
-      <w:lvlText w:val="•"/>
-      <w:lvlJc w:val="left"/>
-      <w:pPr>
-        <w:ind w:left="2148" w:hanging="360"/>
-      </w:pPr>
-      <w:rPr>
-        <w:rFonts w:hint="default"/>
-        <w:lang w:val="ru-RU" w:eastAsia="en-US" w:bidi="ar-SA"/>
-      </w:rPr>
-    </w:lvl>
-    <w:lvl w:ilvl="2" w:tplc="5A24AC26">
-      <w:numFmt w:val="bullet"/>
-      <w:lvlText w:val="•"/>
-      <w:lvlJc w:val="left"/>
-      <w:pPr>
-        <w:ind w:left="2756" w:hanging="360"/>
-      </w:pPr>
-      <w:rPr>
-        <w:rFonts w:hint="default"/>
-        <w:lang w:val="ru-RU" w:eastAsia="en-US" w:bidi="ar-SA"/>
-      </w:rPr>
-    </w:lvl>
-    <w:lvl w:ilvl="3" w:tplc="CCF20366">
-      <w:numFmt w:val="bullet"/>
-      <w:lvlText w:val="•"/>
-      <w:lvlJc w:val="left"/>
-      <w:pPr>
-        <w:ind w:left="3364" w:hanging="360"/>
-      </w:pPr>
-      <w:rPr>
-        <w:rFonts w:hint="default"/>
-        <w:lang w:val="ru-RU" w:eastAsia="en-US" w:bidi="ar-SA"/>
-      </w:rPr>
-    </w:lvl>
-    <w:lvl w:ilvl="4" w:tplc="C7A6AB5C">
-      <w:numFmt w:val="bullet"/>
-      <w:lvlText w:val="•"/>
-      <w:lvlJc w:val="left"/>
-      <w:pPr>
-        <w:ind w:left="3972" w:hanging="360"/>
-      </w:pPr>
-      <w:rPr>
-        <w:rFonts w:hint="default"/>
-        <w:lang w:val="ru-RU" w:eastAsia="en-US" w:bidi="ar-SA"/>
-      </w:rPr>
-    </w:lvl>
-    <w:lvl w:ilvl="5" w:tplc="6CB0FC0C">
-      <w:numFmt w:val="bullet"/>
-      <w:lvlText w:val="•"/>
-      <w:lvlJc w:val="left"/>
-      <w:pPr>
-        <w:ind w:left="4580" w:hanging="360"/>
-      </w:pPr>
-      <w:rPr>
-        <w:rFonts w:hint="default"/>
-        <w:lang w:val="ru-RU" w:eastAsia="en-US" w:bidi="ar-SA"/>
-      </w:rPr>
-    </w:lvl>
-    <w:lvl w:ilvl="6" w:tplc="119E48EE">
-      <w:numFmt w:val="bullet"/>
-      <w:lvlText w:val="•"/>
-      <w:lvlJc w:val="left"/>
-      <w:pPr>
-        <w:ind w:left="5188" w:hanging="360"/>
-      </w:pPr>
-      <w:rPr>
-        <w:rFonts w:hint="default"/>
-        <w:lang w:val="ru-RU" w:eastAsia="en-US" w:bidi="ar-SA"/>
-      </w:rPr>
-    </w:lvl>
-    <w:lvl w:ilvl="7" w:tplc="3EF49B60">
-      <w:numFmt w:val="bullet"/>
-      <w:lvlText w:val="•"/>
-      <w:lvlJc w:val="left"/>
-      <w:pPr>
-        <w:ind w:left="5796" w:hanging="360"/>
-      </w:pPr>
-      <w:rPr>
-        <w:rFonts w:hint="default"/>
-        <w:lang w:val="ru-RU" w:eastAsia="en-US" w:bidi="ar-SA"/>
-      </w:rPr>
-    </w:lvl>
-    <w:lvl w:ilvl="8" w:tplc="61EACF0C">
-      <w:numFmt w:val="bullet"/>
-      <w:lvlText w:val="•"/>
-      <w:lvlJc w:val="left"/>
-      <w:pPr>
-        <w:ind w:left="6404" w:hanging="360"/>
-      </w:pPr>
-      <w:rPr>
-        <w:rFonts w:hint="default"/>
-        <w:lang w:val="ru-RU" w:eastAsia="en-US" w:bidi="ar-SA"/>
-      </w:rPr>
-    </w:lvl>
-  </w:abstractNum>
-  <w:abstractNum w:abstractNumId="2" w15:restartNumberingAfterBreak="0">
-    <w:nsid w:val="20435880"/>
-    <w:multiLevelType w:val="hybridMultilevel"/>
-    <w:tmpl w:val="F3E2EB8C"/>
-    <w:lvl w:ilvl="0" w:tplc="FB26A3E2">
-      <w:start w:val="1"/>
-      <w:numFmt w:val="decimal"/>
-      <w:lvlText w:val="%1."/>
-      <w:lvlJc w:val="left"/>
-      <w:pPr>
-        <w:ind w:left="810" w:hanging="720"/>
-      </w:pPr>
-      <w:rPr>
-        <w:rFonts w:ascii="Arial" w:eastAsia="Arial" w:hAnsi="Arial" w:cs="Arial" w:hint="default"/>
-        <w:b w:val="0"/>
-        <w:bCs w:val="0"/>
-        <w:i w:val="0"/>
-        <w:iCs w:val="0"/>
-        <w:color w:val="333333"/>
-        <w:spacing w:val="-1"/>
-        <w:w w:val="100"/>
-        <w:sz w:val="16"/>
-        <w:szCs w:val="16"/>
-        <w:lang w:val="ru-RU" w:eastAsia="en-US" w:bidi="ar-SA"/>
-      </w:rPr>
-    </w:lvl>
-    <w:lvl w:ilvl="1" w:tplc="8780C972">
-      <w:numFmt w:val="bullet"/>
-      <w:lvlText w:val="•"/>
-      <w:lvlJc w:val="left"/>
-      <w:pPr>
-        <w:ind w:left="1500" w:hanging="720"/>
-      </w:pPr>
-      <w:rPr>
-        <w:rFonts w:hint="default"/>
-        <w:lang w:val="ru-RU" w:eastAsia="en-US" w:bidi="ar-SA"/>
-      </w:rPr>
-    </w:lvl>
-    <w:lvl w:ilvl="2" w:tplc="B8D66856">
-      <w:numFmt w:val="bullet"/>
-      <w:lvlText w:val="•"/>
-      <w:lvlJc w:val="left"/>
-      <w:pPr>
-        <w:ind w:left="2180" w:hanging="720"/>
-      </w:pPr>
-      <w:rPr>
-        <w:rFonts w:hint="default"/>
-        <w:lang w:val="ru-RU" w:eastAsia="en-US" w:bidi="ar-SA"/>
-      </w:rPr>
-    </w:lvl>
-    <w:lvl w:ilvl="3" w:tplc="08FAC1DA">
-      <w:numFmt w:val="bullet"/>
-      <w:lvlText w:val="•"/>
-      <w:lvlJc w:val="left"/>
-      <w:pPr>
-        <w:ind w:left="2860" w:hanging="720"/>
-      </w:pPr>
-      <w:rPr>
-        <w:rFonts w:hint="default"/>
-        <w:lang w:val="ru-RU" w:eastAsia="en-US" w:bidi="ar-SA"/>
-      </w:rPr>
-    </w:lvl>
-    <w:lvl w:ilvl="4" w:tplc="54D25FD6">
-      <w:numFmt w:val="bullet"/>
-      <w:lvlText w:val="•"/>
-      <w:lvlJc w:val="left"/>
-      <w:pPr>
-        <w:ind w:left="3540" w:hanging="720"/>
-      </w:pPr>
-      <w:rPr>
-        <w:rFonts w:hint="default"/>
-        <w:lang w:val="ru-RU" w:eastAsia="en-US" w:bidi="ar-SA"/>
-      </w:rPr>
-    </w:lvl>
-    <w:lvl w:ilvl="5" w:tplc="ECC61986">
-      <w:numFmt w:val="bullet"/>
-      <w:lvlText w:val="•"/>
-      <w:lvlJc w:val="left"/>
-      <w:pPr>
-        <w:ind w:left="4220" w:hanging="720"/>
-      </w:pPr>
-      <w:rPr>
-        <w:rFonts w:hint="default"/>
-        <w:lang w:val="ru-RU" w:eastAsia="en-US" w:bidi="ar-SA"/>
-      </w:rPr>
-    </w:lvl>
-    <w:lvl w:ilvl="6" w:tplc="A000A1BA">
-      <w:numFmt w:val="bullet"/>
-      <w:lvlText w:val="•"/>
-      <w:lvlJc w:val="left"/>
-      <w:pPr>
-        <w:ind w:left="4900" w:hanging="720"/>
-      </w:pPr>
-      <w:rPr>
-        <w:rFonts w:hint="default"/>
-        <w:lang w:val="ru-RU" w:eastAsia="en-US" w:bidi="ar-SA"/>
-      </w:rPr>
-    </w:lvl>
-    <w:lvl w:ilvl="7" w:tplc="CAAEEBFE">
-      <w:numFmt w:val="bullet"/>
-      <w:lvlText w:val="•"/>
-      <w:lvlJc w:val="left"/>
-      <w:pPr>
-        <w:ind w:left="5580" w:hanging="720"/>
-      </w:pPr>
-      <w:rPr>
-        <w:rFonts w:hint="default"/>
-        <w:lang w:val="ru-RU" w:eastAsia="en-US" w:bidi="ar-SA"/>
-      </w:rPr>
-    </w:lvl>
-    <w:lvl w:ilvl="8" w:tplc="2B6C4DC4">
-      <w:numFmt w:val="bullet"/>
-      <w:lvlText w:val="•"/>
-      <w:lvlJc w:val="left"/>
-      <w:pPr>
-        <w:ind w:left="6260" w:hanging="720"/>
-      </w:pPr>
-      <w:rPr>
-        <w:rFonts w:hint="default"/>
-        <w:lang w:val="ru-RU" w:eastAsia="en-US" w:bidi="ar-SA"/>
-      </w:rPr>
-    </w:lvl>
-  </w:abstractNum>
-  <w:abstractNum w:abstractNumId="3" w15:restartNumberingAfterBreak="0">
-    <w:nsid w:val="39D00E16"/>
-    <w:multiLevelType w:val="hybridMultilevel"/>
-    <w:tmpl w:val="4308158C"/>
-    <w:lvl w:ilvl="0" w:tplc="FDB4A4F6">
+    <w:tmpl w:val="C4F6995C"/>
+    <w:lvl w:ilvl="0" w:tplc="EBCCA526">
       <w:numFmt w:val="bullet"/>
       <w:lvlText w:val="●"/>
       <w:lvlJc w:val="left"/>
@@ -54602,7 +54627,7 @@
         <w:lang w:val="ru-RU" w:eastAsia="en-US" w:bidi="ar-SA"/>
       </w:rPr>
     </w:lvl>
-    <w:lvl w:ilvl="1" w:tplc="E910BCEA">
+    <w:lvl w:ilvl="1" w:tplc="0D8AEAB4">
       <w:numFmt w:val="bullet"/>
       <w:lvlText w:val="•"/>
       <w:lvlJc w:val="left"/>
@@ -54614,7 +54639,7 @@
         <w:lang w:val="ru-RU" w:eastAsia="en-US" w:bidi="ar-SA"/>
       </w:rPr>
     </w:lvl>
-    <w:lvl w:ilvl="2" w:tplc="FBF2396C">
+    <w:lvl w:ilvl="2" w:tplc="9842C1CE">
       <w:numFmt w:val="bullet"/>
       <w:lvlText w:val="•"/>
       <w:lvlJc w:val="left"/>
@@ -54626,7 +54651,7 @@
         <w:lang w:val="ru-RU" w:eastAsia="en-US" w:bidi="ar-SA"/>
       </w:rPr>
     </w:lvl>
-    <w:lvl w:ilvl="3" w:tplc="52948810">
+    <w:lvl w:ilvl="3" w:tplc="AD3EB04E">
       <w:numFmt w:val="bullet"/>
       <w:lvlText w:val="•"/>
       <w:lvlJc w:val="left"/>
@@ -54638,7 +54663,7 @@
         <w:lang w:val="ru-RU" w:eastAsia="en-US" w:bidi="ar-SA"/>
       </w:rPr>
     </w:lvl>
-    <w:lvl w:ilvl="4" w:tplc="5BA40A6E">
+    <w:lvl w:ilvl="4" w:tplc="55502E4C">
       <w:numFmt w:val="bullet"/>
       <w:lvlText w:val="•"/>
       <w:lvlJc w:val="left"/>
@@ -54650,7 +54675,7 @@
         <w:lang w:val="ru-RU" w:eastAsia="en-US" w:bidi="ar-SA"/>
       </w:rPr>
     </w:lvl>
-    <w:lvl w:ilvl="5" w:tplc="574EBD04">
+    <w:lvl w:ilvl="5" w:tplc="9B5A3806">
       <w:numFmt w:val="bullet"/>
       <w:lvlText w:val="•"/>
       <w:lvlJc w:val="left"/>
@@ -54662,7 +54687,7 @@
         <w:lang w:val="ru-RU" w:eastAsia="en-US" w:bidi="ar-SA"/>
       </w:rPr>
     </w:lvl>
-    <w:lvl w:ilvl="6" w:tplc="EA6E393A">
+    <w:lvl w:ilvl="6" w:tplc="CEE6F22E">
       <w:numFmt w:val="bullet"/>
       <w:lvlText w:val="•"/>
       <w:lvlJc w:val="left"/>
@@ -54674,7 +54699,7 @@
         <w:lang w:val="ru-RU" w:eastAsia="en-US" w:bidi="ar-SA"/>
       </w:rPr>
     </w:lvl>
-    <w:lvl w:ilvl="7" w:tplc="D66EE9D0">
+    <w:lvl w:ilvl="7" w:tplc="9902812E">
       <w:numFmt w:val="bullet"/>
       <w:lvlText w:val="•"/>
       <w:lvlJc w:val="left"/>
@@ -54686,7 +54711,7 @@
         <w:lang w:val="ru-RU" w:eastAsia="en-US" w:bidi="ar-SA"/>
       </w:rPr>
     </w:lvl>
-    <w:lvl w:ilvl="8" w:tplc="5D1E9B58">
+    <w:lvl w:ilvl="8" w:tplc="54D8633A">
       <w:numFmt w:val="bullet"/>
       <w:lvlText w:val="•"/>
       <w:lvlJc w:val="left"/>
@@ -54699,37 +54724,16 @@
       </w:rPr>
     </w:lvl>
   </w:abstractNum>
-  <w:abstractNum w:abstractNumId="4" w15:restartNumberingAfterBreak="0">
-    <w:nsid w:val="45917BF1"/>
+  <w:abstractNum w:abstractNumId="1" w15:restartNumberingAfterBreak="0">
+    <w:nsid w:val="16DE78AB"/>
     <w:multiLevelType w:val="hybridMultilevel"/>
-    <w:tmpl w:val="1D9AED68"/>
-    <w:lvl w:ilvl="0" w:tplc="3DA69462">
-      <w:start w:val="1"/>
-      <w:numFmt w:val="decimal"/>
-      <w:lvlText w:val="%1."/>
+    <w:tmpl w:val="30BC2704"/>
+    <w:lvl w:ilvl="0" w:tplc="1B70D6D2">
+      <w:numFmt w:val="bullet"/>
+      <w:lvlText w:val="•"/>
       <w:lvlJc w:val="left"/>
       <w:pPr>
-        <w:ind w:left="1260" w:hanging="360"/>
-      </w:pPr>
-      <w:rPr>
-        <w:rFonts w:ascii="Arial" w:eastAsia="Arial" w:hAnsi="Arial" w:cs="Arial" w:hint="default"/>
-        <w:b w:val="0"/>
-        <w:bCs w:val="0"/>
-        <w:i w:val="0"/>
-        <w:iCs w:val="0"/>
-        <w:spacing w:val="-1"/>
-        <w:w w:val="100"/>
-        <w:sz w:val="16"/>
-        <w:szCs w:val="16"/>
-        <w:lang w:val="ru-RU" w:eastAsia="en-US" w:bidi="ar-SA"/>
-      </w:rPr>
-    </w:lvl>
-    <w:lvl w:ilvl="1" w:tplc="21FE7D5A">
-      <w:numFmt w:val="bullet"/>
-      <w:lvlText w:val="●"/>
-      <w:lvlJc w:val="left"/>
-      <w:pPr>
-        <w:ind w:left="1260" w:hanging="360"/>
+        <w:ind w:left="915" w:hanging="90"/>
       </w:pPr>
       <w:rPr>
         <w:rFonts w:ascii="Arial" w:eastAsia="Arial" w:hAnsi="Arial" w:cs="Arial" w:hint="default"/>
@@ -54743,84 +54747,96 @@
         <w:lang w:val="ru-RU" w:eastAsia="en-US" w:bidi="ar-SA"/>
       </w:rPr>
     </w:lvl>
-    <w:lvl w:ilvl="2" w:tplc="7E46C906">
+    <w:lvl w:ilvl="1" w:tplc="F808F1D8">
       <w:numFmt w:val="bullet"/>
       <w:lvlText w:val="•"/>
       <w:lvlJc w:val="left"/>
       <w:pPr>
-        <w:ind w:left="2532" w:hanging="360"/>
+        <w:ind w:left="1590" w:hanging="90"/>
       </w:pPr>
       <w:rPr>
         <w:rFonts w:hint="default"/>
         <w:lang w:val="ru-RU" w:eastAsia="en-US" w:bidi="ar-SA"/>
       </w:rPr>
     </w:lvl>
-    <w:lvl w:ilvl="3" w:tplc="968CF990">
+    <w:lvl w:ilvl="2" w:tplc="9558F6F2">
       <w:numFmt w:val="bullet"/>
       <w:lvlText w:val="•"/>
       <w:lvlJc w:val="left"/>
       <w:pPr>
-        <w:ind w:left="3168" w:hanging="360"/>
+        <w:ind w:left="2260" w:hanging="90"/>
       </w:pPr>
       <w:rPr>
         <w:rFonts w:hint="default"/>
         <w:lang w:val="ru-RU" w:eastAsia="en-US" w:bidi="ar-SA"/>
       </w:rPr>
     </w:lvl>
-    <w:lvl w:ilvl="4" w:tplc="A880DD56">
+    <w:lvl w:ilvl="3" w:tplc="2A3EE9C2">
       <w:numFmt w:val="bullet"/>
       <w:lvlText w:val="•"/>
       <w:lvlJc w:val="left"/>
       <w:pPr>
-        <w:ind w:left="3804" w:hanging="360"/>
+        <w:ind w:left="2930" w:hanging="90"/>
       </w:pPr>
       <w:rPr>
         <w:rFonts w:hint="default"/>
         <w:lang w:val="ru-RU" w:eastAsia="en-US" w:bidi="ar-SA"/>
       </w:rPr>
     </w:lvl>
-    <w:lvl w:ilvl="5" w:tplc="B5DE91C8">
+    <w:lvl w:ilvl="4" w:tplc="4E0A2CE6">
       <w:numFmt w:val="bullet"/>
       <w:lvlText w:val="•"/>
       <w:lvlJc w:val="left"/>
       <w:pPr>
-        <w:ind w:left="4440" w:hanging="360"/>
+        <w:ind w:left="3600" w:hanging="90"/>
       </w:pPr>
       <w:rPr>
         <w:rFonts w:hint="default"/>
         <w:lang w:val="ru-RU" w:eastAsia="en-US" w:bidi="ar-SA"/>
       </w:rPr>
     </w:lvl>
-    <w:lvl w:ilvl="6" w:tplc="36D4DE70">
+    <w:lvl w:ilvl="5" w:tplc="00343F94">
       <w:numFmt w:val="bullet"/>
       <w:lvlText w:val="•"/>
       <w:lvlJc w:val="left"/>
       <w:pPr>
-        <w:ind w:left="5076" w:hanging="360"/>
+        <w:ind w:left="4270" w:hanging="90"/>
       </w:pPr>
       <w:rPr>
         <w:rFonts w:hint="default"/>
         <w:lang w:val="ru-RU" w:eastAsia="en-US" w:bidi="ar-SA"/>
       </w:rPr>
     </w:lvl>
-    <w:lvl w:ilvl="7" w:tplc="2B1E80D8">
+    <w:lvl w:ilvl="6" w:tplc="5A561640">
       <w:numFmt w:val="bullet"/>
       <w:lvlText w:val="•"/>
       <w:lvlJc w:val="left"/>
       <w:pPr>
-        <w:ind w:left="5712" w:hanging="360"/>
+        <w:ind w:left="4940" w:hanging="90"/>
       </w:pPr>
       <w:rPr>
         <w:rFonts w:hint="default"/>
         <w:lang w:val="ru-RU" w:eastAsia="en-US" w:bidi="ar-SA"/>
       </w:rPr>
     </w:lvl>
-    <w:lvl w:ilvl="8" w:tplc="71D2F8E8">
+    <w:lvl w:ilvl="7" w:tplc="D90E6DF2">
       <w:numFmt w:val="bullet"/>
       <w:lvlText w:val="•"/>
       <w:lvlJc w:val="left"/>
       <w:pPr>
-        <w:ind w:left="6348" w:hanging="360"/>
+        <w:ind w:left="5610" w:hanging="90"/>
+      </w:pPr>
+      <w:rPr>
+        <w:rFonts w:hint="default"/>
+        <w:lang w:val="ru-RU" w:eastAsia="en-US" w:bidi="ar-SA"/>
+      </w:rPr>
+    </w:lvl>
+    <w:lvl w:ilvl="8" w:tplc="47667558">
+      <w:numFmt w:val="bullet"/>
+      <w:lvlText w:val="•"/>
+      <w:lvlJc w:val="left"/>
+      <w:pPr>
+        <w:ind w:left="6280" w:hanging="90"/>
       </w:pPr>
       <w:rPr>
         <w:rFonts w:hint="default"/>
@@ -54828,37 +54844,16 @@
       </w:rPr>
     </w:lvl>
   </w:abstractNum>
-  <w:abstractNum w:abstractNumId="5" w15:restartNumberingAfterBreak="0">
-    <w:nsid w:val="51114007"/>
+  <w:abstractNum w:abstractNumId="2" w15:restartNumberingAfterBreak="0">
+    <w:nsid w:val="46C66139"/>
     <w:multiLevelType w:val="hybridMultilevel"/>
-    <w:tmpl w:val="2B804C88"/>
-    <w:lvl w:ilvl="0" w:tplc="925EA7C4">
-      <w:start w:val="1"/>
-      <w:numFmt w:val="upperRoman"/>
-      <w:lvlText w:val="%1"/>
-      <w:lvlJc w:val="left"/>
-      <w:pPr>
-        <w:ind w:left="900" w:hanging="90"/>
-      </w:pPr>
-      <w:rPr>
-        <w:rFonts w:ascii="Arial" w:eastAsia="Arial" w:hAnsi="Arial" w:cs="Arial" w:hint="default"/>
-        <w:b w:val="0"/>
-        <w:bCs w:val="0"/>
-        <w:i/>
-        <w:iCs/>
-        <w:color w:val="333333"/>
-        <w:w w:val="100"/>
-        <w:sz w:val="16"/>
-        <w:szCs w:val="16"/>
-        <w:lang w:val="ru-RU" w:eastAsia="en-US" w:bidi="ar-SA"/>
-      </w:rPr>
-    </w:lvl>
-    <w:lvl w:ilvl="1" w:tplc="96247126">
+    <w:tmpl w:val="376A5130"/>
+    <w:lvl w:ilvl="0" w:tplc="F66E90F8">
       <w:numFmt w:val="bullet"/>
       <w:lvlText w:val="●"/>
       <w:lvlJc w:val="left"/>
       <w:pPr>
-        <w:ind w:left="1260" w:hanging="360"/>
+        <w:ind w:left="1530" w:hanging="360"/>
       </w:pPr>
       <w:rPr>
         <w:rFonts w:ascii="Arial" w:eastAsia="Arial" w:hAnsi="Arial" w:cs="Arial" w:hint="default"/>
@@ -54872,84 +54867,96 @@
         <w:lang w:val="ru-RU" w:eastAsia="en-US" w:bidi="ar-SA"/>
       </w:rPr>
     </w:lvl>
-    <w:lvl w:ilvl="2" w:tplc="54ACCD64">
+    <w:lvl w:ilvl="1" w:tplc="DDDCECFE">
       <w:numFmt w:val="bullet"/>
       <w:lvlText w:val="•"/>
       <w:lvlJc w:val="left"/>
       <w:pPr>
-        <w:ind w:left="1966" w:hanging="360"/>
+        <w:ind w:left="2148" w:hanging="360"/>
       </w:pPr>
       <w:rPr>
         <w:rFonts w:hint="default"/>
         <w:lang w:val="ru-RU" w:eastAsia="en-US" w:bidi="ar-SA"/>
       </w:rPr>
     </w:lvl>
-    <w:lvl w:ilvl="3" w:tplc="1F3A638C">
+    <w:lvl w:ilvl="2" w:tplc="76B46148">
       <w:numFmt w:val="bullet"/>
       <w:lvlText w:val="•"/>
       <w:lvlJc w:val="left"/>
       <w:pPr>
-        <w:ind w:left="2673" w:hanging="360"/>
+        <w:ind w:left="2756" w:hanging="360"/>
       </w:pPr>
       <w:rPr>
         <w:rFonts w:hint="default"/>
         <w:lang w:val="ru-RU" w:eastAsia="en-US" w:bidi="ar-SA"/>
       </w:rPr>
     </w:lvl>
-    <w:lvl w:ilvl="4" w:tplc="876E3090">
+    <w:lvl w:ilvl="3" w:tplc="961664F6">
       <w:numFmt w:val="bullet"/>
       <w:lvlText w:val="•"/>
       <w:lvlJc w:val="left"/>
       <w:pPr>
-        <w:ind w:left="3380" w:hanging="360"/>
+        <w:ind w:left="3364" w:hanging="360"/>
       </w:pPr>
       <w:rPr>
         <w:rFonts w:hint="default"/>
         <w:lang w:val="ru-RU" w:eastAsia="en-US" w:bidi="ar-SA"/>
       </w:rPr>
     </w:lvl>
-    <w:lvl w:ilvl="5" w:tplc="722C7124">
+    <w:lvl w:ilvl="4" w:tplc="864EFB82">
       <w:numFmt w:val="bullet"/>
       <w:lvlText w:val="•"/>
       <w:lvlJc w:val="left"/>
       <w:pPr>
-        <w:ind w:left="4086" w:hanging="360"/>
+        <w:ind w:left="3972" w:hanging="360"/>
       </w:pPr>
       <w:rPr>
         <w:rFonts w:hint="default"/>
         <w:lang w:val="ru-RU" w:eastAsia="en-US" w:bidi="ar-SA"/>
       </w:rPr>
     </w:lvl>
-    <w:lvl w:ilvl="6" w:tplc="F6DE30E4">
+    <w:lvl w:ilvl="5" w:tplc="39C00106">
       <w:numFmt w:val="bullet"/>
       <w:lvlText w:val="•"/>
       <w:lvlJc w:val="left"/>
       <w:pPr>
-        <w:ind w:left="4793" w:hanging="360"/>
+        <w:ind w:left="4580" w:hanging="360"/>
       </w:pPr>
       <w:rPr>
         <w:rFonts w:hint="default"/>
         <w:lang w:val="ru-RU" w:eastAsia="en-US" w:bidi="ar-SA"/>
       </w:rPr>
     </w:lvl>
-    <w:lvl w:ilvl="7" w:tplc="E66C629C">
+    <w:lvl w:ilvl="6" w:tplc="880CC020">
       <w:numFmt w:val="bullet"/>
       <w:lvlText w:val="•"/>
       <w:lvlJc w:val="left"/>
       <w:pPr>
-        <w:ind w:left="5500" w:hanging="360"/>
+        <w:ind w:left="5188" w:hanging="360"/>
       </w:pPr>
       <w:rPr>
         <w:rFonts w:hint="default"/>
         <w:lang w:val="ru-RU" w:eastAsia="en-US" w:bidi="ar-SA"/>
       </w:rPr>
     </w:lvl>
-    <w:lvl w:ilvl="8" w:tplc="4F329D2C">
+    <w:lvl w:ilvl="7" w:tplc="1C380660">
       <w:numFmt w:val="bullet"/>
       <w:lvlText w:val="•"/>
       <w:lvlJc w:val="left"/>
       <w:pPr>
-        <w:ind w:left="6206" w:hanging="360"/>
+        <w:ind w:left="5796" w:hanging="360"/>
+      </w:pPr>
+      <w:rPr>
+        <w:rFonts w:hint="default"/>
+        <w:lang w:val="ru-RU" w:eastAsia="en-US" w:bidi="ar-SA"/>
+      </w:rPr>
+    </w:lvl>
+    <w:lvl w:ilvl="8" w:tplc="D7EC1190">
+      <w:numFmt w:val="bullet"/>
+      <w:lvlText w:val="•"/>
+      <w:lvlJc w:val="left"/>
+      <w:pPr>
+        <w:ind w:left="6404" w:hanging="360"/>
       </w:pPr>
       <w:rPr>
         <w:rFonts w:hint="default"/>
@@ -54957,11 +54964,11 @@
       </w:rPr>
     </w:lvl>
   </w:abstractNum>
-  <w:abstractNum w:abstractNumId="6" w15:restartNumberingAfterBreak="0">
-    <w:nsid w:val="53011B95"/>
+  <w:abstractNum w:abstractNumId="3" w15:restartNumberingAfterBreak="0">
+    <w:nsid w:val="491F00B5"/>
     <w:multiLevelType w:val="hybridMultilevel"/>
-    <w:tmpl w:val="8F52C916"/>
-    <w:lvl w:ilvl="0" w:tplc="D84448B4">
+    <w:tmpl w:val="7A5457FE"/>
+    <w:lvl w:ilvl="0" w:tplc="03960ED2">
       <w:numFmt w:val="bullet"/>
       <w:lvlText w:val="●"/>
       <w:lvlJc w:val="left"/>
@@ -54981,7 +54988,7 @@
         <w:lang w:val="ru-RU" w:eastAsia="en-US" w:bidi="ar-SA"/>
       </w:rPr>
     </w:lvl>
-    <w:lvl w:ilvl="1" w:tplc="B87A94EE">
+    <w:lvl w:ilvl="1" w:tplc="CE228D80">
       <w:numFmt w:val="bullet"/>
       <w:lvlText w:val="•"/>
       <w:lvlJc w:val="left"/>
@@ -54993,7 +55000,7 @@
         <w:lang w:val="ru-RU" w:eastAsia="en-US" w:bidi="ar-SA"/>
       </w:rPr>
     </w:lvl>
-    <w:lvl w:ilvl="2" w:tplc="13DC520E">
+    <w:lvl w:ilvl="2" w:tplc="EC1C7150">
       <w:numFmt w:val="bullet"/>
       <w:lvlText w:val="•"/>
       <w:lvlJc w:val="left"/>
@@ -55005,7 +55012,7 @@
         <w:lang w:val="ru-RU" w:eastAsia="en-US" w:bidi="ar-SA"/>
       </w:rPr>
     </w:lvl>
-    <w:lvl w:ilvl="3" w:tplc="760E8732">
+    <w:lvl w:ilvl="3" w:tplc="78000CCC">
       <w:numFmt w:val="bullet"/>
       <w:lvlText w:val="•"/>
       <w:lvlJc w:val="left"/>
@@ -55017,7 +55024,7 @@
         <w:lang w:val="ru-RU" w:eastAsia="en-US" w:bidi="ar-SA"/>
       </w:rPr>
     </w:lvl>
-    <w:lvl w:ilvl="4" w:tplc="06BE11E6">
+    <w:lvl w:ilvl="4" w:tplc="4BA21AF8">
       <w:numFmt w:val="bullet"/>
       <w:lvlText w:val="•"/>
       <w:lvlJc w:val="left"/>
@@ -55029,7 +55036,7 @@
         <w:lang w:val="ru-RU" w:eastAsia="en-US" w:bidi="ar-SA"/>
       </w:rPr>
     </w:lvl>
-    <w:lvl w:ilvl="5" w:tplc="F13E8AC6">
+    <w:lvl w:ilvl="5" w:tplc="13A2ADA6">
       <w:numFmt w:val="bullet"/>
       <w:lvlText w:val="•"/>
       <w:lvlJc w:val="left"/>
@@ -55041,7 +55048,7 @@
         <w:lang w:val="ru-RU" w:eastAsia="en-US" w:bidi="ar-SA"/>
       </w:rPr>
     </w:lvl>
-    <w:lvl w:ilvl="6" w:tplc="395AB9D4">
+    <w:lvl w:ilvl="6" w:tplc="63E0FC26">
       <w:numFmt w:val="bullet"/>
       <w:lvlText w:val="•"/>
       <w:lvlJc w:val="left"/>
@@ -55053,7 +55060,7 @@
         <w:lang w:val="ru-RU" w:eastAsia="en-US" w:bidi="ar-SA"/>
       </w:rPr>
     </w:lvl>
-    <w:lvl w:ilvl="7" w:tplc="97A2C7D4">
+    <w:lvl w:ilvl="7" w:tplc="DA7EA3DC">
       <w:numFmt w:val="bullet"/>
       <w:lvlText w:val="•"/>
       <w:lvlJc w:val="left"/>
@@ -55065,7 +55072,7 @@
         <w:lang w:val="ru-RU" w:eastAsia="en-US" w:bidi="ar-SA"/>
       </w:rPr>
     </w:lvl>
-    <w:lvl w:ilvl="8" w:tplc="8BCA2DB2">
+    <w:lvl w:ilvl="8" w:tplc="DB7E14E4">
       <w:numFmt w:val="bullet"/>
       <w:lvlText w:val="•"/>
       <w:lvlJc w:val="left"/>
@@ -55078,17 +55085,18 @@
       </w:rPr>
     </w:lvl>
   </w:abstractNum>
-  <w:abstractNum w:abstractNumId="7" w15:restartNumberingAfterBreak="0">
-    <w:nsid w:val="53F34F1F"/>
+  <w:abstractNum w:abstractNumId="4" w15:restartNumberingAfterBreak="0">
+    <w:nsid w:val="5806339E"/>
     <w:multiLevelType w:val="hybridMultilevel"/>
-    <w:tmpl w:val="24E61008"/>
-    <w:lvl w:ilvl="0" w:tplc="779C1FFC">
+    <w:tmpl w:val="09E29CA4"/>
+    <w:lvl w:ilvl="0" w:tplc="EDCE7A30">
       <w:start w:val="1"/>
       <w:numFmt w:val="decimal"/>
-      <w:lvlText w:val=".%1"/>
+      <w:lvlText w:val="%1."/>
       <w:lvlJc w:val="left"/>
       <w:pPr>
-        <w:ind w:left="540" w:hanging="238"/>
+        <w:ind w:left="1260" w:hanging="360"/>
+        <w:jc w:val="left"/>
       </w:pPr>
       <w:rPr>
         <w:rFonts w:ascii="Arial" w:eastAsia="Arial" w:hAnsi="Arial" w:cs="Arial" w:hint="default"/>
@@ -55103,113 +55111,12 @@
         <w:lang w:val="ru-RU" w:eastAsia="en-US" w:bidi="ar-SA"/>
       </w:rPr>
     </w:lvl>
-    <w:lvl w:ilvl="1" w:tplc="8F58844A">
-      <w:numFmt w:val="bullet"/>
-      <w:lvlText w:val="•"/>
-      <w:lvlJc w:val="left"/>
-      <w:pPr>
-        <w:ind w:left="1248" w:hanging="238"/>
-      </w:pPr>
-      <w:rPr>
-        <w:rFonts w:hint="default"/>
-        <w:lang w:val="ru-RU" w:eastAsia="en-US" w:bidi="ar-SA"/>
-      </w:rPr>
-    </w:lvl>
-    <w:lvl w:ilvl="2" w:tplc="A8F0AD98">
-      <w:numFmt w:val="bullet"/>
-      <w:lvlText w:val="•"/>
-      <w:lvlJc w:val="left"/>
-      <w:pPr>
-        <w:ind w:left="1956" w:hanging="238"/>
-      </w:pPr>
-      <w:rPr>
-        <w:rFonts w:hint="default"/>
-        <w:lang w:val="ru-RU" w:eastAsia="en-US" w:bidi="ar-SA"/>
-      </w:rPr>
-    </w:lvl>
-    <w:lvl w:ilvl="3" w:tplc="1E447E18">
-      <w:numFmt w:val="bullet"/>
-      <w:lvlText w:val="•"/>
-      <w:lvlJc w:val="left"/>
-      <w:pPr>
-        <w:ind w:left="2664" w:hanging="238"/>
-      </w:pPr>
-      <w:rPr>
-        <w:rFonts w:hint="default"/>
-        <w:lang w:val="ru-RU" w:eastAsia="en-US" w:bidi="ar-SA"/>
-      </w:rPr>
-    </w:lvl>
-    <w:lvl w:ilvl="4" w:tplc="C99CF1C0">
-      <w:numFmt w:val="bullet"/>
-      <w:lvlText w:val="•"/>
-      <w:lvlJc w:val="left"/>
-      <w:pPr>
-        <w:ind w:left="3372" w:hanging="238"/>
-      </w:pPr>
-      <w:rPr>
-        <w:rFonts w:hint="default"/>
-        <w:lang w:val="ru-RU" w:eastAsia="en-US" w:bidi="ar-SA"/>
-      </w:rPr>
-    </w:lvl>
-    <w:lvl w:ilvl="5" w:tplc="0F5CACB6">
-      <w:numFmt w:val="bullet"/>
-      <w:lvlText w:val="•"/>
-      <w:lvlJc w:val="left"/>
-      <w:pPr>
-        <w:ind w:left="4080" w:hanging="238"/>
-      </w:pPr>
-      <w:rPr>
-        <w:rFonts w:hint="default"/>
-        <w:lang w:val="ru-RU" w:eastAsia="en-US" w:bidi="ar-SA"/>
-      </w:rPr>
-    </w:lvl>
-    <w:lvl w:ilvl="6" w:tplc="559E01C6">
-      <w:numFmt w:val="bullet"/>
-      <w:lvlText w:val="•"/>
-      <w:lvlJc w:val="left"/>
-      <w:pPr>
-        <w:ind w:left="4788" w:hanging="238"/>
-      </w:pPr>
-      <w:rPr>
-        <w:rFonts w:hint="default"/>
-        <w:lang w:val="ru-RU" w:eastAsia="en-US" w:bidi="ar-SA"/>
-      </w:rPr>
-    </w:lvl>
-    <w:lvl w:ilvl="7" w:tplc="4596F9E8">
-      <w:numFmt w:val="bullet"/>
-      <w:lvlText w:val="•"/>
-      <w:lvlJc w:val="left"/>
-      <w:pPr>
-        <w:ind w:left="5496" w:hanging="238"/>
-      </w:pPr>
-      <w:rPr>
-        <w:rFonts w:hint="default"/>
-        <w:lang w:val="ru-RU" w:eastAsia="en-US" w:bidi="ar-SA"/>
-      </w:rPr>
-    </w:lvl>
-    <w:lvl w:ilvl="8" w:tplc="C49A0590">
-      <w:numFmt w:val="bullet"/>
-      <w:lvlText w:val="•"/>
-      <w:lvlJc w:val="left"/>
-      <w:pPr>
-        <w:ind w:left="6204" w:hanging="238"/>
-      </w:pPr>
-      <w:rPr>
-        <w:rFonts w:hint="default"/>
-        <w:lang w:val="ru-RU" w:eastAsia="en-US" w:bidi="ar-SA"/>
-      </w:rPr>
-    </w:lvl>
-  </w:abstractNum>
-  <w:abstractNum w:abstractNumId="8" w15:restartNumberingAfterBreak="0">
-    <w:nsid w:val="5AF116D0"/>
-    <w:multiLevelType w:val="hybridMultilevel"/>
-    <w:tmpl w:val="C8A2950E"/>
-    <w:lvl w:ilvl="0" w:tplc="C9682AF2">
+    <w:lvl w:ilvl="1" w:tplc="05C257AE">
       <w:numFmt w:val="bullet"/>
       <w:lvlText w:val="●"/>
       <w:lvlJc w:val="left"/>
       <w:pPr>
-        <w:ind w:left="1530" w:hanging="360"/>
+        <w:ind w:left="1260" w:hanging="360"/>
       </w:pPr>
       <w:rPr>
         <w:rFonts w:ascii="Arial" w:eastAsia="Arial" w:hAnsi="Arial" w:cs="Arial" w:hint="default"/>
@@ -55223,7 +55130,492 @@
         <w:lang w:val="ru-RU" w:eastAsia="en-US" w:bidi="ar-SA"/>
       </w:rPr>
     </w:lvl>
-    <w:lvl w:ilvl="1" w:tplc="F34431D2">
+    <w:lvl w:ilvl="2" w:tplc="29C8260A">
+      <w:numFmt w:val="bullet"/>
+      <w:lvlText w:val="•"/>
+      <w:lvlJc w:val="left"/>
+      <w:pPr>
+        <w:ind w:left="2532" w:hanging="360"/>
+      </w:pPr>
+      <w:rPr>
+        <w:rFonts w:hint="default"/>
+        <w:lang w:val="ru-RU" w:eastAsia="en-US" w:bidi="ar-SA"/>
+      </w:rPr>
+    </w:lvl>
+    <w:lvl w:ilvl="3" w:tplc="CFC2F44A">
+      <w:numFmt w:val="bullet"/>
+      <w:lvlText w:val="•"/>
+      <w:lvlJc w:val="left"/>
+      <w:pPr>
+        <w:ind w:left="3168" w:hanging="360"/>
+      </w:pPr>
+      <w:rPr>
+        <w:rFonts w:hint="default"/>
+        <w:lang w:val="ru-RU" w:eastAsia="en-US" w:bidi="ar-SA"/>
+      </w:rPr>
+    </w:lvl>
+    <w:lvl w:ilvl="4" w:tplc="597692E0">
+      <w:numFmt w:val="bullet"/>
+      <w:lvlText w:val="•"/>
+      <w:lvlJc w:val="left"/>
+      <w:pPr>
+        <w:ind w:left="3804" w:hanging="360"/>
+      </w:pPr>
+      <w:rPr>
+        <w:rFonts w:hint="default"/>
+        <w:lang w:val="ru-RU" w:eastAsia="en-US" w:bidi="ar-SA"/>
+      </w:rPr>
+    </w:lvl>
+    <w:lvl w:ilvl="5" w:tplc="0B342564">
+      <w:numFmt w:val="bullet"/>
+      <w:lvlText w:val="•"/>
+      <w:lvlJc w:val="left"/>
+      <w:pPr>
+        <w:ind w:left="4440" w:hanging="360"/>
+      </w:pPr>
+      <w:rPr>
+        <w:rFonts w:hint="default"/>
+        <w:lang w:val="ru-RU" w:eastAsia="en-US" w:bidi="ar-SA"/>
+      </w:rPr>
+    </w:lvl>
+    <w:lvl w:ilvl="6" w:tplc="F1748684">
+      <w:numFmt w:val="bullet"/>
+      <w:lvlText w:val="•"/>
+      <w:lvlJc w:val="left"/>
+      <w:pPr>
+        <w:ind w:left="5076" w:hanging="360"/>
+      </w:pPr>
+      <w:rPr>
+        <w:rFonts w:hint="default"/>
+        <w:lang w:val="ru-RU" w:eastAsia="en-US" w:bidi="ar-SA"/>
+      </w:rPr>
+    </w:lvl>
+    <w:lvl w:ilvl="7" w:tplc="0E96EF2A">
+      <w:numFmt w:val="bullet"/>
+      <w:lvlText w:val="•"/>
+      <w:lvlJc w:val="left"/>
+      <w:pPr>
+        <w:ind w:left="5712" w:hanging="360"/>
+      </w:pPr>
+      <w:rPr>
+        <w:rFonts w:hint="default"/>
+        <w:lang w:val="ru-RU" w:eastAsia="en-US" w:bidi="ar-SA"/>
+      </w:rPr>
+    </w:lvl>
+    <w:lvl w:ilvl="8" w:tplc="C360EE4E">
+      <w:numFmt w:val="bullet"/>
+      <w:lvlText w:val="•"/>
+      <w:lvlJc w:val="left"/>
+      <w:pPr>
+        <w:ind w:left="6348" w:hanging="360"/>
+      </w:pPr>
+      <w:rPr>
+        <w:rFonts w:hint="default"/>
+        <w:lang w:val="ru-RU" w:eastAsia="en-US" w:bidi="ar-SA"/>
+      </w:rPr>
+    </w:lvl>
+  </w:abstractNum>
+  <w:abstractNum w:abstractNumId="5" w15:restartNumberingAfterBreak="0">
+    <w:nsid w:val="597A74AE"/>
+    <w:multiLevelType w:val="hybridMultilevel"/>
+    <w:tmpl w:val="F9164916"/>
+    <w:lvl w:ilvl="0" w:tplc="64BCEB00">
+      <w:start w:val="1"/>
+      <w:numFmt w:val="upperRoman"/>
+      <w:lvlText w:val="%1"/>
+      <w:lvlJc w:val="left"/>
+      <w:pPr>
+        <w:ind w:left="900" w:hanging="90"/>
+        <w:jc w:val="left"/>
+      </w:pPr>
+      <w:rPr>
+        <w:rFonts w:ascii="Arial" w:eastAsia="Arial" w:hAnsi="Arial" w:cs="Arial" w:hint="default"/>
+        <w:b w:val="0"/>
+        <w:bCs w:val="0"/>
+        <w:i/>
+        <w:iCs/>
+        <w:color w:val="333333"/>
+        <w:w w:val="100"/>
+        <w:sz w:val="16"/>
+        <w:szCs w:val="16"/>
+        <w:lang w:val="ru-RU" w:eastAsia="en-US" w:bidi="ar-SA"/>
+      </w:rPr>
+    </w:lvl>
+    <w:lvl w:ilvl="1" w:tplc="13A85E6C">
+      <w:numFmt w:val="bullet"/>
+      <w:lvlText w:val="●"/>
+      <w:lvlJc w:val="left"/>
+      <w:pPr>
+        <w:ind w:left="1260" w:hanging="360"/>
+      </w:pPr>
+      <w:rPr>
+        <w:rFonts w:ascii="Arial" w:eastAsia="Arial" w:hAnsi="Arial" w:cs="Arial" w:hint="default"/>
+        <w:b w:val="0"/>
+        <w:bCs w:val="0"/>
+        <w:i w:val="0"/>
+        <w:iCs w:val="0"/>
+        <w:w w:val="100"/>
+        <w:sz w:val="16"/>
+        <w:szCs w:val="16"/>
+        <w:lang w:val="ru-RU" w:eastAsia="en-US" w:bidi="ar-SA"/>
+      </w:rPr>
+    </w:lvl>
+    <w:lvl w:ilvl="2" w:tplc="B25888EE">
+      <w:numFmt w:val="bullet"/>
+      <w:lvlText w:val="•"/>
+      <w:lvlJc w:val="left"/>
+      <w:pPr>
+        <w:ind w:left="1966" w:hanging="360"/>
+      </w:pPr>
+      <w:rPr>
+        <w:rFonts w:hint="default"/>
+        <w:lang w:val="ru-RU" w:eastAsia="en-US" w:bidi="ar-SA"/>
+      </w:rPr>
+    </w:lvl>
+    <w:lvl w:ilvl="3" w:tplc="8BA4920A">
+      <w:numFmt w:val="bullet"/>
+      <w:lvlText w:val="•"/>
+      <w:lvlJc w:val="left"/>
+      <w:pPr>
+        <w:ind w:left="2673" w:hanging="360"/>
+      </w:pPr>
+      <w:rPr>
+        <w:rFonts w:hint="default"/>
+        <w:lang w:val="ru-RU" w:eastAsia="en-US" w:bidi="ar-SA"/>
+      </w:rPr>
+    </w:lvl>
+    <w:lvl w:ilvl="4" w:tplc="1B2A6078">
+      <w:numFmt w:val="bullet"/>
+      <w:lvlText w:val="•"/>
+      <w:lvlJc w:val="left"/>
+      <w:pPr>
+        <w:ind w:left="3380" w:hanging="360"/>
+      </w:pPr>
+      <w:rPr>
+        <w:rFonts w:hint="default"/>
+        <w:lang w:val="ru-RU" w:eastAsia="en-US" w:bidi="ar-SA"/>
+      </w:rPr>
+    </w:lvl>
+    <w:lvl w:ilvl="5" w:tplc="7598C08A">
+      <w:numFmt w:val="bullet"/>
+      <w:lvlText w:val="•"/>
+      <w:lvlJc w:val="left"/>
+      <w:pPr>
+        <w:ind w:left="4086" w:hanging="360"/>
+      </w:pPr>
+      <w:rPr>
+        <w:rFonts w:hint="default"/>
+        <w:lang w:val="ru-RU" w:eastAsia="en-US" w:bidi="ar-SA"/>
+      </w:rPr>
+    </w:lvl>
+    <w:lvl w:ilvl="6" w:tplc="ECCE52E4">
+      <w:numFmt w:val="bullet"/>
+      <w:lvlText w:val="•"/>
+      <w:lvlJc w:val="left"/>
+      <w:pPr>
+        <w:ind w:left="4793" w:hanging="360"/>
+      </w:pPr>
+      <w:rPr>
+        <w:rFonts w:hint="default"/>
+        <w:lang w:val="ru-RU" w:eastAsia="en-US" w:bidi="ar-SA"/>
+      </w:rPr>
+    </w:lvl>
+    <w:lvl w:ilvl="7" w:tplc="67D60264">
+      <w:numFmt w:val="bullet"/>
+      <w:lvlText w:val="•"/>
+      <w:lvlJc w:val="left"/>
+      <w:pPr>
+        <w:ind w:left="5500" w:hanging="360"/>
+      </w:pPr>
+      <w:rPr>
+        <w:rFonts w:hint="default"/>
+        <w:lang w:val="ru-RU" w:eastAsia="en-US" w:bidi="ar-SA"/>
+      </w:rPr>
+    </w:lvl>
+    <w:lvl w:ilvl="8" w:tplc="1004E0FC">
+      <w:numFmt w:val="bullet"/>
+      <w:lvlText w:val="•"/>
+      <w:lvlJc w:val="left"/>
+      <w:pPr>
+        <w:ind w:left="6206" w:hanging="360"/>
+      </w:pPr>
+      <w:rPr>
+        <w:rFonts w:hint="default"/>
+        <w:lang w:val="ru-RU" w:eastAsia="en-US" w:bidi="ar-SA"/>
+      </w:rPr>
+    </w:lvl>
+  </w:abstractNum>
+  <w:abstractNum w:abstractNumId="6" w15:restartNumberingAfterBreak="0">
+    <w:nsid w:val="64387DBE"/>
+    <w:multiLevelType w:val="hybridMultilevel"/>
+    <w:tmpl w:val="7B0843FE"/>
+    <w:lvl w:ilvl="0" w:tplc="BA700BF2">
+      <w:start w:val="1"/>
+      <w:numFmt w:val="decimal"/>
+      <w:lvlText w:val=".%1"/>
+      <w:lvlJc w:val="left"/>
+      <w:pPr>
+        <w:ind w:left="540" w:hanging="238"/>
+        <w:jc w:val="left"/>
+      </w:pPr>
+      <w:rPr>
+        <w:rFonts w:ascii="Arial" w:eastAsia="Arial" w:hAnsi="Arial" w:cs="Arial" w:hint="default"/>
+        <w:b w:val="0"/>
+        <w:bCs w:val="0"/>
+        <w:i w:val="0"/>
+        <w:iCs w:val="0"/>
+        <w:spacing w:val="-1"/>
+        <w:w w:val="100"/>
+        <w:sz w:val="16"/>
+        <w:szCs w:val="16"/>
+        <w:lang w:val="ru-RU" w:eastAsia="en-US" w:bidi="ar-SA"/>
+      </w:rPr>
+    </w:lvl>
+    <w:lvl w:ilvl="1" w:tplc="B3AEBFC6">
+      <w:numFmt w:val="bullet"/>
+      <w:lvlText w:val="•"/>
+      <w:lvlJc w:val="left"/>
+      <w:pPr>
+        <w:ind w:left="1248" w:hanging="238"/>
+      </w:pPr>
+      <w:rPr>
+        <w:rFonts w:hint="default"/>
+        <w:lang w:val="ru-RU" w:eastAsia="en-US" w:bidi="ar-SA"/>
+      </w:rPr>
+    </w:lvl>
+    <w:lvl w:ilvl="2" w:tplc="90569AB8">
+      <w:numFmt w:val="bullet"/>
+      <w:lvlText w:val="•"/>
+      <w:lvlJc w:val="left"/>
+      <w:pPr>
+        <w:ind w:left="1956" w:hanging="238"/>
+      </w:pPr>
+      <w:rPr>
+        <w:rFonts w:hint="default"/>
+        <w:lang w:val="ru-RU" w:eastAsia="en-US" w:bidi="ar-SA"/>
+      </w:rPr>
+    </w:lvl>
+    <w:lvl w:ilvl="3" w:tplc="F51CCA3C">
+      <w:numFmt w:val="bullet"/>
+      <w:lvlText w:val="•"/>
+      <w:lvlJc w:val="left"/>
+      <w:pPr>
+        <w:ind w:left="2664" w:hanging="238"/>
+      </w:pPr>
+      <w:rPr>
+        <w:rFonts w:hint="default"/>
+        <w:lang w:val="ru-RU" w:eastAsia="en-US" w:bidi="ar-SA"/>
+      </w:rPr>
+    </w:lvl>
+    <w:lvl w:ilvl="4" w:tplc="F7700D7E">
+      <w:numFmt w:val="bullet"/>
+      <w:lvlText w:val="•"/>
+      <w:lvlJc w:val="left"/>
+      <w:pPr>
+        <w:ind w:left="3372" w:hanging="238"/>
+      </w:pPr>
+      <w:rPr>
+        <w:rFonts w:hint="default"/>
+        <w:lang w:val="ru-RU" w:eastAsia="en-US" w:bidi="ar-SA"/>
+      </w:rPr>
+    </w:lvl>
+    <w:lvl w:ilvl="5" w:tplc="DE8E795C">
+      <w:numFmt w:val="bullet"/>
+      <w:lvlText w:val="•"/>
+      <w:lvlJc w:val="left"/>
+      <w:pPr>
+        <w:ind w:left="4080" w:hanging="238"/>
+      </w:pPr>
+      <w:rPr>
+        <w:rFonts w:hint="default"/>
+        <w:lang w:val="ru-RU" w:eastAsia="en-US" w:bidi="ar-SA"/>
+      </w:rPr>
+    </w:lvl>
+    <w:lvl w:ilvl="6" w:tplc="6520D488">
+      <w:numFmt w:val="bullet"/>
+      <w:lvlText w:val="•"/>
+      <w:lvlJc w:val="left"/>
+      <w:pPr>
+        <w:ind w:left="4788" w:hanging="238"/>
+      </w:pPr>
+      <w:rPr>
+        <w:rFonts w:hint="default"/>
+        <w:lang w:val="ru-RU" w:eastAsia="en-US" w:bidi="ar-SA"/>
+      </w:rPr>
+    </w:lvl>
+    <w:lvl w:ilvl="7" w:tplc="14DCA210">
+      <w:numFmt w:val="bullet"/>
+      <w:lvlText w:val="•"/>
+      <w:lvlJc w:val="left"/>
+      <w:pPr>
+        <w:ind w:left="5496" w:hanging="238"/>
+      </w:pPr>
+      <w:rPr>
+        <w:rFonts w:hint="default"/>
+        <w:lang w:val="ru-RU" w:eastAsia="en-US" w:bidi="ar-SA"/>
+      </w:rPr>
+    </w:lvl>
+    <w:lvl w:ilvl="8" w:tplc="BAB897EA">
+      <w:numFmt w:val="bullet"/>
+      <w:lvlText w:val="•"/>
+      <w:lvlJc w:val="left"/>
+      <w:pPr>
+        <w:ind w:left="6204" w:hanging="238"/>
+      </w:pPr>
+      <w:rPr>
+        <w:rFonts w:hint="default"/>
+        <w:lang w:val="ru-RU" w:eastAsia="en-US" w:bidi="ar-SA"/>
+      </w:rPr>
+    </w:lvl>
+  </w:abstractNum>
+  <w:abstractNum w:abstractNumId="7" w15:restartNumberingAfterBreak="0">
+    <w:nsid w:val="65AD7C90"/>
+    <w:multiLevelType w:val="hybridMultilevel"/>
+    <w:tmpl w:val="FCA29B72"/>
+    <w:lvl w:ilvl="0" w:tplc="04A21E0C">
+      <w:start w:val="1"/>
+      <w:numFmt w:val="decimal"/>
+      <w:lvlText w:val="%1."/>
+      <w:lvlJc w:val="left"/>
+      <w:pPr>
+        <w:ind w:left="810" w:hanging="720"/>
+        <w:jc w:val="left"/>
+      </w:pPr>
+      <w:rPr>
+        <w:rFonts w:ascii="Arial" w:eastAsia="Arial" w:hAnsi="Arial" w:cs="Arial" w:hint="default"/>
+        <w:b w:val="0"/>
+        <w:bCs w:val="0"/>
+        <w:i w:val="0"/>
+        <w:iCs w:val="0"/>
+        <w:color w:val="333333"/>
+        <w:spacing w:val="-1"/>
+        <w:w w:val="100"/>
+        <w:sz w:val="16"/>
+        <w:szCs w:val="16"/>
+        <w:lang w:val="ru-RU" w:eastAsia="en-US" w:bidi="ar-SA"/>
+      </w:rPr>
+    </w:lvl>
+    <w:lvl w:ilvl="1" w:tplc="0776774C">
+      <w:numFmt w:val="bullet"/>
+      <w:lvlText w:val="•"/>
+      <w:lvlJc w:val="left"/>
+      <w:pPr>
+        <w:ind w:left="1500" w:hanging="720"/>
+      </w:pPr>
+      <w:rPr>
+        <w:rFonts w:hint="default"/>
+        <w:lang w:val="ru-RU" w:eastAsia="en-US" w:bidi="ar-SA"/>
+      </w:rPr>
+    </w:lvl>
+    <w:lvl w:ilvl="2" w:tplc="FE024B42">
+      <w:numFmt w:val="bullet"/>
+      <w:lvlText w:val="•"/>
+      <w:lvlJc w:val="left"/>
+      <w:pPr>
+        <w:ind w:left="2180" w:hanging="720"/>
+      </w:pPr>
+      <w:rPr>
+        <w:rFonts w:hint="default"/>
+        <w:lang w:val="ru-RU" w:eastAsia="en-US" w:bidi="ar-SA"/>
+      </w:rPr>
+    </w:lvl>
+    <w:lvl w:ilvl="3" w:tplc="8E34CADE">
+      <w:numFmt w:val="bullet"/>
+      <w:lvlText w:val="•"/>
+      <w:lvlJc w:val="left"/>
+      <w:pPr>
+        <w:ind w:left="2860" w:hanging="720"/>
+      </w:pPr>
+      <w:rPr>
+        <w:rFonts w:hint="default"/>
+        <w:lang w:val="ru-RU" w:eastAsia="en-US" w:bidi="ar-SA"/>
+      </w:rPr>
+    </w:lvl>
+    <w:lvl w:ilvl="4" w:tplc="23EC6026">
+      <w:numFmt w:val="bullet"/>
+      <w:lvlText w:val="•"/>
+      <w:lvlJc w:val="left"/>
+      <w:pPr>
+        <w:ind w:left="3540" w:hanging="720"/>
+      </w:pPr>
+      <w:rPr>
+        <w:rFonts w:hint="default"/>
+        <w:lang w:val="ru-RU" w:eastAsia="en-US" w:bidi="ar-SA"/>
+      </w:rPr>
+    </w:lvl>
+    <w:lvl w:ilvl="5" w:tplc="2CDE9960">
+      <w:numFmt w:val="bullet"/>
+      <w:lvlText w:val="•"/>
+      <w:lvlJc w:val="left"/>
+      <w:pPr>
+        <w:ind w:left="4220" w:hanging="720"/>
+      </w:pPr>
+      <w:rPr>
+        <w:rFonts w:hint="default"/>
+        <w:lang w:val="ru-RU" w:eastAsia="en-US" w:bidi="ar-SA"/>
+      </w:rPr>
+    </w:lvl>
+    <w:lvl w:ilvl="6" w:tplc="A49C6114">
+      <w:numFmt w:val="bullet"/>
+      <w:lvlText w:val="•"/>
+      <w:lvlJc w:val="left"/>
+      <w:pPr>
+        <w:ind w:left="4900" w:hanging="720"/>
+      </w:pPr>
+      <w:rPr>
+        <w:rFonts w:hint="default"/>
+        <w:lang w:val="ru-RU" w:eastAsia="en-US" w:bidi="ar-SA"/>
+      </w:rPr>
+    </w:lvl>
+    <w:lvl w:ilvl="7" w:tplc="A468BD60">
+      <w:numFmt w:val="bullet"/>
+      <w:lvlText w:val="•"/>
+      <w:lvlJc w:val="left"/>
+      <w:pPr>
+        <w:ind w:left="5580" w:hanging="720"/>
+      </w:pPr>
+      <w:rPr>
+        <w:rFonts w:hint="default"/>
+        <w:lang w:val="ru-RU" w:eastAsia="en-US" w:bidi="ar-SA"/>
+      </w:rPr>
+    </w:lvl>
+    <w:lvl w:ilvl="8" w:tplc="7C4034B8">
+      <w:numFmt w:val="bullet"/>
+      <w:lvlText w:val="•"/>
+      <w:lvlJc w:val="left"/>
+      <w:pPr>
+        <w:ind w:left="6260" w:hanging="720"/>
+      </w:pPr>
+      <w:rPr>
+        <w:rFonts w:hint="default"/>
+        <w:lang w:val="ru-RU" w:eastAsia="en-US" w:bidi="ar-SA"/>
+      </w:rPr>
+    </w:lvl>
+  </w:abstractNum>
+  <w:abstractNum w:abstractNumId="8" w15:restartNumberingAfterBreak="0">
+    <w:nsid w:val="6B9A4120"/>
+    <w:multiLevelType w:val="hybridMultilevel"/>
+    <w:tmpl w:val="587AAED6"/>
+    <w:lvl w:ilvl="0" w:tplc="F93AACBA">
+      <w:numFmt w:val="bullet"/>
+      <w:lvlText w:val="□"/>
+      <w:lvlJc w:val="left"/>
+      <w:pPr>
+        <w:ind w:left="1530" w:hanging="360"/>
+      </w:pPr>
+      <w:rPr>
+        <w:rFonts w:ascii="Arial" w:eastAsia="Arial" w:hAnsi="Arial" w:cs="Arial" w:hint="default"/>
+        <w:b w:val="0"/>
+        <w:bCs w:val="0"/>
+        <w:i w:val="0"/>
+        <w:iCs w:val="0"/>
+        <w:w w:val="99"/>
+        <w:sz w:val="16"/>
+        <w:szCs w:val="16"/>
+        <w:lang w:val="ru-RU" w:eastAsia="en-US" w:bidi="ar-SA"/>
+      </w:rPr>
+    </w:lvl>
+    <w:lvl w:ilvl="1" w:tplc="D73836C2">
       <w:numFmt w:val="bullet"/>
       <w:lvlText w:val="•"/>
       <w:lvlJc w:val="left"/>
@@ -55235,7 +55627,7 @@
         <w:lang w:val="ru-RU" w:eastAsia="en-US" w:bidi="ar-SA"/>
       </w:rPr>
     </w:lvl>
-    <w:lvl w:ilvl="2" w:tplc="D3EEDE08">
+    <w:lvl w:ilvl="2" w:tplc="04C6738A">
       <w:numFmt w:val="bullet"/>
       <w:lvlText w:val="•"/>
       <w:lvlJc w:val="left"/>
@@ -55247,7 +55639,7 @@
         <w:lang w:val="ru-RU" w:eastAsia="en-US" w:bidi="ar-SA"/>
       </w:rPr>
     </w:lvl>
-    <w:lvl w:ilvl="3" w:tplc="7F38024A">
+    <w:lvl w:ilvl="3" w:tplc="F630361C">
       <w:numFmt w:val="bullet"/>
       <w:lvlText w:val="•"/>
       <w:lvlJc w:val="left"/>
@@ -55259,7 +55651,7 @@
         <w:lang w:val="ru-RU" w:eastAsia="en-US" w:bidi="ar-SA"/>
       </w:rPr>
     </w:lvl>
-    <w:lvl w:ilvl="4" w:tplc="47B668AA">
+    <w:lvl w:ilvl="4" w:tplc="3D9CE644">
       <w:numFmt w:val="bullet"/>
       <w:lvlText w:val="•"/>
       <w:lvlJc w:val="left"/>
@@ -55271,7 +55663,7 @@
         <w:lang w:val="ru-RU" w:eastAsia="en-US" w:bidi="ar-SA"/>
       </w:rPr>
     </w:lvl>
-    <w:lvl w:ilvl="5" w:tplc="E0829CC4">
+    <w:lvl w:ilvl="5" w:tplc="4336F10E">
       <w:numFmt w:val="bullet"/>
       <w:lvlText w:val="•"/>
       <w:lvlJc w:val="left"/>
@@ -55283,7 +55675,7 @@
         <w:lang w:val="ru-RU" w:eastAsia="en-US" w:bidi="ar-SA"/>
       </w:rPr>
     </w:lvl>
-    <w:lvl w:ilvl="6" w:tplc="9DD8FFBA">
+    <w:lvl w:ilvl="6" w:tplc="2D440026">
       <w:numFmt w:val="bullet"/>
       <w:lvlText w:val="•"/>
       <w:lvlJc w:val="left"/>
@@ -55295,7 +55687,7 @@
         <w:lang w:val="ru-RU" w:eastAsia="en-US" w:bidi="ar-SA"/>
       </w:rPr>
     </w:lvl>
-    <w:lvl w:ilvl="7" w:tplc="515A3E56">
+    <w:lvl w:ilvl="7" w:tplc="F440E750">
       <w:numFmt w:val="bullet"/>
       <w:lvlText w:val="•"/>
       <w:lvlJc w:val="left"/>
@@ -55307,7 +55699,7 @@
         <w:lang w:val="ru-RU" w:eastAsia="en-US" w:bidi="ar-SA"/>
       </w:rPr>
     </w:lvl>
-    <w:lvl w:ilvl="8" w:tplc="C98202F0">
+    <w:lvl w:ilvl="8" w:tplc="6BC4DD34">
       <w:numFmt w:val="bullet"/>
       <w:lvlText w:val="•"/>
       <w:lvlJc w:val="left"/>
@@ -55321,10 +55713,10 @@
     </w:lvl>
   </w:abstractNum>
   <w:num w:numId="1">
-    <w:abstractNumId w:val="1"/>
+    <w:abstractNumId w:val="8"/>
   </w:num>
   <w:num w:numId="2">
-    <w:abstractNumId w:val="6"/>
+    <w:abstractNumId w:val="3"/>
   </w:num>
   <w:num w:numId="3">
     <w:abstractNumId w:val="4"/>
@@ -55333,19 +55725,19 @@
     <w:abstractNumId w:val="5"/>
   </w:num>
   <w:num w:numId="5">
+    <w:abstractNumId w:val="7"/>
+  </w:num>
+  <w:num w:numId="6">
+    <w:abstractNumId w:val="6"/>
+  </w:num>
+  <w:num w:numId="7">
     <w:abstractNumId w:val="2"/>
   </w:num>
-  <w:num w:numId="6">
-    <w:abstractNumId w:val="7"/>
-  </w:num>
-  <w:num w:numId="7">
-    <w:abstractNumId w:val="8"/>
-  </w:num>
   <w:num w:numId="8">
-    <w:abstractNumId w:val="0"/>
+    <w:abstractNumId w:val="1"/>
   </w:num>
   <w:num w:numId="9">
-    <w:abstractNumId w:val="3"/>
+    <w:abstractNumId w:val="0"/>
   </w:num>
 </w:numbering>
 </file>
@@ -55436,7 +55828,7 @@
     <w:lsdException w:name="Closing" w:semiHidden="1" w:unhideWhenUsed="1"/>
     <w:lsdException w:name="Signature" w:semiHidden="1" w:unhideWhenUsed="1"/>
     <w:lsdException w:name="Default Paragraph Font" w:semiHidden="1" w:uiPriority="1" w:unhideWhenUsed="1"/>
-    <w:lsdException w:name="Body Text" w:semiHidden="1" w:uiPriority="1" w:unhideWhenUsed="1" w:qFormat="1"/>
+    <w:lsdException w:name="Body Text" w:semiHidden="1" w:unhideWhenUsed="1"/>
     <w:lsdException w:name="Body Text Indent" w:semiHidden="1" w:unhideWhenUsed="1"/>
     <w:lsdException w:name="List Continue" w:semiHidden="1" w:unhideWhenUsed="1"/>
     <w:lsdException w:name="List Continue 2" w:semiHidden="1" w:unhideWhenUsed="1"/>
@@ -55749,7 +56141,6 @@
   <w:style w:type="paragraph" w:default="1" w:styleId="a">
     <w:name w:val="Normal"/>
     <w:qFormat/>
-    <w:rsid w:val="00664D10"/>
     <w:rPr>
       <w:rFonts w:ascii="Arial" w:eastAsia="Arial" w:hAnsi="Arial" w:cs="Arial"/>
       <w:lang w:val="ru-RU"/>
